--- a/manuel-histoire-t7/Manuel_Histoire_T7_UNITE5.docx
+++ b/manuel-histoire-t7/Manuel_Histoire_T7_UNITE5.docx
@@ -1819,152 +1819,152 @@
                 <w:szCs w:val="20"/>
                 <w:rFonts w:ascii="Times New Roman" w:cs="Times New Roman" w:eastAsia="Times New Roman" w:hAnsi="Times New Roman"/>
               </w:rPr>
-              <w:t xml:space="preserve">3. Observation</w:t>
-            </w:r>
-          </w:p>
-        </w:tc>
-        <w:tc>
-          <w:tcPr>
-            <w:tcMar>
-              <w:top w:type="dxa" w:w="80"/>
-              <w:left w:type="dxa" w:w="80"/>
-              <w:bottom w:type="dxa" w:w="80"/>
-              <w:right w:type="dxa" w:w="80"/>
-            </w:tcMar>
-          </w:tcPr>
-          <w:p>
-            <w:pPr>
-              <w:spacing w:after="40"/>
-              <w:jc w:val="left"/>
-            </w:pPr>
-            <w:r>
-              <w:rPr>
-                <w:b w:val="false"/>
-                <w:bCs w:val="false"/>
-                <w:i w:val="false"/>
-                <w:iCs w:val="false"/>
-                <w:color w:val="000000"/>
-                <w:sz w:val="20"/>
-                <w:szCs w:val="20"/>
-                <w:rFonts w:ascii="Times New Roman" w:cs="Times New Roman" w:eastAsia="Times New Roman" w:hAnsi="Times New Roman"/>
-              </w:rPr>
-              <w:t xml:space="preserve">Les terrasses de Betafo : technique indonésienne ; le zébu qui les laboure : apport africain ; le mot vary récolté : fonds austronésien — un seul paysage, trois héritages.</w:t>
-            </w:r>
-          </w:p>
-        </w:tc>
-        <w:tc>
-          <w:tcPr>
-            <w:tcMar>
-              <w:top w:type="dxa" w:w="80"/>
-              <w:left w:type="dxa" w:w="80"/>
-              <w:bottom w:type="dxa" w:w="80"/>
-              <w:right w:type="dxa" w:w="80"/>
-            </w:tcMar>
-          </w:tcPr>
-          <w:p>
-            <w:pPr>
-              <w:spacing w:after="40"/>
-              <w:jc w:val="left"/>
-            </w:pPr>
-            <w:r>
-              <w:rPr>
-                <w:b w:val="false"/>
-                <w:bCs w:val="false"/>
-                <w:i w:val="false"/>
-                <w:iCs w:val="false"/>
-                <w:color w:val="000000"/>
-                <w:sz w:val="20"/>
-                <w:szCs w:val="20"/>
-                <w:rFonts w:ascii="Times New Roman" w:cs="Times New Roman" w:eastAsia="Times New Roman" w:hAnsi="Times New Roman"/>
-              </w:rPr>
-              <w:t xml:space="preserve">Observent l’exemple résolu.</w:t>
-            </w:r>
-          </w:p>
-        </w:tc>
-        <w:tc>
-          <w:tcPr>
-            <w:tcMar>
-              <w:top w:type="dxa" w:w="80"/>
-              <w:left w:type="dxa" w:w="80"/>
-              <w:bottom w:type="dxa" w:w="80"/>
-              <w:right w:type="dxa" w:w="80"/>
-            </w:tcMar>
-          </w:tcPr>
-          <w:p>
-            <w:pPr>
-              <w:spacing w:after="40"/>
-              <w:jc w:val="left"/>
-            </w:pPr>
-            <w:r>
-              <w:rPr>
-                <w:b w:val="false"/>
-                <w:bCs w:val="false"/>
-                <w:i w:val="false"/>
-                <w:iCs w:val="false"/>
-                <w:color w:val="000000"/>
-                <w:sz w:val="20"/>
-                <w:szCs w:val="20"/>
-                <w:rFonts w:ascii="Times New Roman" w:cs="Times New Roman" w:eastAsia="Times New Roman" w:hAnsi="Times New Roman"/>
-              </w:rPr>
-              <w:t xml:space="preserve">Observation dirigée</w:t>
-            </w:r>
-          </w:p>
-        </w:tc>
-        <w:tc>
-          <w:tcPr>
-            <w:tcMar>
-              <w:top w:type="dxa" w:w="80"/>
-              <w:left w:type="dxa" w:w="80"/>
-              <w:bottom w:type="dxa" w:w="80"/>
-              <w:right w:type="dxa" w:w="80"/>
-            </w:tcMar>
-          </w:tcPr>
-          <w:p>
-            <w:pPr>
-              <w:spacing w:after="40"/>
-              <w:jc w:val="left"/>
-            </w:pPr>
-            <w:r>
-              <w:rPr>
-                <w:b w:val="false"/>
-                <w:bCs w:val="false"/>
-                <w:i w:val="false"/>
-                <w:iCs w:val="false"/>
-                <w:color w:val="000000"/>
-                <w:sz w:val="20"/>
-                <w:szCs w:val="20"/>
-                <w:rFonts w:ascii="Times New Roman" w:cs="Times New Roman" w:eastAsia="Times New Roman" w:hAnsi="Times New Roman"/>
-              </w:rPr>
-              <w:t xml:space="preserve">Document imprimé</w:t>
-            </w:r>
-          </w:p>
-        </w:tc>
-        <w:tc>
-          <w:tcPr>
-            <w:tcMar>
-              <w:top w:type="dxa" w:w="80"/>
-              <w:left w:type="dxa" w:w="80"/>
-              <w:bottom w:type="dxa" w:w="80"/>
-              <w:right w:type="dxa" w:w="80"/>
-            </w:tcMar>
-          </w:tcPr>
-          <w:p>
-            <w:pPr>
-              <w:spacing w:after="40"/>
-              <w:jc w:val="left"/>
-            </w:pPr>
-            <w:r>
-              <w:rPr>
-                <w:b w:val="false"/>
-                <w:bCs w:val="false"/>
-                <w:i w:val="false"/>
-                <w:iCs w:val="false"/>
-                <w:color w:val="000000"/>
-                <w:sz w:val="20"/>
-                <w:szCs w:val="20"/>
-                <w:rFonts w:ascii="Times New Roman" w:cs="Times New Roman" w:eastAsia="Times New Roman" w:hAnsi="Times New Roman"/>
-              </w:rPr>
-              <w:t xml:space="preserve">Compréhension</w:t>
+              <w:t xml:space="preserve">3. Développement</w:t>
+            </w:r>
+          </w:p>
+        </w:tc>
+        <w:tc>
+          <w:tcPr>
+            <w:tcMar>
+              <w:top w:type="dxa" w:w="80"/>
+              <w:left w:type="dxa" w:w="80"/>
+              <w:bottom w:type="dxa" w:w="80"/>
+              <w:right w:type="dxa" w:w="80"/>
+            </w:tcMar>
+          </w:tcPr>
+          <w:p>
+            <w:pPr>
+              <w:spacing w:after="40"/>
+              <w:jc w:val="left"/>
+            </w:pPr>
+            <w:r>
+              <w:rPr>
+                <w:b w:val="false"/>
+                <w:bCs w:val="false"/>
+                <w:i w:val="false"/>
+                <w:iCs w:val="false"/>
+                <w:color w:val="000000"/>
+                <w:sz w:val="20"/>
+                <w:szCs w:val="20"/>
+                <w:rFonts w:ascii="Times New Roman" w:cs="Times New Roman" w:eastAsia="Times New Roman" w:hAnsi="Times New Roman"/>
+              </w:rPr>
+              <w:t xml:space="preserve">Développe la leçon partie par partie : Trois apports fondateurs ; Les trois bateaux des migrants ; Un tissage inséparable.</w:t>
+            </w:r>
+          </w:p>
+        </w:tc>
+        <w:tc>
+          <w:tcPr>
+            <w:tcMar>
+              <w:top w:type="dxa" w:w="80"/>
+              <w:left w:type="dxa" w:w="80"/>
+              <w:bottom w:type="dxa" w:w="80"/>
+              <w:right w:type="dxa" w:w="80"/>
+            </w:tcMar>
+          </w:tcPr>
+          <w:p>
+            <w:pPr>
+              <w:spacing w:after="40"/>
+              <w:jc w:val="left"/>
+            </w:pPr>
+            <w:r>
+              <w:rPr>
+                <w:b w:val="false"/>
+                <w:bCs w:val="false"/>
+                <w:i w:val="false"/>
+                <w:iCs w:val="false"/>
+                <w:color w:val="000000"/>
+                <w:sz w:val="20"/>
+                <w:szCs w:val="20"/>
+                <w:rFonts w:ascii="Times New Roman" w:cs="Times New Roman" w:eastAsia="Times New Roman" w:hAnsi="Times New Roman"/>
+              </w:rPr>
+              <w:t xml:space="preserve">Écoutent, répondent aux questions et notent les mots-clés.</w:t>
+            </w:r>
+          </w:p>
+        </w:tc>
+        <w:tc>
+          <w:tcPr>
+            <w:tcMar>
+              <w:top w:type="dxa" w:w="80"/>
+              <w:left w:type="dxa" w:w="80"/>
+              <w:bottom w:type="dxa" w:w="80"/>
+              <w:right w:type="dxa" w:w="80"/>
+            </w:tcMar>
+          </w:tcPr>
+          <w:p>
+            <w:pPr>
+              <w:spacing w:after="40"/>
+              <w:jc w:val="left"/>
+            </w:pPr>
+            <w:r>
+              <w:rPr>
+                <w:b w:val="false"/>
+                <w:bCs w:val="false"/>
+                <w:i w:val="false"/>
+                <w:iCs w:val="false"/>
+                <w:color w:val="000000"/>
+                <w:sz w:val="20"/>
+                <w:szCs w:val="20"/>
+                <w:rFonts w:ascii="Times New Roman" w:cs="Times New Roman" w:eastAsia="Times New Roman" w:hAnsi="Times New Roman"/>
+              </w:rPr>
+              <w:t xml:space="preserve">Exposé interactif, questions-réponses</w:t>
+            </w:r>
+          </w:p>
+        </w:tc>
+        <w:tc>
+          <w:tcPr>
+            <w:tcMar>
+              <w:top w:type="dxa" w:w="80"/>
+              <w:left w:type="dxa" w:w="80"/>
+              <w:bottom w:type="dxa" w:w="80"/>
+              <w:right w:type="dxa" w:w="80"/>
+            </w:tcMar>
+          </w:tcPr>
+          <w:p>
+            <w:pPr>
+              <w:spacing w:after="40"/>
+              <w:jc w:val="left"/>
+            </w:pPr>
+            <w:r>
+              <w:rPr>
+                <w:b w:val="false"/>
+                <w:bCs w:val="false"/>
+                <w:i w:val="false"/>
+                <w:iCs w:val="false"/>
+                <w:color w:val="000000"/>
+                <w:sz w:val="20"/>
+                <w:szCs w:val="20"/>
+                <w:rFonts w:ascii="Times New Roman" w:cs="Times New Roman" w:eastAsia="Times New Roman" w:hAnsi="Times New Roman"/>
+              </w:rPr>
+              <w:t xml:space="preserve">Tableau, frises, cartes</w:t>
+            </w:r>
+          </w:p>
+        </w:tc>
+        <w:tc>
+          <w:tcPr>
+            <w:tcMar>
+              <w:top w:type="dxa" w:w="80"/>
+              <w:left w:type="dxa" w:w="80"/>
+              <w:bottom w:type="dxa" w:w="80"/>
+              <w:right w:type="dxa" w:w="80"/>
+            </w:tcMar>
+          </w:tcPr>
+          <w:p>
+            <w:pPr>
+              <w:spacing w:after="40"/>
+              <w:jc w:val="left"/>
+            </w:pPr>
+            <w:r>
+              <w:rPr>
+                <w:b w:val="false"/>
+                <w:bCs w:val="false"/>
+                <w:i w:val="false"/>
+                <w:iCs w:val="false"/>
+                <w:color w:val="000000"/>
+                <w:sz w:val="20"/>
+                <w:szCs w:val="20"/>
+                <w:rFonts w:ascii="Times New Roman" w:cs="Times New Roman" w:eastAsia="Times New Roman" w:hAnsi="Times New Roman"/>
+              </w:rPr>
+              <w:t xml:space="preserve">Attention, participation</w:t>
             </w:r>
           </w:p>
         </w:tc>
@@ -1995,152 +1995,152 @@
                 <w:szCs w:val="20"/>
                 <w:rFonts w:ascii="Times New Roman" w:cs="Times New Roman" w:eastAsia="Times New Roman" w:hAnsi="Times New Roman"/>
               </w:rPr>
-              <w:t xml:space="preserve">4. Analyse</w:t>
-            </w:r>
-          </w:p>
-        </w:tc>
-        <w:tc>
-          <w:tcPr>
-            <w:tcMar>
-              <w:top w:type="dxa" w:w="80"/>
-              <w:left w:type="dxa" w:w="80"/>
-              <w:bottom w:type="dxa" w:w="80"/>
-              <w:right w:type="dxa" w:w="80"/>
-            </w:tcMar>
-          </w:tcPr>
-          <w:p>
-            <w:pPr>
-              <w:spacing w:after="40"/>
-              <w:jc w:val="left"/>
-            </w:pPr>
-            <w:r>
-              <w:rPr>
-                <w:b w:val="false"/>
-                <w:bCs w:val="false"/>
-                <w:i w:val="false"/>
-                <w:iCs w:val="false"/>
-                <w:color w:val="000000"/>
-                <w:sz w:val="20"/>
-                <w:szCs w:val="20"/>
-                <w:rFonts w:ascii="Times New Roman" w:cs="Times New Roman" w:eastAsia="Times New Roman" w:hAnsi="Times New Roman"/>
-              </w:rPr>
-              <w:t xml:space="preserve">Guide l’analyse : L’apport austronésien est le socle : la langue d’abord — le malgache appartient à la famille austronésienne, et ses mots les plus quotidiens le prouvent : vary (le riz), omby (le bœuf), salama (le salut), trano (la maison) ; la pêche et la navigation ensuite, arts des peuples de la mer ; le commerce enfin, qui reliait déjà les îles. L’apport indonésien raffine ce socle : la riziculture en terrasse, prodige d’ingénierie qui sculpte les collines en escaliers irrigués — regarde les terrasses betsileo : c’est l’Asie du Sud-Est à Madagascar — et des manières de se vêtir, comme le lamba drapé. L’apport africain complète : les langues bantou et swahili ont fourni quantité de mots, surtout pour les animaux — akoho (la poule, kuku en swahili), ondry (le mouton) — et les techniques d’élevage du zébu, venu d’Afrique avec ses bergers. Les trois bateaux racontent les trois routes : la pirogue à balancier, stable grâce à son flotteur, est la signature austronésienne — on la voit encore chez les Vezo ; le bateau cousu, aux planches liées par des fibres végétales sans un seul clou, naviguait sur tout l’océan Indien ; le boutre (botry), à la voile triangulaire, est le cargo des côtes africaine et arabe — il dessert toujours Mahajanga ! Le mode de vie malgache est donc un tissage : fils asiatiques et fils africains, serrés au point de ne plus pouvoir les séparer.</w:t>
-            </w:r>
-          </w:p>
-        </w:tc>
-        <w:tc>
-          <w:tcPr>
-            <w:tcMar>
-              <w:top w:type="dxa" w:w="80"/>
-              <w:left w:type="dxa" w:w="80"/>
-              <w:bottom w:type="dxa" w:w="80"/>
-              <w:right w:type="dxa" w:w="80"/>
-            </w:tcMar>
-          </w:tcPr>
-          <w:p>
-            <w:pPr>
-              <w:spacing w:after="40"/>
-              <w:jc w:val="left"/>
-            </w:pPr>
-            <w:r>
-              <w:rPr>
-                <w:b w:val="false"/>
-                <w:bCs w:val="false"/>
-                <w:i w:val="false"/>
-                <w:iCs w:val="false"/>
-                <w:color w:val="000000"/>
-                <w:sz w:val="20"/>
-                <w:szCs w:val="20"/>
-                <w:rFonts w:ascii="Times New Roman" w:cs="Times New Roman" w:eastAsia="Times New Roman" w:hAnsi="Times New Roman"/>
-              </w:rPr>
-              <w:t xml:space="preserve">Expliquent la démarche et vérifient le résultat.</w:t>
-            </w:r>
-          </w:p>
-        </w:tc>
-        <w:tc>
-          <w:tcPr>
-            <w:tcMar>
-              <w:top w:type="dxa" w:w="80"/>
-              <w:left w:type="dxa" w:w="80"/>
-              <w:bottom w:type="dxa" w:w="80"/>
-              <w:right w:type="dxa" w:w="80"/>
-            </w:tcMar>
-          </w:tcPr>
-          <w:p>
-            <w:pPr>
-              <w:spacing w:after="40"/>
-              <w:jc w:val="left"/>
-            </w:pPr>
-            <w:r>
-              <w:rPr>
-                <w:b w:val="false"/>
-                <w:bCs w:val="false"/>
-                <w:i w:val="false"/>
-                <w:iCs w:val="false"/>
-                <w:color w:val="000000"/>
-                <w:sz w:val="20"/>
-                <w:szCs w:val="20"/>
-                <w:rFonts w:ascii="Times New Roman" w:cs="Times New Roman" w:eastAsia="Times New Roman" w:hAnsi="Times New Roman"/>
-              </w:rPr>
-              <w:t xml:space="preserve">Recherche en binômes</w:t>
-            </w:r>
-          </w:p>
-        </w:tc>
-        <w:tc>
-          <w:tcPr>
-            <w:tcMar>
-              <w:top w:type="dxa" w:w="80"/>
-              <w:left w:type="dxa" w:w="80"/>
-              <w:bottom w:type="dxa" w:w="80"/>
-              <w:right w:type="dxa" w:w="80"/>
-            </w:tcMar>
-          </w:tcPr>
-          <w:p>
-            <w:pPr>
-              <w:spacing w:after="40"/>
-              <w:jc w:val="left"/>
-            </w:pPr>
-            <w:r>
-              <w:rPr>
-                <w:b w:val="false"/>
-                <w:bCs w:val="false"/>
-                <w:i w:val="false"/>
-                <w:iCs w:val="false"/>
-                <w:color w:val="000000"/>
-                <w:sz w:val="20"/>
-                <w:szCs w:val="20"/>
-                <w:rFonts w:ascii="Times New Roman" w:cs="Times New Roman" w:eastAsia="Times New Roman" w:hAnsi="Times New Roman"/>
-              </w:rPr>
-              <w:t xml:space="preserve">Documents, cartes, frises</w:t>
-            </w:r>
-          </w:p>
-        </w:tc>
-        <w:tc>
-          <w:tcPr>
-            <w:tcMar>
-              <w:top w:type="dxa" w:w="80"/>
-              <w:left w:type="dxa" w:w="80"/>
-              <w:bottom w:type="dxa" w:w="80"/>
-              <w:right w:type="dxa" w:w="80"/>
-            </w:tcMar>
-          </w:tcPr>
-          <w:p>
-            <w:pPr>
-              <w:spacing w:after="40"/>
-              <w:jc w:val="left"/>
-            </w:pPr>
-            <w:r>
-              <w:rPr>
-                <w:b w:val="false"/>
-                <w:bCs w:val="false"/>
-                <w:i w:val="false"/>
-                <w:iCs w:val="false"/>
-                <w:color w:val="000000"/>
-                <w:sz w:val="20"/>
-                <w:szCs w:val="20"/>
-                <w:rFonts w:ascii="Times New Roman" w:cs="Times New Roman" w:eastAsia="Times New Roman" w:hAnsi="Times New Roman"/>
-              </w:rPr>
-              <w:t xml:space="preserve">Raisonnement</w:t>
+              <w:t xml:space="preserve">4. Étude de document</w:t>
+            </w:r>
+          </w:p>
+        </w:tc>
+        <w:tc>
+          <w:tcPr>
+            <w:tcMar>
+              <w:top w:type="dxa" w:w="80"/>
+              <w:left w:type="dxa" w:w="80"/>
+              <w:bottom w:type="dxa" w:w="80"/>
+              <w:right w:type="dxa" w:w="80"/>
+            </w:tcMar>
+          </w:tcPr>
+          <w:p>
+            <w:pPr>
+              <w:spacing w:after="40"/>
+              <w:jc w:val="left"/>
+            </w:pPr>
+            <w:r>
+              <w:rPr>
+                <w:b w:val="false"/>
+                <w:bCs w:val="false"/>
+                <w:i w:val="false"/>
+                <w:iCs w:val="false"/>
+                <w:color w:val="000000"/>
+                <w:sz w:val="20"/>
+                <w:szCs w:val="20"/>
+                <w:rFonts w:ascii="Times New Roman" w:cs="Times New Roman" w:eastAsia="Times New Roman" w:hAnsi="Times New Roman"/>
+              </w:rPr>
+              <w:t xml:space="preserve">Fait lire le document « Les bateaux cousus de l’océan Indien » (d’après le Périple de la mer Érythrée, guide de navigation grec (Iᵉʳ siècle) — extrait adapté), puis pose les questions.</w:t>
+            </w:r>
+          </w:p>
+        </w:tc>
+        <w:tc>
+          <w:tcPr>
+            <w:tcMar>
+              <w:top w:type="dxa" w:w="80"/>
+              <w:left w:type="dxa" w:w="80"/>
+              <w:bottom w:type="dxa" w:w="80"/>
+              <w:right w:type="dxa" w:w="80"/>
+            </w:tcMar>
+          </w:tcPr>
+          <w:p>
+            <w:pPr>
+              <w:spacing w:after="40"/>
+              <w:jc w:val="left"/>
+            </w:pPr>
+            <w:r>
+              <w:rPr>
+                <w:b w:val="false"/>
+                <w:bCs w:val="false"/>
+                <w:i w:val="false"/>
+                <w:iCs w:val="false"/>
+                <w:color w:val="000000"/>
+                <w:sz w:val="20"/>
+                <w:szCs w:val="20"/>
+                <w:rFonts w:ascii="Times New Roman" w:cs="Times New Roman" w:eastAsia="Times New Roman" w:hAnsi="Times New Roman"/>
+              </w:rPr>
+              <w:t xml:space="preserve">Lisent le document, répondent aux questions et critiquent la source.</w:t>
+            </w:r>
+          </w:p>
+        </w:tc>
+        <w:tc>
+          <w:tcPr>
+            <w:tcMar>
+              <w:top w:type="dxa" w:w="80"/>
+              <w:left w:type="dxa" w:w="80"/>
+              <w:bottom w:type="dxa" w:w="80"/>
+              <w:right w:type="dxa" w:w="80"/>
+            </w:tcMar>
+          </w:tcPr>
+          <w:p>
+            <w:pPr>
+              <w:spacing w:after="40"/>
+              <w:jc w:val="left"/>
+            </w:pPr>
+            <w:r>
+              <w:rPr>
+                <w:b w:val="false"/>
+                <w:bCs w:val="false"/>
+                <w:i w:val="false"/>
+                <w:iCs w:val="false"/>
+                <w:color w:val="000000"/>
+                <w:sz w:val="20"/>
+                <w:szCs w:val="20"/>
+                <w:rFonts w:ascii="Times New Roman" w:cs="Times New Roman" w:eastAsia="Times New Roman" w:hAnsi="Times New Roman"/>
+              </w:rPr>
+              <w:t xml:space="preserve">Observation dirigée, travail en binômes</w:t>
+            </w:r>
+          </w:p>
+        </w:tc>
+        <w:tc>
+          <w:tcPr>
+            <w:tcMar>
+              <w:top w:type="dxa" w:w="80"/>
+              <w:left w:type="dxa" w:w="80"/>
+              <w:bottom w:type="dxa" w:w="80"/>
+              <w:right w:type="dxa" w:w="80"/>
+            </w:tcMar>
+          </w:tcPr>
+          <w:p>
+            <w:pPr>
+              <w:spacing w:after="40"/>
+              <w:jc w:val="left"/>
+            </w:pPr>
+            <w:r>
+              <w:rPr>
+                <w:b w:val="false"/>
+                <w:bCs w:val="false"/>
+                <w:i w:val="false"/>
+                <w:iCs w:val="false"/>
+                <w:color w:val="000000"/>
+                <w:sz w:val="20"/>
+                <w:szCs w:val="20"/>
+                <w:rFonts w:ascii="Times New Roman" w:cs="Times New Roman" w:eastAsia="Times New Roman" w:hAnsi="Times New Roman"/>
+              </w:rPr>
+              <w:t xml:space="preserve">Document imprimé</w:t>
+            </w:r>
+          </w:p>
+        </w:tc>
+        <w:tc>
+          <w:tcPr>
+            <w:tcMar>
+              <w:top w:type="dxa" w:w="80"/>
+              <w:left w:type="dxa" w:w="80"/>
+              <w:bottom w:type="dxa" w:w="80"/>
+              <w:right w:type="dxa" w:w="80"/>
+            </w:tcMar>
+          </w:tcPr>
+          <w:p>
+            <w:pPr>
+              <w:spacing w:after="40"/>
+              <w:jc w:val="left"/>
+            </w:pPr>
+            <w:r>
+              <w:rPr>
+                <w:b w:val="false"/>
+                <w:bCs w:val="false"/>
+                <w:i w:val="false"/>
+                <w:iCs w:val="false"/>
+                <w:color w:val="000000"/>
+                <w:sz w:val="20"/>
+                <w:szCs w:val="20"/>
+                <w:rFonts w:ascii="Times New Roman" w:cs="Times New Roman" w:eastAsia="Times New Roman" w:hAnsi="Times New Roman"/>
+              </w:rPr>
+              <w:t xml:space="preserve">Esprit critique</w:t>
             </w:r>
           </w:p>
         </w:tc>
@@ -2746,39 +2746,26 @@
     </w:p>
     <w:p>
       <w:pPr>
-        <w:spacing w:after="110" w:line="300"/>
-        <w:jc w:val="both"/>
+        <w:spacing w:after="160" w:line="300"/>
+        <w:jc w:val="center"/>
       </w:pPr>
       <w:r>
         <w:rPr>
-          <w:b/>
-          <w:bCs/>
-          <w:i w:val="false"/>
-          <w:iCs w:val="false"/>
-          <w:color w:val="2E7D32"/>
-          <w:sz w:val="24"/>
-          <w:szCs w:val="24"/>
-          <w:rFonts w:ascii="Times New Roman" w:cs="Times New Roman" w:eastAsia="Times New Roman" w:hAnsi="Times New Roman"/>
-        </w:rPr>
-        <w:t xml:space="preserve">Définition — </w:t>
-      </w:r>
-      <w:r>
-        <w:rPr>
-          <w:b/>
-          <w:bCs/>
-          <w:i w:val="false"/>
-          <w:iCs w:val="false"/>
+          <w:b w:val="false"/>
+          <w:bCs w:val="false"/>
+          <w:i/>
+          <w:iCs/>
           <w:color w:val="000000"/>
-          <w:sz w:val="24"/>
-          <w:szCs w:val="24"/>
-          <w:rFonts w:ascii="Times New Roman" w:cs="Times New Roman" w:eastAsia="Times New Roman" w:hAnsi="Times New Roman"/>
-        </w:rPr>
-        <w:t xml:space="preserve">Les apports de la civilisation austronésienne comprennent le commerce, la pêche et le fonds de la langue — des mots comme omby, vary, salama ; la civilisation indonésienne a apporté la riziculture en terrasse et le mode d’habillement ; la civilisation africaine a laissé les langues bantou et swahili, notamment dans l’appellation des animaux. Les moyens de transport des migrants étaient la pirogue à balancier, le bateau cousu et le boutre ou « botry ».</w:t>
+          <w:sz w:val="21"/>
+          <w:szCs w:val="21"/>
+          <w:rFonts w:ascii="Times New Roman" w:cs="Times New Roman" w:eastAsia="Times New Roman" w:hAnsi="Times New Roman"/>
+        </w:rPr>
+        <w:t xml:space="preserve">Les terrasses de rizières des collines betsileo ont des sœurs jumelles à Bali et à Java.</w:t>
       </w:r>
     </w:p>
     <w:p>
       <w:pPr>
-        <w:spacing w:after="110" w:line="300"/>
+        <w:spacing w:after="80" w:line="300"/>
         <w:jc w:val="both"/>
       </w:pPr>
       <w:r>
@@ -2787,30 +2774,17 @@
           <w:bCs/>
           <w:i w:val="false"/>
           <w:iCs w:val="false"/>
-          <w:color w:val="1F4E79"/>
-          <w:sz w:val="24"/>
-          <w:szCs w:val="24"/>
-          <w:rFonts w:ascii="Times New Roman" w:cs="Times New Roman" w:eastAsia="Times New Roman" w:hAnsi="Times New Roman"/>
-        </w:rPr>
-        <w:t xml:space="preserve">Autrement dit : </w:t>
-      </w:r>
-      <w:r>
-        <w:rPr>
-          <w:b w:val="false"/>
-          <w:bCs w:val="false"/>
-          <w:i w:val="false"/>
-          <w:iCs w:val="false"/>
-          <w:color w:val="000000"/>
-          <w:sz w:val="24"/>
-          <w:szCs w:val="24"/>
-          <w:rFonts w:ascii="Times New Roman" w:cs="Times New Roman" w:eastAsia="Times New Roman" w:hAnsi="Times New Roman"/>
-        </w:rPr>
-        <w:t xml:space="preserve">l’Asie a donné la langue, le riz et ses terrasses ; l’Afrique a donné des mots, des bêtes et des savoirs d’élevage ; et trois bateaux — pirogue, bateau cousu, boutre — ont tout transporté.</w:t>
+          <w:color w:val="2E7D32"/>
+          <w:sz w:val="26"/>
+          <w:szCs w:val="26"/>
+          <w:rFonts w:ascii="Times New Roman" w:cs="Times New Roman" w:eastAsia="Times New Roman" w:hAnsi="Times New Roman"/>
+        </w:rPr>
+        <w:t xml:space="preserve">1. Trois apports fondateurs</w:t>
       </w:r>
     </w:p>
     <w:p>
       <w:pPr>
-        <w:spacing w:after="110" w:line="300"/>
+        <w:spacing w:after="100" w:line="300"/>
         <w:jc w:val="both"/>
       </w:pPr>
       <w:r>
@@ -2824,7 +2798,535 @@
           <w:szCs w:val="24"/>
           <w:rFonts w:ascii="Times New Roman" w:cs="Times New Roman" w:eastAsia="Times New Roman" w:hAnsi="Times New Roman"/>
         </w:rPr>
-        <w:t xml:space="preserve">L’apport austronésien est le socle : la langue d’abord — le malgache appartient à la famille austronésienne, et ses mots les plus quotidiens le prouvent : vary (le riz), omby (le bœuf), salama (le salut), trano (la maison) ; la pêche et la navigation ensuite, arts des peuples de la mer ; le commerce enfin, qui reliait déjà les îles. L’apport indonésien raffine ce socle : la riziculture en terrasse, prodige d’ingénierie qui sculpte les collines en escaliers irrigués — regarde les terrasses betsileo : c’est l’Asie du Sud-Est à Madagascar — et des manières de se vêtir, comme le lamba drapé. L’apport africain complète : les langues bantou et swahili ont fourni quantité de mots, surtout pour les animaux — akoho (la poule, kuku en swahili), ondry (le mouton) — et les techniques d’élevage du zébu, venu d’Afrique avec ses bergers. Les trois bateaux racontent les trois routes : la pirogue à balancier, stable grâce à son flotteur, est la signature austronésienne — on la voit encore chez les Vezo ; le bateau cousu, aux planches liées par des fibres végétales sans un seul clou, naviguait sur tout l’océan Indien ; le boutre (botry), à la voile triangulaire, est le cargo des côtes africaine et arabe — il dessert toujours Mahajanga ! Le mode de vie malgache est donc un tissage : fils asiatiques et fils africains, serrés au point de ne plus pouvoir les séparer.</w:t>
+        <w:t xml:space="preserve">Chaque civilisation d’origine a fourni sa part du mode de vie malgache :</w:t>
+      </w:r>
+    </w:p>
+    <w:p>
+      <w:pPr>
+        <w:spacing w:after="60" w:line="300"/>
+        <w:jc w:val="both"/>
+      </w:pPr>
+      <w:r>
+        <w:rPr>
+          <w:b w:val="false"/>
+          <w:bCs w:val="false"/>
+          <w:i w:val="false"/>
+          <w:iCs w:val="false"/>
+          <w:color w:val="000000"/>
+          <w:sz w:val="24"/>
+          <w:szCs w:val="24"/>
+          <w:rFonts w:ascii="Times New Roman" w:cs="Times New Roman" w:eastAsia="Times New Roman" w:hAnsi="Times New Roman"/>
+        </w:rPr>
+        <w:t xml:space="preserve">• l’</w:t>
+      </w:r>
+      <w:r>
+        <w:rPr>
+          <w:b/>
+          <w:bCs/>
+          <w:i w:val="false"/>
+          <w:iCs w:val="false"/>
+          <w:color w:val="1F4E79"/>
+          <w:sz w:val="24"/>
+          <w:szCs w:val="24"/>
+          <w:rFonts w:ascii="Times New Roman" w:cs="Times New Roman" w:eastAsia="Times New Roman" w:hAnsi="Times New Roman"/>
+        </w:rPr>
+        <w:t xml:space="preserve">apport austronésien</w:t>
+      </w:r>
+      <w:r>
+        <w:rPr>
+          <w:b w:val="false"/>
+          <w:bCs w:val="false"/>
+          <w:i w:val="false"/>
+          <w:iCs w:val="false"/>
+          <w:color w:val="000000"/>
+          <w:sz w:val="24"/>
+          <w:szCs w:val="24"/>
+          <w:rFonts w:ascii="Times New Roman" w:cs="Times New Roman" w:eastAsia="Times New Roman" w:hAnsi="Times New Roman"/>
+        </w:rPr>
+        <w:t xml:space="preserve">, le socle : la langue — le malgache appartient à la famille austronésienne, et ses mots les plus quotidiens le prouvent : vary (le riz), omby (le bœuf), salama (le salut), trano (la maison) — ; la </w:t>
+      </w:r>
+      <w:r>
+        <w:rPr>
+          <w:b/>
+          <w:bCs/>
+          <w:i w:val="false"/>
+          <w:iCs w:val="false"/>
+          <w:color w:val="1F4E79"/>
+          <w:sz w:val="24"/>
+          <w:szCs w:val="24"/>
+          <w:rFonts w:ascii="Times New Roman" w:cs="Times New Roman" w:eastAsia="Times New Roman" w:hAnsi="Times New Roman"/>
+        </w:rPr>
+        <w:t xml:space="preserve">pêche</w:t>
+      </w:r>
+      <w:r>
+        <w:rPr>
+          <w:b w:val="false"/>
+          <w:bCs w:val="false"/>
+          <w:i w:val="false"/>
+          <w:iCs w:val="false"/>
+          <w:color w:val="000000"/>
+          <w:sz w:val="24"/>
+          <w:szCs w:val="24"/>
+          <w:rFonts w:ascii="Times New Roman" w:cs="Times New Roman" w:eastAsia="Times New Roman" w:hAnsi="Times New Roman"/>
+        </w:rPr>
+        <w:t xml:space="preserve"> et la navigation, arts des peuples de la mer ; le </w:t>
+      </w:r>
+      <w:r>
+        <w:rPr>
+          <w:b/>
+          <w:bCs/>
+          <w:i w:val="false"/>
+          <w:iCs w:val="false"/>
+          <w:color w:val="1F4E79"/>
+          <w:sz w:val="24"/>
+          <w:szCs w:val="24"/>
+          <w:rFonts w:ascii="Times New Roman" w:cs="Times New Roman" w:eastAsia="Times New Roman" w:hAnsi="Times New Roman"/>
+        </w:rPr>
+        <w:t xml:space="preserve">commerce</w:t>
+      </w:r>
+      <w:r>
+        <w:rPr>
+          <w:b w:val="false"/>
+          <w:bCs w:val="false"/>
+          <w:i w:val="false"/>
+          <w:iCs w:val="false"/>
+          <w:color w:val="000000"/>
+          <w:sz w:val="24"/>
+          <w:szCs w:val="24"/>
+          <w:rFonts w:ascii="Times New Roman" w:cs="Times New Roman" w:eastAsia="Times New Roman" w:hAnsi="Times New Roman"/>
+        </w:rPr>
+        <w:t xml:space="preserve">, qui reliait déjà les îles ;</w:t>
+      </w:r>
+    </w:p>
+    <w:p>
+      <w:pPr>
+        <w:spacing w:after="60" w:line="300"/>
+        <w:jc w:val="both"/>
+      </w:pPr>
+      <w:r>
+        <w:rPr>
+          <w:b w:val="false"/>
+          <w:bCs w:val="false"/>
+          <w:i w:val="false"/>
+          <w:iCs w:val="false"/>
+          <w:color w:val="000000"/>
+          <w:sz w:val="24"/>
+          <w:szCs w:val="24"/>
+          <w:rFonts w:ascii="Times New Roman" w:cs="Times New Roman" w:eastAsia="Times New Roman" w:hAnsi="Times New Roman"/>
+        </w:rPr>
+        <w:t xml:space="preserve">• l’apport indonésien : la </w:t>
+      </w:r>
+      <w:r>
+        <w:rPr>
+          <w:b/>
+          <w:bCs/>
+          <w:i w:val="false"/>
+          <w:iCs w:val="false"/>
+          <w:color w:val="1F4E79"/>
+          <w:sz w:val="24"/>
+          <w:szCs w:val="24"/>
+          <w:rFonts w:ascii="Times New Roman" w:cs="Times New Roman" w:eastAsia="Times New Roman" w:hAnsi="Times New Roman"/>
+        </w:rPr>
+        <w:t xml:space="preserve">riziculture en terrasse</w:t>
+      </w:r>
+      <w:r>
+        <w:rPr>
+          <w:b w:val="false"/>
+          <w:bCs w:val="false"/>
+          <w:i w:val="false"/>
+          <w:iCs w:val="false"/>
+          <w:color w:val="000000"/>
+          <w:sz w:val="24"/>
+          <w:szCs w:val="24"/>
+          <w:rFonts w:ascii="Times New Roman" w:cs="Times New Roman" w:eastAsia="Times New Roman" w:hAnsi="Times New Roman"/>
+        </w:rPr>
+        <w:t xml:space="preserve">, prodige d’ingénierie qui sculpte les collines en escaliers irrigués — regarde les terrasses betsileo : c’est l’Asie du Sud-Est à Madagascar — et des manières de se vêtir, comme le </w:t>
+      </w:r>
+      <w:r>
+        <w:rPr>
+          <w:b/>
+          <w:bCs/>
+          <w:i w:val="false"/>
+          <w:iCs w:val="false"/>
+          <w:color w:val="1F4E79"/>
+          <w:sz w:val="24"/>
+          <w:szCs w:val="24"/>
+          <w:rFonts w:ascii="Times New Roman" w:cs="Times New Roman" w:eastAsia="Times New Roman" w:hAnsi="Times New Roman"/>
+        </w:rPr>
+        <w:t xml:space="preserve">lamba</w:t>
+      </w:r>
+      <w:r>
+        <w:rPr>
+          <w:b w:val="false"/>
+          <w:bCs w:val="false"/>
+          <w:i w:val="false"/>
+          <w:iCs w:val="false"/>
+          <w:color w:val="000000"/>
+          <w:sz w:val="24"/>
+          <w:szCs w:val="24"/>
+          <w:rFonts w:ascii="Times New Roman" w:cs="Times New Roman" w:eastAsia="Times New Roman" w:hAnsi="Times New Roman"/>
+        </w:rPr>
+        <w:t xml:space="preserve"> drapé ;</w:t>
+      </w:r>
+    </w:p>
+    <w:p>
+      <w:pPr>
+        <w:spacing w:after="60" w:line="300"/>
+        <w:jc w:val="both"/>
+      </w:pPr>
+      <w:r>
+        <w:rPr>
+          <w:b w:val="false"/>
+          <w:bCs w:val="false"/>
+          <w:i w:val="false"/>
+          <w:iCs w:val="false"/>
+          <w:color w:val="000000"/>
+          <w:sz w:val="24"/>
+          <w:szCs w:val="24"/>
+          <w:rFonts w:ascii="Times New Roman" w:cs="Times New Roman" w:eastAsia="Times New Roman" w:hAnsi="Times New Roman"/>
+        </w:rPr>
+        <w:t xml:space="preserve">• l’apport africain : les langues </w:t>
+      </w:r>
+      <w:r>
+        <w:rPr>
+          <w:b/>
+          <w:bCs/>
+          <w:i w:val="false"/>
+          <w:iCs w:val="false"/>
+          <w:color w:val="1F4E79"/>
+          <w:sz w:val="24"/>
+          <w:szCs w:val="24"/>
+          <w:rFonts w:ascii="Times New Roman" w:cs="Times New Roman" w:eastAsia="Times New Roman" w:hAnsi="Times New Roman"/>
+        </w:rPr>
+        <w:t xml:space="preserve">bantou</w:t>
+      </w:r>
+      <w:r>
+        <w:rPr>
+          <w:b w:val="false"/>
+          <w:bCs w:val="false"/>
+          <w:i w:val="false"/>
+          <w:iCs w:val="false"/>
+          <w:color w:val="000000"/>
+          <w:sz w:val="24"/>
+          <w:szCs w:val="24"/>
+          <w:rFonts w:ascii="Times New Roman" w:cs="Times New Roman" w:eastAsia="Times New Roman" w:hAnsi="Times New Roman"/>
+        </w:rPr>
+        <w:t xml:space="preserve"> et </w:t>
+      </w:r>
+      <w:r>
+        <w:rPr>
+          <w:b/>
+          <w:bCs/>
+          <w:i w:val="false"/>
+          <w:iCs w:val="false"/>
+          <w:color w:val="1F4E79"/>
+          <w:sz w:val="24"/>
+          <w:szCs w:val="24"/>
+          <w:rFonts w:ascii="Times New Roman" w:cs="Times New Roman" w:eastAsia="Times New Roman" w:hAnsi="Times New Roman"/>
+        </w:rPr>
+        <w:t xml:space="preserve">swahili</w:t>
+      </w:r>
+      <w:r>
+        <w:rPr>
+          <w:b w:val="false"/>
+          <w:bCs w:val="false"/>
+          <w:i w:val="false"/>
+          <w:iCs w:val="false"/>
+          <w:color w:val="000000"/>
+          <w:sz w:val="24"/>
+          <w:szCs w:val="24"/>
+          <w:rFonts w:ascii="Times New Roman" w:cs="Times New Roman" w:eastAsia="Times New Roman" w:hAnsi="Times New Roman"/>
+        </w:rPr>
+        <w:t xml:space="preserve"> ont fourni quantité de mots, surtout pour les animaux — akoho (la poule, kuku en </w:t>
+      </w:r>
+      <w:r>
+        <w:rPr>
+          <w:b/>
+          <w:bCs/>
+          <w:i w:val="false"/>
+          <w:iCs w:val="false"/>
+          <w:color w:val="1F4E79"/>
+          <w:sz w:val="24"/>
+          <w:szCs w:val="24"/>
+          <w:rFonts w:ascii="Times New Roman" w:cs="Times New Roman" w:eastAsia="Times New Roman" w:hAnsi="Times New Roman"/>
+        </w:rPr>
+        <w:t xml:space="preserve">swahili</w:t>
+      </w:r>
+      <w:r>
+        <w:rPr>
+          <w:b w:val="false"/>
+          <w:bCs w:val="false"/>
+          <w:i w:val="false"/>
+          <w:iCs w:val="false"/>
+          <w:color w:val="000000"/>
+          <w:sz w:val="24"/>
+          <w:szCs w:val="24"/>
+          <w:rFonts w:ascii="Times New Roman" w:cs="Times New Roman" w:eastAsia="Times New Roman" w:hAnsi="Times New Roman"/>
+        </w:rPr>
+        <w:t xml:space="preserve">), ondry (le mouton) — et les techniques d’élevage du </w:t>
+      </w:r>
+      <w:r>
+        <w:rPr>
+          <w:b/>
+          <w:bCs/>
+          <w:i w:val="false"/>
+          <w:iCs w:val="false"/>
+          <w:color w:val="1F4E79"/>
+          <w:sz w:val="24"/>
+          <w:szCs w:val="24"/>
+          <w:rFonts w:ascii="Times New Roman" w:cs="Times New Roman" w:eastAsia="Times New Roman" w:hAnsi="Times New Roman"/>
+        </w:rPr>
+        <w:t xml:space="preserve">zébu</w:t>
+      </w:r>
+      <w:r>
+        <w:rPr>
+          <w:b w:val="false"/>
+          <w:bCs w:val="false"/>
+          <w:i w:val="false"/>
+          <w:iCs w:val="false"/>
+          <w:color w:val="000000"/>
+          <w:sz w:val="24"/>
+          <w:szCs w:val="24"/>
+          <w:rFonts w:ascii="Times New Roman" w:cs="Times New Roman" w:eastAsia="Times New Roman" w:hAnsi="Times New Roman"/>
+        </w:rPr>
+        <w:t xml:space="preserve">, venu d’Afrique avec ses bergers.</w:t>
+      </w:r>
+    </w:p>
+    <w:p>
+      <w:pPr>
+        <w:spacing w:after="80" w:line="300"/>
+        <w:jc w:val="both"/>
+      </w:pPr>
+      <w:r>
+        <w:rPr>
+          <w:b/>
+          <w:bCs/>
+          <w:i w:val="false"/>
+          <w:iCs w:val="false"/>
+          <w:color w:val="2E7D32"/>
+          <w:sz w:val="26"/>
+          <w:szCs w:val="26"/>
+          <w:rFonts w:ascii="Times New Roman" w:cs="Times New Roman" w:eastAsia="Times New Roman" w:hAnsi="Times New Roman"/>
+        </w:rPr>
+        <w:t xml:space="preserve">2. Les trois bateaux des migrants</w:t>
+      </w:r>
+    </w:p>
+    <w:p>
+      <w:pPr>
+        <w:spacing w:after="100" w:line="300"/>
+        <w:jc w:val="both"/>
+      </w:pPr>
+      <w:r>
+        <w:rPr>
+          <w:b w:val="false"/>
+          <w:bCs w:val="false"/>
+          <w:i w:val="false"/>
+          <w:iCs w:val="false"/>
+          <w:color w:val="000000"/>
+          <w:sz w:val="24"/>
+          <w:szCs w:val="24"/>
+          <w:rFonts w:ascii="Times New Roman" w:cs="Times New Roman" w:eastAsia="Times New Roman" w:hAnsi="Times New Roman"/>
+        </w:rPr>
+        <w:t xml:space="preserve">Trois bateaux racontent les trois routes :</w:t>
+      </w:r>
+    </w:p>
+    <w:p>
+      <w:pPr>
+        <w:spacing w:after="60" w:line="300"/>
+        <w:jc w:val="both"/>
+      </w:pPr>
+      <w:r>
+        <w:rPr>
+          <w:b w:val="false"/>
+          <w:bCs w:val="false"/>
+          <w:i w:val="false"/>
+          <w:iCs w:val="false"/>
+          <w:color w:val="000000"/>
+          <w:sz w:val="24"/>
+          <w:szCs w:val="24"/>
+          <w:rFonts w:ascii="Times New Roman" w:cs="Times New Roman" w:eastAsia="Times New Roman" w:hAnsi="Times New Roman"/>
+        </w:rPr>
+        <w:t xml:space="preserve">• la </w:t>
+      </w:r>
+      <w:r>
+        <w:rPr>
+          <w:b/>
+          <w:bCs/>
+          <w:i w:val="false"/>
+          <w:iCs w:val="false"/>
+          <w:color w:val="1F4E79"/>
+          <w:sz w:val="24"/>
+          <w:szCs w:val="24"/>
+          <w:rFonts w:ascii="Times New Roman" w:cs="Times New Roman" w:eastAsia="Times New Roman" w:hAnsi="Times New Roman"/>
+        </w:rPr>
+        <w:t xml:space="preserve">pirogue à balancier</w:t>
+      </w:r>
+      <w:r>
+        <w:rPr>
+          <w:b w:val="false"/>
+          <w:bCs w:val="false"/>
+          <w:i w:val="false"/>
+          <w:iCs w:val="false"/>
+          <w:color w:val="000000"/>
+          <w:sz w:val="24"/>
+          <w:szCs w:val="24"/>
+          <w:rFonts w:ascii="Times New Roman" w:cs="Times New Roman" w:eastAsia="Times New Roman" w:hAnsi="Times New Roman"/>
+        </w:rPr>
+        <w:t xml:space="preserve">, stable grâce à son flotteur, est la signature austronésienne — on la voit encore chez les Vezo ;</w:t>
+      </w:r>
+    </w:p>
+    <w:p>
+      <w:pPr>
+        <w:spacing w:after="60" w:line="300"/>
+        <w:jc w:val="both"/>
+      </w:pPr>
+      <w:r>
+        <w:rPr>
+          <w:b w:val="false"/>
+          <w:bCs w:val="false"/>
+          <w:i w:val="false"/>
+          <w:iCs w:val="false"/>
+          <w:color w:val="000000"/>
+          <w:sz w:val="24"/>
+          <w:szCs w:val="24"/>
+          <w:rFonts w:ascii="Times New Roman" w:cs="Times New Roman" w:eastAsia="Times New Roman" w:hAnsi="Times New Roman"/>
+        </w:rPr>
+        <w:t xml:space="preserve">• le </w:t>
+      </w:r>
+      <w:r>
+        <w:rPr>
+          <w:b/>
+          <w:bCs/>
+          <w:i w:val="false"/>
+          <w:iCs w:val="false"/>
+          <w:color w:val="1F4E79"/>
+          <w:sz w:val="24"/>
+          <w:szCs w:val="24"/>
+          <w:rFonts w:ascii="Times New Roman" w:cs="Times New Roman" w:eastAsia="Times New Roman" w:hAnsi="Times New Roman"/>
+        </w:rPr>
+        <w:t xml:space="preserve">bateau cousu</w:t>
+      </w:r>
+      <w:r>
+        <w:rPr>
+          <w:b w:val="false"/>
+          <w:bCs w:val="false"/>
+          <w:i w:val="false"/>
+          <w:iCs w:val="false"/>
+          <w:color w:val="000000"/>
+          <w:sz w:val="24"/>
+          <w:szCs w:val="24"/>
+          <w:rFonts w:ascii="Times New Roman" w:cs="Times New Roman" w:eastAsia="Times New Roman" w:hAnsi="Times New Roman"/>
+        </w:rPr>
+        <w:t xml:space="preserve">, aux planches liées par des fibres végétales sans un seul clou, naviguait sur tout l’océan Indien ;</w:t>
+      </w:r>
+    </w:p>
+    <w:p>
+      <w:pPr>
+        <w:spacing w:after="60" w:line="300"/>
+        <w:jc w:val="both"/>
+      </w:pPr>
+      <w:r>
+        <w:rPr>
+          <w:b w:val="false"/>
+          <w:bCs w:val="false"/>
+          <w:i w:val="false"/>
+          <w:iCs w:val="false"/>
+          <w:color w:val="000000"/>
+          <w:sz w:val="24"/>
+          <w:szCs w:val="24"/>
+          <w:rFonts w:ascii="Times New Roman" w:cs="Times New Roman" w:eastAsia="Times New Roman" w:hAnsi="Times New Roman"/>
+        </w:rPr>
+        <w:t xml:space="preserve">• le </w:t>
+      </w:r>
+      <w:r>
+        <w:rPr>
+          <w:b/>
+          <w:bCs/>
+          <w:i w:val="false"/>
+          <w:iCs w:val="false"/>
+          <w:color w:val="1F4E79"/>
+          <w:sz w:val="24"/>
+          <w:szCs w:val="24"/>
+          <w:rFonts w:ascii="Times New Roman" w:cs="Times New Roman" w:eastAsia="Times New Roman" w:hAnsi="Times New Roman"/>
+        </w:rPr>
+        <w:t xml:space="preserve">boutre</w:t>
+      </w:r>
+      <w:r>
+        <w:rPr>
+          <w:b w:val="false"/>
+          <w:bCs w:val="false"/>
+          <w:i w:val="false"/>
+          <w:iCs w:val="false"/>
+          <w:color w:val="000000"/>
+          <w:sz w:val="24"/>
+          <w:szCs w:val="24"/>
+          <w:rFonts w:ascii="Times New Roman" w:cs="Times New Roman" w:eastAsia="Times New Roman" w:hAnsi="Times New Roman"/>
+        </w:rPr>
+        <w:t xml:space="preserve"> (botry), à la voile triangulaire, est le cargo des côtes africaine et arabe — il dessert toujours Mahajanga !</w:t>
+      </w:r>
+    </w:p>
+    <w:p>
+      <w:pPr>
+        <w:spacing w:after="80" w:line="300"/>
+        <w:jc w:val="both"/>
+      </w:pPr>
+      <w:r>
+        <w:rPr>
+          <w:b/>
+          <w:bCs/>
+          <w:i w:val="false"/>
+          <w:iCs w:val="false"/>
+          <w:color w:val="2E7D32"/>
+          <w:sz w:val="26"/>
+          <w:szCs w:val="26"/>
+          <w:rFonts w:ascii="Times New Roman" w:cs="Times New Roman" w:eastAsia="Times New Roman" w:hAnsi="Times New Roman"/>
+        </w:rPr>
+        <w:t xml:space="preserve">3. Un tissage inséparable</w:t>
+      </w:r>
+    </w:p>
+    <w:p>
+      <w:pPr>
+        <w:spacing w:after="100" w:line="300"/>
+        <w:jc w:val="both"/>
+      </w:pPr>
+      <w:r>
+        <w:rPr>
+          <w:b w:val="false"/>
+          <w:bCs w:val="false"/>
+          <w:i w:val="false"/>
+          <w:iCs w:val="false"/>
+          <w:color w:val="000000"/>
+          <w:sz w:val="24"/>
+          <w:szCs w:val="24"/>
+          <w:rFonts w:ascii="Times New Roman" w:cs="Times New Roman" w:eastAsia="Times New Roman" w:hAnsi="Times New Roman"/>
+        </w:rPr>
+        <w:t xml:space="preserve">Le mode de vie malgache est un tissage : fils asiatiques et fils africains, serrés au point de ne plus pouvoir les séparer. Aucune pratique n’est restée identique à son origine : la riziculture indonésienne s’est mariée au </w:t>
+      </w:r>
+      <w:r>
+        <w:rPr>
+          <w:b/>
+          <w:bCs/>
+          <w:i w:val="false"/>
+          <w:iCs w:val="false"/>
+          <w:color w:val="1F4E79"/>
+          <w:sz w:val="24"/>
+          <w:szCs w:val="24"/>
+          <w:rFonts w:ascii="Times New Roman" w:cs="Times New Roman" w:eastAsia="Times New Roman" w:hAnsi="Times New Roman"/>
+        </w:rPr>
+        <w:t xml:space="preserve">zébu</w:t>
+      </w:r>
+      <w:r>
+        <w:rPr>
+          <w:b w:val="false"/>
+          <w:bCs w:val="false"/>
+          <w:i w:val="false"/>
+          <w:iCs w:val="false"/>
+          <w:color w:val="000000"/>
+          <w:sz w:val="24"/>
+          <w:szCs w:val="24"/>
+          <w:rFonts w:ascii="Times New Roman" w:cs="Times New Roman" w:eastAsia="Times New Roman" w:hAnsi="Times New Roman"/>
+        </w:rPr>
+        <w:t xml:space="preserve"> africain — mariage qui n’existe nulle part ailleurs.</w:t>
       </w:r>
     </w:p>
     <w:p>
@@ -2875,176 +3377,670 @@
     </w:p>
     <w:p>
       <w:pPr>
-        <w:spacing w:before="200" w:after="150"/>
-        <w:jc w:val="left"/>
+        <w:spacing w:after="120"/>
       </w:pPr>
-      <w:r>
-        <w:rPr>
-          <w:b/>
-          <w:bCs/>
-          <w:i w:val="false"/>
-          <w:iCs w:val="false"/>
-          <w:color w:val="2E7D32"/>
-          <w:sz w:val="28"/>
-          <w:szCs w:val="28"/>
-          <w:rFonts w:ascii="Times New Roman" w:cs="Times New Roman" w:eastAsia="Times New Roman" w:hAnsi="Times New Roman"/>
-        </w:rPr>
-        <w:t xml:space="preserve">Méthode</w:t>
-      </w:r>
+    </w:p>
+    <w:tbl>
+      <w:tblPr>
+        <w:tblW w:type="dxa" w:w="9600"/>
+        <w:tblBorders>
+          <w:top w:val="single" w:color="B25000" w:sz="12"/>
+          <w:left w:val="single" w:color="B25000" w:sz="12"/>
+          <w:bottom w:val="single" w:color="B25000" w:sz="12"/>
+          <w:right w:val="single" w:color="B25000" w:sz="12"/>
+          <w:insideH w:val="none"/>
+          <w:insideV w:val="none"/>
+        </w:tblBorders>
+        <w:tblLayout w:type="fixed"/>
+      </w:tblPr>
+      <w:tblGrid>
+        <w:gridCol w:w="9600"/>
+      </w:tblGrid>
+      <w:tr>
+        <w:tc>
+          <w:tcPr>
+            <w:shd w:fill="FFF8EF" w:val="clear"/>
+            <w:tcMar>
+              <w:top w:type="dxa" w:w="140"/>
+              <w:left w:type="dxa" w:w="180"/>
+              <w:bottom w:type="dxa" w:w="140"/>
+              <w:right w:type="dxa" w:w="180"/>
+            </w:tcMar>
+          </w:tcPr>
+          <w:p>
+            <w:pPr>
+              <w:spacing w:after="90"/>
+            </w:pPr>
+            <w:r>
+              <w:rPr>
+                <w:b/>
+                <w:bCs/>
+                <w:i w:val="false"/>
+                <w:iCs w:val="false"/>
+                <w:color w:val="B25000"/>
+                <w:sz w:val="25"/>
+                <w:szCs w:val="25"/>
+                <w:rFonts w:ascii="Times New Roman" w:cs="Times New Roman" w:eastAsia="Times New Roman" w:hAnsi="Times New Roman"/>
+              </w:rPr>
+              <w:t xml:space="preserve">Document à étudier</w:t>
+            </w:r>
+          </w:p>
+          <w:p>
+            <w:pPr>
+              <w:spacing w:after="80" w:line="300"/>
+              <w:jc w:val="left"/>
+            </w:pPr>
+            <w:r>
+              <w:rPr>
+                <w:b/>
+                <w:bCs/>
+                <w:i w:val="false"/>
+                <w:iCs w:val="false"/>
+                <w:color w:val="000000"/>
+                <w:sz w:val="21"/>
+                <w:szCs w:val="21"/>
+                <w:rFonts w:ascii="Times New Roman" w:cs="Times New Roman" w:eastAsia="Times New Roman" w:hAnsi="Times New Roman"/>
+              </w:rPr>
+              <w:t xml:space="preserve">Les bateaux cousus de l’océan Indien — d’après le Périple de la mer Érythrée, guide de navigation grec (Iᵉʳ siècle) — extrait adapté</w:t>
+            </w:r>
+          </w:p>
+          <w:p>
+            <w:pPr>
+              <w:spacing w:after="100" w:line="300"/>
+              <w:jc w:val="both"/>
+            </w:pPr>
+            <w:r>
+              <w:rPr>
+                <w:b w:val="false"/>
+                <w:bCs w:val="false"/>
+                <w:i/>
+                <w:iCs/>
+                <w:color w:val="000000"/>
+                <w:sz w:val="24"/>
+                <w:szCs w:val="24"/>
+                <w:rFonts w:ascii="Times New Roman" w:cs="Times New Roman" w:eastAsia="Times New Roman" w:hAnsi="Times New Roman"/>
+              </w:rPr>
+              <w:t xml:space="preserve">« Au-delà des côtes d’Azanie, en Afrique orientale, se trouve le dernier comptoir, appelé Rhapta — nom qui lui vient des petites embarcations cousues dont les habitants se servent. On y trouve en abondance l’ivoire et l’écaille de tortue. Les marchands venus d’Arabie y commercent, connaissent les lieux et les langues, et s’unissent parfois aux habitants. La mer, au-delà, est inexplorée. »</w:t>
+            </w:r>
+          </w:p>
+          <w:p>
+            <w:pPr>
+              <w:spacing w:after="40" w:line="300"/>
+              <w:jc w:val="both"/>
+            </w:pPr>
+            <w:r>
+              <w:rPr>
+                <w:b w:val="false"/>
+                <w:bCs w:val="false"/>
+                <w:i w:val="false"/>
+                <w:iCs w:val="false"/>
+                <w:color w:val="000000"/>
+                <w:sz w:val="24"/>
+                <w:szCs w:val="24"/>
+                <w:rFonts w:ascii="Times New Roman" w:cs="Times New Roman" w:eastAsia="Times New Roman" w:hAnsi="Times New Roman"/>
+              </w:rPr>
+              <w:t xml:space="preserve">1. D’où le comptoir de Rhapta tire-t-il son nom, d’après le texte ?</w:t>
+            </w:r>
+          </w:p>
+          <w:p>
+            <w:pPr>
+              <w:spacing w:after="40" w:line="300"/>
+              <w:jc w:val="both"/>
+            </w:pPr>
+            <w:r>
+              <w:rPr>
+                <w:b w:val="false"/>
+                <w:bCs w:val="false"/>
+                <w:i w:val="false"/>
+                <w:iCs w:val="false"/>
+                <w:color w:val="000000"/>
+                <w:sz w:val="24"/>
+                <w:szCs w:val="24"/>
+                <w:rFonts w:ascii="Times New Roman" w:cs="Times New Roman" w:eastAsia="Times New Roman" w:hAnsi="Times New Roman"/>
+              </w:rPr>
+              <w:t xml:space="preserve">2. Que nous apprend ce document, vieux de deux mille ans, sur la navigation dans l’océan Indien ?</w:t>
+            </w:r>
+          </w:p>
+          <w:p>
+            <w:pPr>
+              <w:spacing w:after="40" w:line="300"/>
+              <w:jc w:val="both"/>
+            </w:pPr>
+            <w:r>
+              <w:rPr>
+                <w:b w:val="false"/>
+                <w:bCs w:val="false"/>
+                <w:i w:val="false"/>
+                <w:iCs w:val="false"/>
+                <w:color w:val="000000"/>
+                <w:sz w:val="24"/>
+                <w:szCs w:val="24"/>
+                <w:rFonts w:ascii="Times New Roman" w:cs="Times New Roman" w:eastAsia="Times New Roman" w:hAnsi="Times New Roman"/>
+              </w:rPr>
+              <w:t xml:space="preserve">3. Pourquoi ce témoignage intéresse-t-il l’historien du peuplement de Madagascar ?</w:t>
+            </w:r>
+          </w:p>
+          <w:p>
+            <w:pPr>
+              <w:spacing w:after="60"/>
+            </w:pPr>
+          </w:p>
+          <w:p>
+            <w:pPr>
+              <w:spacing w:after="40"/>
+            </w:pPr>
+            <w:r>
+              <w:rPr>
+                <w:b/>
+                <w:bCs/>
+                <w:i w:val="false"/>
+                <w:iCs w:val="false"/>
+                <w:color w:val="C2185B"/>
+                <w:sz w:val="22"/>
+                <w:szCs w:val="22"/>
+                <w:rFonts w:ascii="Times New Roman" w:cs="Times New Roman" w:eastAsia="Times New Roman" w:hAnsi="Times New Roman"/>
+              </w:rPr>
+              <w:t xml:space="preserve">Réponse 1. </w:t>
+            </w:r>
+            <w:r>
+              <w:rPr>
+                <w:b w:val="false"/>
+                <w:bCs w:val="false"/>
+                <w:i w:val="false"/>
+                <w:iCs w:val="false"/>
+                <w:color w:val="000000"/>
+                <w:sz w:val="22"/>
+                <w:szCs w:val="22"/>
+                <w:rFonts w:ascii="Times New Roman" w:cs="Times New Roman" w:eastAsia="Times New Roman" w:hAnsi="Times New Roman"/>
+              </w:rPr>
+              <w:t xml:space="preserve">Des « petites embarcations cousues » des habitants : les bateaux aux planches liées par des fibres, sans clous — les bateaux cousus de la leçon.</w:t>
+            </w:r>
+          </w:p>
+          <w:p>
+            <w:pPr>
+              <w:spacing w:after="40"/>
+            </w:pPr>
+            <w:r>
+              <w:rPr>
+                <w:b/>
+                <w:bCs/>
+                <w:i w:val="false"/>
+                <w:iCs w:val="false"/>
+                <w:color w:val="C2185B"/>
+                <w:sz w:val="22"/>
+                <w:szCs w:val="22"/>
+                <w:rFonts w:ascii="Times New Roman" w:cs="Times New Roman" w:eastAsia="Times New Roman" w:hAnsi="Times New Roman"/>
+              </w:rPr>
+              <w:t xml:space="preserve">Réponse 2. </w:t>
+            </w:r>
+            <w:r>
+              <w:rPr>
+                <w:b w:val="false"/>
+                <w:bCs w:val="false"/>
+                <w:i w:val="false"/>
+                <w:iCs w:val="false"/>
+                <w:color w:val="000000"/>
+                <w:sz w:val="22"/>
+                <w:szCs w:val="22"/>
+                <w:rFonts w:ascii="Times New Roman" w:cs="Times New Roman" w:eastAsia="Times New Roman" w:hAnsi="Times New Roman"/>
+              </w:rPr>
+              <w:t xml:space="preserve">Que dès l’Antiquité, l’océan Indien était une route de commerce active : comptoirs africains, marchands arabes, bateaux cousus, échanges et mariages.</w:t>
+            </w:r>
+          </w:p>
+          <w:p>
+            <w:pPr>
+              <w:spacing w:after="40"/>
+            </w:pPr>
+            <w:r>
+              <w:rPr>
+                <w:b/>
+                <w:bCs/>
+                <w:i w:val="false"/>
+                <w:iCs w:val="false"/>
+                <w:color w:val="C2185B"/>
+                <w:sz w:val="22"/>
+                <w:szCs w:val="22"/>
+                <w:rFonts w:ascii="Times New Roman" w:cs="Times New Roman" w:eastAsia="Times New Roman" w:hAnsi="Times New Roman"/>
+              </w:rPr>
+              <w:t xml:space="preserve">Réponse 3. </w:t>
+            </w:r>
+            <w:r>
+              <w:rPr>
+                <w:b w:val="false"/>
+                <w:bCs w:val="false"/>
+                <w:i w:val="false"/>
+                <w:iCs w:val="false"/>
+                <w:color w:val="000000"/>
+                <w:sz w:val="22"/>
+                <w:szCs w:val="22"/>
+                <w:rFonts w:ascii="Times New Roman" w:cs="Times New Roman" w:eastAsia="Times New Roman" w:hAnsi="Times New Roman"/>
+              </w:rPr>
+              <w:t xml:space="preserve">Parce qu’il prouve que les routes maritimes empruntées plus tard par les migrants vers Madagascar fonctionnaient déjà : l’île est née de cette autoroute maritime.</w:t>
+            </w:r>
+          </w:p>
+        </w:tc>
+      </w:tr>
+    </w:tbl>
+    <w:p>
+      <w:pPr>
+        <w:spacing w:after="160"/>
+      </w:pPr>
+    </w:p>
+    <w:tbl>
+      <w:tblPr>
+        <w:tblW w:type="dxa" w:w="9600"/>
+        <w:tblBorders>
+          <w:top w:val="single" w:color="1565C0" w:sz="12"/>
+          <w:left w:val="single" w:color="1565C0" w:sz="12"/>
+          <w:bottom w:val="single" w:color="1565C0" w:sz="12"/>
+          <w:right w:val="single" w:color="1565C0" w:sz="12"/>
+          <w:insideH w:val="none"/>
+          <w:insideV w:val="none"/>
+        </w:tblBorders>
+        <w:tblLayout w:type="fixed"/>
+      </w:tblPr>
+      <w:tblGrid>
+        <w:gridCol w:w="9600"/>
+      </w:tblGrid>
+      <w:tr>
+        <w:tc>
+          <w:tcPr>
+            <w:shd w:fill="E3F2FD" w:val="clear"/>
+            <w:tcMar>
+              <w:top w:type="dxa" w:w="140"/>
+              <w:left w:type="dxa" w:w="180"/>
+              <w:bottom w:type="dxa" w:w="140"/>
+              <w:right w:type="dxa" w:w="180"/>
+            </w:tcMar>
+          </w:tcPr>
+          <w:p>
+            <w:pPr>
+              <w:spacing w:after="90"/>
+            </w:pPr>
+            <w:r>
+              <w:rPr>
+                <w:b/>
+                <w:bCs/>
+                <w:i w:val="false"/>
+                <w:iCs w:val="false"/>
+                <w:color w:val="1565C0"/>
+                <w:sz w:val="25"/>
+                <w:szCs w:val="25"/>
+                <w:rFonts w:ascii="Times New Roman" w:cs="Times New Roman" w:eastAsia="Times New Roman" w:hAnsi="Times New Roman"/>
+              </w:rPr>
+              <w:t xml:space="preserve">Le savais-tu ?</w:t>
+            </w:r>
+          </w:p>
+          <w:p>
+            <w:pPr>
+              <w:spacing w:after="0" w:line="300"/>
+              <w:jc w:val="both"/>
+            </w:pPr>
+            <w:r>
+              <w:rPr>
+                <w:b w:val="false"/>
+                <w:bCs w:val="false"/>
+                <w:i w:val="false"/>
+                <w:iCs w:val="false"/>
+                <w:color w:val="000000"/>
+                <w:sz w:val="22"/>
+                <w:szCs w:val="22"/>
+                <w:rFonts w:ascii="Times New Roman" w:cs="Times New Roman" w:eastAsia="Times New Roman" w:hAnsi="Times New Roman"/>
+              </w:rPr>
+              <w:t xml:space="preserve">Le bateau cousu n’a pas un seul clou : ses planches sont percées puis « cousues » avec des cordes de fibre de coco, et les trous calfatés de résine ! Cette technique, décrite dès l’Antiquité dans l’océan Indien, rendait les coques souples face aux récifs. Des épaves cousues ont été retrouvées des côtes d’Oman jusqu’en Asie — l’océan Indien était une véritable autoroute maritime.</w:t>
+            </w:r>
+          </w:p>
+        </w:tc>
+      </w:tr>
+    </w:tbl>
+    <w:p>
+      <w:pPr>
+        <w:spacing w:after="160"/>
+      </w:pPr>
     </w:p>
     <w:p>
       <w:pPr>
-        <w:spacing w:after="60" w:line="300"/>
+        <w:spacing w:after="80" w:line="300"/>
         <w:jc w:val="both"/>
       </w:pPr>
       <w:r>
         <w:rPr>
-          <w:b w:val="false"/>
-          <w:bCs w:val="false"/>
-          <w:i w:val="false"/>
-          <w:iCs w:val="false"/>
-          <w:color w:val="000000"/>
-          <w:sz w:val="24"/>
-          <w:szCs w:val="24"/>
-          <w:rFonts w:ascii="Times New Roman" w:cs="Times New Roman" w:eastAsia="Times New Roman" w:hAnsi="Times New Roman"/>
-        </w:rPr>
-        <w:t xml:space="preserve">1. Classer chaque élément du mode de vie par civilisation d’origine.</w:t>
+          <w:b/>
+          <w:bCs/>
+          <w:i w:val="false"/>
+          <w:iCs w:val="false"/>
+          <w:color w:val="2E7D32"/>
+          <w:sz w:val="26"/>
+          <w:szCs w:val="26"/>
+          <w:rFonts w:ascii="Times New Roman" w:cs="Times New Roman" w:eastAsia="Times New Roman" w:hAnsi="Times New Roman"/>
+        </w:rPr>
+        <w:t xml:space="preserve">Petit lexique</w:t>
       </w:r>
     </w:p>
+    <w:tbl>
+      <w:tblPr>
+        <w:tblW w:type="dxa" w:w="9600"/>
+        <w:tblBorders>
+          <w:top w:val="single" w:color="808080" w:sz="4"/>
+          <w:left w:val="single" w:color="808080" w:sz="4"/>
+          <w:bottom w:val="single" w:color="808080" w:sz="4"/>
+          <w:right w:val="single" w:color="808080" w:sz="4"/>
+          <w:insideH w:val="single" w:color="B0B0B0" w:sz="4"/>
+          <w:insideV w:val="single" w:color="B0B0B0" w:sz="4"/>
+        </w:tblBorders>
+        <w:tblLayout w:type="fixed"/>
+      </w:tblPr>
+      <w:tblGrid>
+        <w:gridCol w:w="2800"/>
+        <w:gridCol w:w="6800"/>
+      </w:tblGrid>
+      <w:tr>
+        <w:tc>
+          <w:tcPr>
+            <w:shd w:fill="E7E6E6" w:val="clear"/>
+            <w:tcMar>
+              <w:top w:type="dxa" w:w="80"/>
+              <w:left w:type="dxa" w:w="80"/>
+              <w:bottom w:type="dxa" w:w="80"/>
+              <w:right w:type="dxa" w:w="80"/>
+            </w:tcMar>
+          </w:tcPr>
+          <w:p>
+            <w:pPr>
+              <w:spacing w:after="40"/>
+              <w:jc w:val="left"/>
+            </w:pPr>
+            <w:r>
+              <w:rPr>
+                <w:b/>
+                <w:bCs/>
+                <w:i w:val="false"/>
+                <w:iCs w:val="false"/>
+                <w:color w:val="000000"/>
+                <w:sz w:val="20"/>
+                <w:szCs w:val="20"/>
+                <w:rFonts w:ascii="Times New Roman" w:cs="Times New Roman" w:eastAsia="Times New Roman" w:hAnsi="Times New Roman"/>
+              </w:rPr>
+              <w:t xml:space="preserve">Mot</w:t>
+            </w:r>
+          </w:p>
+        </w:tc>
+        <w:tc>
+          <w:tcPr>
+            <w:shd w:fill="E7E6E6" w:val="clear"/>
+            <w:tcMar>
+              <w:top w:type="dxa" w:w="80"/>
+              <w:left w:type="dxa" w:w="80"/>
+              <w:bottom w:type="dxa" w:w="80"/>
+              <w:right w:type="dxa" w:w="80"/>
+            </w:tcMar>
+          </w:tcPr>
+          <w:p>
+            <w:pPr>
+              <w:spacing w:after="40"/>
+              <w:jc w:val="left"/>
+            </w:pPr>
+            <w:r>
+              <w:rPr>
+                <w:b/>
+                <w:bCs/>
+                <w:i w:val="false"/>
+                <w:iCs w:val="false"/>
+                <w:color w:val="000000"/>
+                <w:sz w:val="20"/>
+                <w:szCs w:val="20"/>
+                <w:rFonts w:ascii="Times New Roman" w:cs="Times New Roman" w:eastAsia="Times New Roman" w:hAnsi="Times New Roman"/>
+              </w:rPr>
+              <w:t xml:space="preserve">Sens</w:t>
+            </w:r>
+          </w:p>
+        </w:tc>
+      </w:tr>
+      <w:tr>
+        <w:tc>
+          <w:tcPr>
+            <w:tcMar>
+              <w:top w:type="dxa" w:w="80"/>
+              <w:left w:type="dxa" w:w="80"/>
+              <w:bottom w:type="dxa" w:w="80"/>
+              <w:right w:type="dxa" w:w="80"/>
+            </w:tcMar>
+          </w:tcPr>
+          <w:p>
+            <w:pPr>
+              <w:spacing w:after="40"/>
+              <w:jc w:val="left"/>
+            </w:pPr>
+            <w:r>
+              <w:rPr>
+                <w:b/>
+                <w:bCs/>
+                <w:i w:val="false"/>
+                <w:iCs w:val="false"/>
+                <w:color w:val="000000"/>
+                <w:sz w:val="20"/>
+                <w:szCs w:val="20"/>
+                <w:rFonts w:ascii="Times New Roman" w:cs="Times New Roman" w:eastAsia="Times New Roman" w:hAnsi="Times New Roman"/>
+              </w:rPr>
+              <w:t xml:space="preserve">Fonds de la langue</w:t>
+            </w:r>
+          </w:p>
+        </w:tc>
+        <w:tc>
+          <w:tcPr>
+            <w:tcMar>
+              <w:top w:type="dxa" w:w="80"/>
+              <w:left w:type="dxa" w:w="80"/>
+              <w:bottom w:type="dxa" w:w="80"/>
+              <w:right w:type="dxa" w:w="80"/>
+            </w:tcMar>
+          </w:tcPr>
+          <w:p>
+            <w:pPr>
+              <w:spacing w:after="40"/>
+              <w:jc w:val="left"/>
+            </w:pPr>
+            <w:r>
+              <w:rPr>
+                <w:b w:val="false"/>
+                <w:bCs w:val="false"/>
+                <w:i w:val="false"/>
+                <w:iCs w:val="false"/>
+                <w:color w:val="000000"/>
+                <w:sz w:val="20"/>
+                <w:szCs w:val="20"/>
+                <w:rFonts w:ascii="Times New Roman" w:cs="Times New Roman" w:eastAsia="Times New Roman" w:hAnsi="Times New Roman"/>
+              </w:rPr>
+              <w:t xml:space="preserve">vocabulaire de base hérité des premiers locuteurs</w:t>
+            </w:r>
+          </w:p>
+        </w:tc>
+      </w:tr>
+      <w:tr>
+        <w:tc>
+          <w:tcPr>
+            <w:tcMar>
+              <w:top w:type="dxa" w:w="80"/>
+              <w:left w:type="dxa" w:w="80"/>
+              <w:bottom w:type="dxa" w:w="80"/>
+              <w:right w:type="dxa" w:w="80"/>
+            </w:tcMar>
+          </w:tcPr>
+          <w:p>
+            <w:pPr>
+              <w:spacing w:after="40"/>
+              <w:jc w:val="left"/>
+            </w:pPr>
+            <w:r>
+              <w:rPr>
+                <w:b/>
+                <w:bCs/>
+                <w:i w:val="false"/>
+                <w:iCs w:val="false"/>
+                <w:color w:val="000000"/>
+                <w:sz w:val="20"/>
+                <w:szCs w:val="20"/>
+                <w:rFonts w:ascii="Times New Roman" w:cs="Times New Roman" w:eastAsia="Times New Roman" w:hAnsi="Times New Roman"/>
+              </w:rPr>
+              <w:t xml:space="preserve">Riziculture en terrasse</w:t>
+            </w:r>
+          </w:p>
+        </w:tc>
+        <w:tc>
+          <w:tcPr>
+            <w:tcMar>
+              <w:top w:type="dxa" w:w="80"/>
+              <w:left w:type="dxa" w:w="80"/>
+              <w:bottom w:type="dxa" w:w="80"/>
+              <w:right w:type="dxa" w:w="80"/>
+            </w:tcMar>
+          </w:tcPr>
+          <w:p>
+            <w:pPr>
+              <w:spacing w:after="40"/>
+              <w:jc w:val="left"/>
+            </w:pPr>
+            <w:r>
+              <w:rPr>
+                <w:b w:val="false"/>
+                <w:bCs w:val="false"/>
+                <w:i w:val="false"/>
+                <w:iCs w:val="false"/>
+                <w:color w:val="000000"/>
+                <w:sz w:val="20"/>
+                <w:szCs w:val="20"/>
+                <w:rFonts w:ascii="Times New Roman" w:cs="Times New Roman" w:eastAsia="Times New Roman" w:hAnsi="Times New Roman"/>
+              </w:rPr>
+              <w:t xml:space="preserve">culture du riz en escaliers irrigués sur les pentes</w:t>
+            </w:r>
+          </w:p>
+        </w:tc>
+      </w:tr>
+      <w:tr>
+        <w:tc>
+          <w:tcPr>
+            <w:tcMar>
+              <w:top w:type="dxa" w:w="80"/>
+              <w:left w:type="dxa" w:w="80"/>
+              <w:bottom w:type="dxa" w:w="80"/>
+              <w:right w:type="dxa" w:w="80"/>
+            </w:tcMar>
+          </w:tcPr>
+          <w:p>
+            <w:pPr>
+              <w:spacing w:after="40"/>
+              <w:jc w:val="left"/>
+            </w:pPr>
+            <w:r>
+              <w:rPr>
+                <w:b/>
+                <w:bCs/>
+                <w:i w:val="false"/>
+                <w:iCs w:val="false"/>
+                <w:color w:val="000000"/>
+                <w:sz w:val="20"/>
+                <w:szCs w:val="20"/>
+                <w:rFonts w:ascii="Times New Roman" w:cs="Times New Roman" w:eastAsia="Times New Roman" w:hAnsi="Times New Roman"/>
+              </w:rPr>
+              <w:t xml:space="preserve">Bateau cousu</w:t>
+            </w:r>
+          </w:p>
+        </w:tc>
+        <w:tc>
+          <w:tcPr>
+            <w:tcMar>
+              <w:top w:type="dxa" w:w="80"/>
+              <w:left w:type="dxa" w:w="80"/>
+              <w:bottom w:type="dxa" w:w="80"/>
+              <w:right w:type="dxa" w:w="80"/>
+            </w:tcMar>
+          </w:tcPr>
+          <w:p>
+            <w:pPr>
+              <w:spacing w:after="40"/>
+              <w:jc w:val="left"/>
+            </w:pPr>
+            <w:r>
+              <w:rPr>
+                <w:b w:val="false"/>
+                <w:bCs w:val="false"/>
+                <w:i w:val="false"/>
+                <w:iCs w:val="false"/>
+                <w:color w:val="000000"/>
+                <w:sz w:val="20"/>
+                <w:szCs w:val="20"/>
+                <w:rFonts w:ascii="Times New Roman" w:cs="Times New Roman" w:eastAsia="Times New Roman" w:hAnsi="Times New Roman"/>
+              </w:rPr>
+              <w:t xml:space="preserve">navire aux planches liées par des fibres, sans clous</w:t>
+            </w:r>
+          </w:p>
+        </w:tc>
+      </w:tr>
+      <w:tr>
+        <w:tc>
+          <w:tcPr>
+            <w:tcMar>
+              <w:top w:type="dxa" w:w="80"/>
+              <w:left w:type="dxa" w:w="80"/>
+              <w:bottom w:type="dxa" w:w="80"/>
+              <w:right w:type="dxa" w:w="80"/>
+            </w:tcMar>
+          </w:tcPr>
+          <w:p>
+            <w:pPr>
+              <w:spacing w:after="40"/>
+              <w:jc w:val="left"/>
+            </w:pPr>
+            <w:r>
+              <w:rPr>
+                <w:b/>
+                <w:bCs/>
+                <w:i w:val="false"/>
+                <w:iCs w:val="false"/>
+                <w:color w:val="000000"/>
+                <w:sz w:val="20"/>
+                <w:szCs w:val="20"/>
+                <w:rFonts w:ascii="Times New Roman" w:cs="Times New Roman" w:eastAsia="Times New Roman" w:hAnsi="Times New Roman"/>
+              </w:rPr>
+              <w:t xml:space="preserve">Boutre (botry)</w:t>
+            </w:r>
+          </w:p>
+        </w:tc>
+        <w:tc>
+          <w:tcPr>
+            <w:tcMar>
+              <w:top w:type="dxa" w:w="80"/>
+              <w:left w:type="dxa" w:w="80"/>
+              <w:bottom w:type="dxa" w:w="80"/>
+              <w:right w:type="dxa" w:w="80"/>
+            </w:tcMar>
+          </w:tcPr>
+          <w:p>
+            <w:pPr>
+              <w:spacing w:after="40"/>
+              <w:jc w:val="left"/>
+            </w:pPr>
+            <w:r>
+              <w:rPr>
+                <w:b w:val="false"/>
+                <w:bCs w:val="false"/>
+                <w:i w:val="false"/>
+                <w:iCs w:val="false"/>
+                <w:color w:val="000000"/>
+                <w:sz w:val="20"/>
+                <w:szCs w:val="20"/>
+                <w:rFonts w:ascii="Times New Roman" w:cs="Times New Roman" w:eastAsia="Times New Roman" w:hAnsi="Times New Roman"/>
+              </w:rPr>
+              <w:t xml:space="preserve">voilier de charge des côtes arabo-africaines</w:t>
+            </w:r>
+          </w:p>
+        </w:tc>
+      </w:tr>
+    </w:tbl>
     <w:p>
       <w:pPr>
-        <w:spacing w:after="60" w:line="300"/>
-        <w:jc w:val="both"/>
+        <w:spacing w:after="120"/>
       </w:pPr>
-      <w:r>
-        <w:rPr>
-          <w:b w:val="false"/>
-          <w:bCs w:val="false"/>
-          <w:i w:val="false"/>
-          <w:iCs w:val="false"/>
-          <w:color w:val="000000"/>
-          <w:sz w:val="24"/>
-          <w:szCs w:val="24"/>
-          <w:rFonts w:ascii="Times New Roman" w:cs="Times New Roman" w:eastAsia="Times New Roman" w:hAnsi="Times New Roman"/>
-        </w:rPr>
-        <w:t xml:space="preserve">2. Chercher la preuve linguistique : comparer le mot malgache à ses cousins malais ou swahilis.</w:t>
-      </w:r>
-    </w:p>
-    <w:p>
-      <w:pPr>
-        <w:spacing w:after="60" w:line="300"/>
-        <w:jc w:val="both"/>
-      </w:pPr>
-      <w:r>
-        <w:rPr>
-          <w:b w:val="false"/>
-          <w:bCs w:val="false"/>
-          <w:i w:val="false"/>
-          <w:iCs w:val="false"/>
-          <w:color w:val="000000"/>
-          <w:sz w:val="24"/>
-          <w:szCs w:val="24"/>
-          <w:rFonts w:ascii="Times New Roman" w:cs="Times New Roman" w:eastAsia="Times New Roman" w:hAnsi="Times New Roman"/>
-        </w:rPr>
-        <w:t xml:space="preserve">3. Associer chaque moyen de transport à sa route maritime.</w:t>
-      </w:r>
-    </w:p>
-    <w:p>
-      <w:pPr>
-        <w:spacing w:after="110" w:line="300"/>
-        <w:jc w:val="both"/>
-      </w:pPr>
-      <w:r>
-        <w:rPr>
-          <w:b/>
-          <w:bCs/>
-          <w:i w:val="false"/>
-          <w:iCs w:val="false"/>
-          <w:color w:val="1F4E79"/>
-          <w:sz w:val="24"/>
-          <w:szCs w:val="24"/>
-          <w:rFonts w:ascii="Times New Roman" w:cs="Times New Roman" w:eastAsia="Times New Roman" w:hAnsi="Times New Roman"/>
-        </w:rPr>
-        <w:t xml:space="preserve">Exemple — </w:t>
-      </w:r>
-      <w:r>
-        <w:rPr>
-          <w:b w:val="false"/>
-          <w:bCs w:val="false"/>
-          <w:i w:val="false"/>
-          <w:iCs w:val="false"/>
-          <w:color w:val="000000"/>
-          <w:sz w:val="24"/>
-          <w:szCs w:val="24"/>
-          <w:rFonts w:ascii="Times New Roman" w:cs="Times New Roman" w:eastAsia="Times New Roman" w:hAnsi="Times New Roman"/>
-        </w:rPr>
-        <w:t xml:space="preserve">Les terrasses de Betafo : technique indonésienne ; le zébu qui les laboure : apport africain ; le mot vary récolté : fonds austronésien — un seul paysage, trois héritages.</w:t>
-      </w:r>
-    </w:p>
-    <w:p>
-      <w:pPr>
-        <w:spacing w:after="110" w:line="300"/>
-        <w:jc w:val="both"/>
-      </w:pPr>
-      <w:r>
-        <w:rPr>
-          <w:b/>
-          <w:bCs/>
-          <w:i w:val="false"/>
-          <w:iCs w:val="false"/>
-          <w:color w:val="B25000"/>
-          <w:sz w:val="24"/>
-          <w:szCs w:val="24"/>
-          <w:rFonts w:ascii="Times New Roman" w:cs="Times New Roman" w:eastAsia="Times New Roman" w:hAnsi="Times New Roman"/>
-        </w:rPr>
-        <w:t xml:space="preserve">Erreur à éviter — </w:t>
-      </w:r>
-      <w:r>
-        <w:rPr>
-          <w:b w:val="false"/>
-          <w:bCs w:val="false"/>
-          <w:i w:val="false"/>
-          <w:iCs w:val="false"/>
-          <w:color w:val="000000"/>
-          <w:sz w:val="24"/>
-          <w:szCs w:val="24"/>
-          <w:rFonts w:ascii="Times New Roman" w:cs="Times New Roman" w:eastAsia="Times New Roman" w:hAnsi="Times New Roman"/>
-        </w:rPr>
-        <w:t xml:space="preserve">Chercher un apport « pur » : aucune pratique malgache n’est restée identique à son origine ; chaque apport a été adapté à l’île — la riziculture indonésienne s’est mariée au zébu africain, mariage qui n’existe nulle part ailleurs.</w:t>
-      </w:r>
-    </w:p>
-    <w:p>
-      <w:pPr>
-        <w:shd w:fill="E3F2FD" w:val="clear"/>
-        <w:spacing w:after="110" w:line="300"/>
-        <w:jc w:val="both"/>
-      </w:pPr>
-      <w:r>
-        <w:rPr>
-          <w:b/>
-          <w:bCs/>
-          <w:i w:val="false"/>
-          <w:iCs w:val="false"/>
-          <w:color w:val="1565C0"/>
-          <w:sz w:val="24"/>
-          <w:szCs w:val="24"/>
-          <w:rFonts w:ascii="Times New Roman" w:cs="Times New Roman" w:eastAsia="Times New Roman" w:hAnsi="Times New Roman"/>
-        </w:rPr>
-        <w:t xml:space="preserve">Le savais-tu ? </w:t>
-      </w:r>
-      <w:r>
-        <w:rPr>
-          <w:b w:val="false"/>
-          <w:bCs w:val="false"/>
-          <w:i w:val="false"/>
-          <w:iCs w:val="false"/>
-          <w:color w:val="000000"/>
-          <w:sz w:val="24"/>
-          <w:szCs w:val="24"/>
-          <w:rFonts w:ascii="Times New Roman" w:cs="Times New Roman" w:eastAsia="Times New Roman" w:hAnsi="Times New Roman"/>
-        </w:rPr>
-        <w:t xml:space="preserve">Le bateau cousu n’a pas un seul clou : ses planches sont percées puis « cousues » avec des cordes de fibre de coco, et les trous calfatés de résine ! Cette technique, décrite dès l’Antiquité dans l’océan Indien, rendait les coques souples face aux récifs. Des épaves cousues ont été retrouvées des côtes d’Oman jusqu’en Asie — l’océan Indien était une véritable autoroute maritime.</w:t>
-      </w:r>
     </w:p>
     <w:p>
       <w:pPr>
@@ -4708,152 +5704,152 @@
                 <w:szCs w:val="20"/>
                 <w:rFonts w:ascii="Times New Roman" w:cs="Times New Roman" w:eastAsia="Times New Roman" w:hAnsi="Times New Roman"/>
               </w:rPr>
-              <w:t xml:space="preserve">3. Observation</w:t>
-            </w:r>
-          </w:p>
-        </w:tc>
-        <w:tc>
-          <w:tcPr>
-            <w:tcMar>
-              <w:top w:type="dxa" w:w="80"/>
-              <w:left w:type="dxa" w:w="80"/>
-              <w:bottom w:type="dxa" w:w="80"/>
-              <w:right w:type="dxa" w:w="80"/>
-            </w:tcMar>
-          </w:tcPr>
-          <w:p>
-            <w:pPr>
-              <w:spacing w:after="40"/>
-              <w:jc w:val="left"/>
-            </w:pPr>
-            <w:r>
-              <w:rPr>
-                <w:b w:val="false"/>
-                <w:bCs w:val="false"/>
-                <w:i w:val="false"/>
-                <w:iCs w:val="false"/>
-                <w:color w:val="000000"/>
-                <w:sz w:val="20"/>
-                <w:szCs w:val="20"/>
-                <w:rFonts w:ascii="Times New Roman" w:cs="Times New Roman" w:eastAsia="Times New Roman" w:hAnsi="Times New Roman"/>
-              </w:rPr>
-              <w:t xml:space="preserve">Le sorabe : apport arabe (l’alphabet) + langue malgache (le contenu) + gardiens antemoro (la transmission) = un héritage arabo-musulman devenu trésor national.</w:t>
-            </w:r>
-          </w:p>
-        </w:tc>
-        <w:tc>
-          <w:tcPr>
-            <w:tcMar>
-              <w:top w:type="dxa" w:w="80"/>
-              <w:left w:type="dxa" w:w="80"/>
-              <w:bottom w:type="dxa" w:w="80"/>
-              <w:right w:type="dxa" w:w="80"/>
-            </w:tcMar>
-          </w:tcPr>
-          <w:p>
-            <w:pPr>
-              <w:spacing w:after="40"/>
-              <w:jc w:val="left"/>
-            </w:pPr>
-            <w:r>
-              <w:rPr>
-                <w:b w:val="false"/>
-                <w:bCs w:val="false"/>
-                <w:i w:val="false"/>
-                <w:iCs w:val="false"/>
-                <w:color w:val="000000"/>
-                <w:sz w:val="20"/>
-                <w:szCs w:val="20"/>
-                <w:rFonts w:ascii="Times New Roman" w:cs="Times New Roman" w:eastAsia="Times New Roman" w:hAnsi="Times New Roman"/>
-              </w:rPr>
-              <w:t xml:space="preserve">Observent l’exemple résolu.</w:t>
-            </w:r>
-          </w:p>
-        </w:tc>
-        <w:tc>
-          <w:tcPr>
-            <w:tcMar>
-              <w:top w:type="dxa" w:w="80"/>
-              <w:left w:type="dxa" w:w="80"/>
-              <w:bottom w:type="dxa" w:w="80"/>
-              <w:right w:type="dxa" w:w="80"/>
-            </w:tcMar>
-          </w:tcPr>
-          <w:p>
-            <w:pPr>
-              <w:spacing w:after="40"/>
-              <w:jc w:val="left"/>
-            </w:pPr>
-            <w:r>
-              <w:rPr>
-                <w:b w:val="false"/>
-                <w:bCs w:val="false"/>
-                <w:i w:val="false"/>
-                <w:iCs w:val="false"/>
-                <w:color w:val="000000"/>
-                <w:sz w:val="20"/>
-                <w:szCs w:val="20"/>
-                <w:rFonts w:ascii="Times New Roman" w:cs="Times New Roman" w:eastAsia="Times New Roman" w:hAnsi="Times New Roman"/>
-              </w:rPr>
-              <w:t xml:space="preserve">Observation dirigée</w:t>
-            </w:r>
-          </w:p>
-        </w:tc>
-        <w:tc>
-          <w:tcPr>
-            <w:tcMar>
-              <w:top w:type="dxa" w:w="80"/>
-              <w:left w:type="dxa" w:w="80"/>
-              <w:bottom w:type="dxa" w:w="80"/>
-              <w:right w:type="dxa" w:w="80"/>
-            </w:tcMar>
-          </w:tcPr>
-          <w:p>
-            <w:pPr>
-              <w:spacing w:after="40"/>
-              <w:jc w:val="left"/>
-            </w:pPr>
-            <w:r>
-              <w:rPr>
-                <w:b w:val="false"/>
-                <w:bCs w:val="false"/>
-                <w:i w:val="false"/>
-                <w:iCs w:val="false"/>
-                <w:color w:val="000000"/>
-                <w:sz w:val="20"/>
-                <w:szCs w:val="20"/>
-                <w:rFonts w:ascii="Times New Roman" w:cs="Times New Roman" w:eastAsia="Times New Roman" w:hAnsi="Times New Roman"/>
-              </w:rPr>
-              <w:t xml:space="preserve">Document imprimé</w:t>
-            </w:r>
-          </w:p>
-        </w:tc>
-        <w:tc>
-          <w:tcPr>
-            <w:tcMar>
-              <w:top w:type="dxa" w:w="80"/>
-              <w:left w:type="dxa" w:w="80"/>
-              <w:bottom w:type="dxa" w:w="80"/>
-              <w:right w:type="dxa" w:w="80"/>
-            </w:tcMar>
-          </w:tcPr>
-          <w:p>
-            <w:pPr>
-              <w:spacing w:after="40"/>
-              <w:jc w:val="left"/>
-            </w:pPr>
-            <w:r>
-              <w:rPr>
-                <w:b w:val="false"/>
-                <w:bCs w:val="false"/>
-                <w:i w:val="false"/>
-                <w:iCs w:val="false"/>
-                <w:color w:val="000000"/>
-                <w:sz w:val="20"/>
-                <w:szCs w:val="20"/>
-                <w:rFonts w:ascii="Times New Roman" w:cs="Times New Roman" w:eastAsia="Times New Roman" w:hAnsi="Times New Roman"/>
-              </w:rPr>
-              <w:t xml:space="preserve">Compréhension</w:t>
+              <w:t xml:space="preserve">3. Développement</w:t>
+            </w:r>
+          </w:p>
+        </w:tc>
+        <w:tc>
+          <w:tcPr>
+            <w:tcMar>
+              <w:top w:type="dxa" w:w="80"/>
+              <w:left w:type="dxa" w:w="80"/>
+              <w:bottom w:type="dxa" w:w="80"/>
+              <w:right w:type="dxa" w:w="80"/>
+            </w:tcMar>
+          </w:tcPr>
+          <w:p>
+            <w:pPr>
+              <w:spacing w:after="40"/>
+              <w:jc w:val="left"/>
+            </w:pPr>
+            <w:r>
+              <w:rPr>
+                <w:b w:val="false"/>
+                <w:bCs w:val="false"/>
+                <w:i w:val="false"/>
+                <w:iCs w:val="false"/>
+                <w:color w:val="000000"/>
+                <w:sz w:val="20"/>
+                <w:szCs w:val="20"/>
+                <w:rFonts w:ascii="Times New Roman" w:cs="Times New Roman" w:eastAsia="Times New Roman" w:hAnsi="Times New Roman"/>
+              </w:rPr>
+              <w:t xml:space="preserve">Développe la leçon partie par partie : Les plans économique et politique ; Le plan socio-culturel, le plus riche ; Des apports malgachisés.</w:t>
+            </w:r>
+          </w:p>
+        </w:tc>
+        <w:tc>
+          <w:tcPr>
+            <w:tcMar>
+              <w:top w:type="dxa" w:w="80"/>
+              <w:left w:type="dxa" w:w="80"/>
+              <w:bottom w:type="dxa" w:w="80"/>
+              <w:right w:type="dxa" w:w="80"/>
+            </w:tcMar>
+          </w:tcPr>
+          <w:p>
+            <w:pPr>
+              <w:spacing w:after="40"/>
+              <w:jc w:val="left"/>
+            </w:pPr>
+            <w:r>
+              <w:rPr>
+                <w:b w:val="false"/>
+                <w:bCs w:val="false"/>
+                <w:i w:val="false"/>
+                <w:iCs w:val="false"/>
+                <w:color w:val="000000"/>
+                <w:sz w:val="20"/>
+                <w:szCs w:val="20"/>
+                <w:rFonts w:ascii="Times New Roman" w:cs="Times New Roman" w:eastAsia="Times New Roman" w:hAnsi="Times New Roman"/>
+              </w:rPr>
+              <w:t xml:space="preserve">Écoutent, répondent aux questions et notent les mots-clés.</w:t>
+            </w:r>
+          </w:p>
+        </w:tc>
+        <w:tc>
+          <w:tcPr>
+            <w:tcMar>
+              <w:top w:type="dxa" w:w="80"/>
+              <w:left w:type="dxa" w:w="80"/>
+              <w:bottom w:type="dxa" w:w="80"/>
+              <w:right w:type="dxa" w:w="80"/>
+            </w:tcMar>
+          </w:tcPr>
+          <w:p>
+            <w:pPr>
+              <w:spacing w:after="40"/>
+              <w:jc w:val="left"/>
+            </w:pPr>
+            <w:r>
+              <w:rPr>
+                <w:b w:val="false"/>
+                <w:bCs w:val="false"/>
+                <w:i w:val="false"/>
+                <w:iCs w:val="false"/>
+                <w:color w:val="000000"/>
+                <w:sz w:val="20"/>
+                <w:szCs w:val="20"/>
+                <w:rFonts w:ascii="Times New Roman" w:cs="Times New Roman" w:eastAsia="Times New Roman" w:hAnsi="Times New Roman"/>
+              </w:rPr>
+              <w:t xml:space="preserve">Exposé interactif, questions-réponses</w:t>
+            </w:r>
+          </w:p>
+        </w:tc>
+        <w:tc>
+          <w:tcPr>
+            <w:tcMar>
+              <w:top w:type="dxa" w:w="80"/>
+              <w:left w:type="dxa" w:w="80"/>
+              <w:bottom w:type="dxa" w:w="80"/>
+              <w:right w:type="dxa" w:w="80"/>
+            </w:tcMar>
+          </w:tcPr>
+          <w:p>
+            <w:pPr>
+              <w:spacing w:after="40"/>
+              <w:jc w:val="left"/>
+            </w:pPr>
+            <w:r>
+              <w:rPr>
+                <w:b w:val="false"/>
+                <w:bCs w:val="false"/>
+                <w:i w:val="false"/>
+                <w:iCs w:val="false"/>
+                <w:color w:val="000000"/>
+                <w:sz w:val="20"/>
+                <w:szCs w:val="20"/>
+                <w:rFonts w:ascii="Times New Roman" w:cs="Times New Roman" w:eastAsia="Times New Roman" w:hAnsi="Times New Roman"/>
+              </w:rPr>
+              <w:t xml:space="preserve">Tableau, frises, cartes</w:t>
+            </w:r>
+          </w:p>
+        </w:tc>
+        <w:tc>
+          <w:tcPr>
+            <w:tcMar>
+              <w:top w:type="dxa" w:w="80"/>
+              <w:left w:type="dxa" w:w="80"/>
+              <w:bottom w:type="dxa" w:w="80"/>
+              <w:right w:type="dxa" w:w="80"/>
+            </w:tcMar>
+          </w:tcPr>
+          <w:p>
+            <w:pPr>
+              <w:spacing w:after="40"/>
+              <w:jc w:val="left"/>
+            </w:pPr>
+            <w:r>
+              <w:rPr>
+                <w:b w:val="false"/>
+                <w:bCs w:val="false"/>
+                <w:i w:val="false"/>
+                <w:iCs w:val="false"/>
+                <w:color w:val="000000"/>
+                <w:sz w:val="20"/>
+                <w:szCs w:val="20"/>
+                <w:rFonts w:ascii="Times New Roman" w:cs="Times New Roman" w:eastAsia="Times New Roman" w:hAnsi="Times New Roman"/>
+              </w:rPr>
+              <w:t xml:space="preserve">Attention, participation</w:t>
             </w:r>
           </w:p>
         </w:tc>
@@ -4884,152 +5880,152 @@
                 <w:szCs w:val="20"/>
                 <w:rFonts w:ascii="Times New Roman" w:cs="Times New Roman" w:eastAsia="Times New Roman" w:hAnsi="Times New Roman"/>
               </w:rPr>
-              <w:t xml:space="preserve">4. Analyse</w:t>
-            </w:r>
-          </w:p>
-        </w:tc>
-        <w:tc>
-          <w:tcPr>
-            <w:tcMar>
-              <w:top w:type="dxa" w:w="80"/>
-              <w:left w:type="dxa" w:w="80"/>
-              <w:bottom w:type="dxa" w:w="80"/>
-              <w:right w:type="dxa" w:w="80"/>
-            </w:tcMar>
-          </w:tcPr>
-          <w:p>
-            <w:pPr>
-              <w:spacing w:after="40"/>
-              <w:jc w:val="left"/>
-            </w:pPr>
-            <w:r>
-              <w:rPr>
-                <w:b w:val="false"/>
-                <w:bCs w:val="false"/>
-                <w:i w:val="false"/>
-                <w:iCs w:val="false"/>
-                <w:color w:val="000000"/>
-                <w:sz w:val="20"/>
-                <w:szCs w:val="20"/>
-                <w:rFonts w:ascii="Times New Roman" w:cs="Times New Roman" w:eastAsia="Times New Roman" w:hAnsi="Times New Roman"/>
-              </w:rPr>
-              <w:t xml:space="preserve">Guide l’analyse : Plan économique : les Antalaotra tiennent des comptoirs — Mahilaka, Langany, les ports du Nord-Ouest — où l’on échange or, fer, esclaves, tissus et perles contre les produits de l’océan Indien ; les monnaies y circulent, nouveauté dans l’île du troc. Plan politique : les royautés du Sud-Est et d’ailleurs empruntent aux islamisés des idées d’État : un souverain sacré, des institutions, des conseillers lettrés — les katibo, scribes du sorabe, serviront plus tard les rois merina eux-mêmes. Plan socio-culturel, le plus riche : l’écriture sorabe — la langue malgache notée en caractères arabes — fait entrer l’île dans l’écrit ; les Antemoro en sont les gardiens, leurs manuscrits conservent généalogies, remèdes et savoirs secrets. Les chiffres, l’astrologie et le calendrier : les noms des jours et des destins (vintana) viennent de l’arabe ; le devin ombiasy lit les jours fastes et néfastes. La géomancie sikidy, divination par les graines, descend du « ilm al-raml » arabe. La circoncision (famorana) devient une grande fête familiale malgache. S’y ajoutent des éléments d’architecture et d’artisanat, et des valeurs d’entraide et de solidarité — le valitanana, l’aide rendue main pour main. Comme toujours, Madagascar a tout adapté : le sikidy s’est marié au culte des ancêtres, le calendrier arabe au vintana — l’héritage est devenu pleinement malgache.</w:t>
-            </w:r>
-          </w:p>
-        </w:tc>
-        <w:tc>
-          <w:tcPr>
-            <w:tcMar>
-              <w:top w:type="dxa" w:w="80"/>
-              <w:left w:type="dxa" w:w="80"/>
-              <w:bottom w:type="dxa" w:w="80"/>
-              <w:right w:type="dxa" w:w="80"/>
-            </w:tcMar>
-          </w:tcPr>
-          <w:p>
-            <w:pPr>
-              <w:spacing w:after="40"/>
-              <w:jc w:val="left"/>
-            </w:pPr>
-            <w:r>
-              <w:rPr>
-                <w:b w:val="false"/>
-                <w:bCs w:val="false"/>
-                <w:i w:val="false"/>
-                <w:iCs w:val="false"/>
-                <w:color w:val="000000"/>
-                <w:sz w:val="20"/>
-                <w:szCs w:val="20"/>
-                <w:rFonts w:ascii="Times New Roman" w:cs="Times New Roman" w:eastAsia="Times New Roman" w:hAnsi="Times New Roman"/>
-              </w:rPr>
-              <w:t xml:space="preserve">Expliquent la démarche et vérifient le résultat.</w:t>
-            </w:r>
-          </w:p>
-        </w:tc>
-        <w:tc>
-          <w:tcPr>
-            <w:tcMar>
-              <w:top w:type="dxa" w:w="80"/>
-              <w:left w:type="dxa" w:w="80"/>
-              <w:bottom w:type="dxa" w:w="80"/>
-              <w:right w:type="dxa" w:w="80"/>
-            </w:tcMar>
-          </w:tcPr>
-          <w:p>
-            <w:pPr>
-              <w:spacing w:after="40"/>
-              <w:jc w:val="left"/>
-            </w:pPr>
-            <w:r>
-              <w:rPr>
-                <w:b w:val="false"/>
-                <w:bCs w:val="false"/>
-                <w:i w:val="false"/>
-                <w:iCs w:val="false"/>
-                <w:color w:val="000000"/>
-                <w:sz w:val="20"/>
-                <w:szCs w:val="20"/>
-                <w:rFonts w:ascii="Times New Roman" w:cs="Times New Roman" w:eastAsia="Times New Roman" w:hAnsi="Times New Roman"/>
-              </w:rPr>
-              <w:t xml:space="preserve">Recherche en binômes</w:t>
-            </w:r>
-          </w:p>
-        </w:tc>
-        <w:tc>
-          <w:tcPr>
-            <w:tcMar>
-              <w:top w:type="dxa" w:w="80"/>
-              <w:left w:type="dxa" w:w="80"/>
-              <w:bottom w:type="dxa" w:w="80"/>
-              <w:right w:type="dxa" w:w="80"/>
-            </w:tcMar>
-          </w:tcPr>
-          <w:p>
-            <w:pPr>
-              <w:spacing w:after="40"/>
-              <w:jc w:val="left"/>
-            </w:pPr>
-            <w:r>
-              <w:rPr>
-                <w:b w:val="false"/>
-                <w:bCs w:val="false"/>
-                <w:i w:val="false"/>
-                <w:iCs w:val="false"/>
-                <w:color w:val="000000"/>
-                <w:sz w:val="20"/>
-                <w:szCs w:val="20"/>
-                <w:rFonts w:ascii="Times New Roman" w:cs="Times New Roman" w:eastAsia="Times New Roman" w:hAnsi="Times New Roman"/>
-              </w:rPr>
-              <w:t xml:space="preserve">Documents, cartes, frises</w:t>
-            </w:r>
-          </w:p>
-        </w:tc>
-        <w:tc>
-          <w:tcPr>
-            <w:tcMar>
-              <w:top w:type="dxa" w:w="80"/>
-              <w:left w:type="dxa" w:w="80"/>
-              <w:bottom w:type="dxa" w:w="80"/>
-              <w:right w:type="dxa" w:w="80"/>
-            </w:tcMar>
-          </w:tcPr>
-          <w:p>
-            <w:pPr>
-              <w:spacing w:after="40"/>
-              <w:jc w:val="left"/>
-            </w:pPr>
-            <w:r>
-              <w:rPr>
-                <w:b w:val="false"/>
-                <w:bCs w:val="false"/>
-                <w:i w:val="false"/>
-                <w:iCs w:val="false"/>
-                <w:color w:val="000000"/>
-                <w:sz w:val="20"/>
-                <w:szCs w:val="20"/>
-                <w:rFonts w:ascii="Times New Roman" w:cs="Times New Roman" w:eastAsia="Times New Roman" w:hAnsi="Times New Roman"/>
-              </w:rPr>
-              <w:t xml:space="preserve">Raisonnement</w:t>
+              <w:t xml:space="preserve">4. Étude de document</w:t>
+            </w:r>
+          </w:p>
+        </w:tc>
+        <w:tc>
+          <w:tcPr>
+            <w:tcMar>
+              <w:top w:type="dxa" w:w="80"/>
+              <w:left w:type="dxa" w:w="80"/>
+              <w:bottom w:type="dxa" w:w="80"/>
+              <w:right w:type="dxa" w:w="80"/>
+            </w:tcMar>
+          </w:tcPr>
+          <w:p>
+            <w:pPr>
+              <w:spacing w:after="40"/>
+              <w:jc w:val="left"/>
+            </w:pPr>
+            <w:r>
+              <w:rPr>
+                <w:b w:val="false"/>
+                <w:bCs w:val="false"/>
+                <w:i w:val="false"/>
+                <w:iCs w:val="false"/>
+                <w:color w:val="000000"/>
+                <w:sz w:val="20"/>
+                <w:szCs w:val="20"/>
+                <w:rFonts w:ascii="Times New Roman" w:cs="Times New Roman" w:eastAsia="Times New Roman" w:hAnsi="Times New Roman"/>
+              </w:rPr>
+              <w:t xml:space="preserve">Fait lire le document « Les lettrés du Sud-Est et leurs livres » (d’après Étienne de Flacourt, Histoire de la Grande Isle Madagascar (1658) — extrait adapté), puis pose les questions.</w:t>
+            </w:r>
+          </w:p>
+        </w:tc>
+        <w:tc>
+          <w:tcPr>
+            <w:tcMar>
+              <w:top w:type="dxa" w:w="80"/>
+              <w:left w:type="dxa" w:w="80"/>
+              <w:bottom w:type="dxa" w:w="80"/>
+              <w:right w:type="dxa" w:w="80"/>
+            </w:tcMar>
+          </w:tcPr>
+          <w:p>
+            <w:pPr>
+              <w:spacing w:after="40"/>
+              <w:jc w:val="left"/>
+            </w:pPr>
+            <w:r>
+              <w:rPr>
+                <w:b w:val="false"/>
+                <w:bCs w:val="false"/>
+                <w:i w:val="false"/>
+                <w:iCs w:val="false"/>
+                <w:color w:val="000000"/>
+                <w:sz w:val="20"/>
+                <w:szCs w:val="20"/>
+                <w:rFonts w:ascii="Times New Roman" w:cs="Times New Roman" w:eastAsia="Times New Roman" w:hAnsi="Times New Roman"/>
+              </w:rPr>
+              <w:t xml:space="preserve">Lisent le document, répondent aux questions et critiquent la source.</w:t>
+            </w:r>
+          </w:p>
+        </w:tc>
+        <w:tc>
+          <w:tcPr>
+            <w:tcMar>
+              <w:top w:type="dxa" w:w="80"/>
+              <w:left w:type="dxa" w:w="80"/>
+              <w:bottom w:type="dxa" w:w="80"/>
+              <w:right w:type="dxa" w:w="80"/>
+            </w:tcMar>
+          </w:tcPr>
+          <w:p>
+            <w:pPr>
+              <w:spacing w:after="40"/>
+              <w:jc w:val="left"/>
+            </w:pPr>
+            <w:r>
+              <w:rPr>
+                <w:b w:val="false"/>
+                <w:bCs w:val="false"/>
+                <w:i w:val="false"/>
+                <w:iCs w:val="false"/>
+                <w:color w:val="000000"/>
+                <w:sz w:val="20"/>
+                <w:szCs w:val="20"/>
+                <w:rFonts w:ascii="Times New Roman" w:cs="Times New Roman" w:eastAsia="Times New Roman" w:hAnsi="Times New Roman"/>
+              </w:rPr>
+              <w:t xml:space="preserve">Observation dirigée, travail en binômes</w:t>
+            </w:r>
+          </w:p>
+        </w:tc>
+        <w:tc>
+          <w:tcPr>
+            <w:tcMar>
+              <w:top w:type="dxa" w:w="80"/>
+              <w:left w:type="dxa" w:w="80"/>
+              <w:bottom w:type="dxa" w:w="80"/>
+              <w:right w:type="dxa" w:w="80"/>
+            </w:tcMar>
+          </w:tcPr>
+          <w:p>
+            <w:pPr>
+              <w:spacing w:after="40"/>
+              <w:jc w:val="left"/>
+            </w:pPr>
+            <w:r>
+              <w:rPr>
+                <w:b w:val="false"/>
+                <w:bCs w:val="false"/>
+                <w:i w:val="false"/>
+                <w:iCs w:val="false"/>
+                <w:color w:val="000000"/>
+                <w:sz w:val="20"/>
+                <w:szCs w:val="20"/>
+                <w:rFonts w:ascii="Times New Roman" w:cs="Times New Roman" w:eastAsia="Times New Roman" w:hAnsi="Times New Roman"/>
+              </w:rPr>
+              <w:t xml:space="preserve">Document imprimé</w:t>
+            </w:r>
+          </w:p>
+        </w:tc>
+        <w:tc>
+          <w:tcPr>
+            <w:tcMar>
+              <w:top w:type="dxa" w:w="80"/>
+              <w:left w:type="dxa" w:w="80"/>
+              <w:bottom w:type="dxa" w:w="80"/>
+              <w:right w:type="dxa" w:w="80"/>
+            </w:tcMar>
+          </w:tcPr>
+          <w:p>
+            <w:pPr>
+              <w:spacing w:after="40"/>
+              <w:jc w:val="left"/>
+            </w:pPr>
+            <w:r>
+              <w:rPr>
+                <w:b w:val="false"/>
+                <w:bCs w:val="false"/>
+                <w:i w:val="false"/>
+                <w:iCs w:val="false"/>
+                <w:color w:val="000000"/>
+                <w:sz w:val="20"/>
+                <w:szCs w:val="20"/>
+                <w:rFonts w:ascii="Times New Roman" w:cs="Times New Roman" w:eastAsia="Times New Roman" w:hAnsi="Times New Roman"/>
+              </w:rPr>
+              <w:t xml:space="preserve">Esprit critique</w:t>
             </w:r>
           </w:p>
         </w:tc>
@@ -5635,39 +6631,26 @@
     </w:p>
     <w:p>
       <w:pPr>
-        <w:spacing w:after="110" w:line="300"/>
-        <w:jc w:val="both"/>
+        <w:spacing w:after="160" w:line="300"/>
+        <w:jc w:val="center"/>
       </w:pPr>
       <w:r>
         <w:rPr>
-          <w:b/>
-          <w:bCs/>
-          <w:i w:val="false"/>
-          <w:iCs w:val="false"/>
-          <w:color w:val="2E7D32"/>
-          <w:sz w:val="24"/>
-          <w:szCs w:val="24"/>
-          <w:rFonts w:ascii="Times New Roman" w:cs="Times New Roman" w:eastAsia="Times New Roman" w:hAnsi="Times New Roman"/>
-        </w:rPr>
-        <w:t xml:space="preserve">Définition — </w:t>
-      </w:r>
-      <w:r>
-        <w:rPr>
-          <w:b/>
-          <w:bCs/>
-          <w:i w:val="false"/>
-          <w:iCs w:val="false"/>
+          <w:b w:val="false"/>
+          <w:bCs w:val="false"/>
+          <w:i/>
+          <w:iCs/>
           <w:color w:val="000000"/>
-          <w:sz w:val="24"/>
-          <w:szCs w:val="24"/>
-          <w:rFonts w:ascii="Times New Roman" w:cs="Times New Roman" w:eastAsia="Times New Roman" w:hAnsi="Times New Roman"/>
-        </w:rPr>
-        <w:t xml:space="preserve">Les héritages laissés par la civilisation arabo-musulmane sur la civilisation malgache se classent en trois plans. Sur le plan économique : les comptoirs de commerce et les monnaies. Sur le plan politique : la royauté — la notion d’État et les institutions politiques. Sur le plan socio-culturel : la religion, la polygamie, le plan de la ville, l’écriture sorabe, les chiffres arabes, la circoncision, la géomancie (sikidy), l’astrologie, l’architecture, l’artisanat, ainsi que l’entraide et la solidarité (valitanana).</w:t>
+          <w:sz w:val="21"/>
+          <w:szCs w:val="21"/>
+          <w:rFonts w:ascii="Times New Roman" w:cs="Times New Roman" w:eastAsia="Times New Roman" w:hAnsi="Times New Roman"/>
+        </w:rPr>
+        <w:t xml:space="preserve">Des lettres arabes qui se lisent en malgache : le katibo trace le sorabe, héritage des boutres du IXᵉ siècle.</w:t>
       </w:r>
     </w:p>
     <w:p>
       <w:pPr>
-        <w:spacing w:after="110" w:line="300"/>
+        <w:spacing w:after="80" w:line="300"/>
         <w:jc w:val="both"/>
       </w:pPr>
       <w:r>
@@ -5676,30 +6659,17 @@
           <w:bCs/>
           <w:i w:val="false"/>
           <w:iCs w:val="false"/>
-          <w:color w:val="1F4E79"/>
-          <w:sz w:val="24"/>
-          <w:szCs w:val="24"/>
-          <w:rFonts w:ascii="Times New Roman" w:cs="Times New Roman" w:eastAsia="Times New Roman" w:hAnsi="Times New Roman"/>
-        </w:rPr>
-        <w:t xml:space="preserve">Autrement dit : </w:t>
-      </w:r>
-      <w:r>
-        <w:rPr>
-          <w:b w:val="false"/>
-          <w:bCs w:val="false"/>
-          <w:i w:val="false"/>
-          <w:iCs w:val="false"/>
-          <w:color w:val="000000"/>
-          <w:sz w:val="24"/>
-          <w:szCs w:val="24"/>
-          <w:rFonts w:ascii="Times New Roman" w:cs="Times New Roman" w:eastAsia="Times New Roman" w:hAnsi="Times New Roman"/>
-        </w:rPr>
-        <w:t xml:space="preserve">les islamisés ont laissé le commerce et ses comptoirs, des idées pour gouverner, et tout un trésor culturel : l’écriture sorabe, les devins-astrologues, le sikidy, la circoncision, l’entraide.</w:t>
+          <w:color w:val="2E7D32"/>
+          <w:sz w:val="26"/>
+          <w:szCs w:val="26"/>
+          <w:rFonts w:ascii="Times New Roman" w:cs="Times New Roman" w:eastAsia="Times New Roman" w:hAnsi="Times New Roman"/>
+        </w:rPr>
+        <w:t xml:space="preserve">1. Les plans économique et politique</w:t>
       </w:r>
     </w:p>
     <w:p>
       <w:pPr>
-        <w:spacing w:after="110" w:line="300"/>
+        <w:spacing w:after="100" w:line="300"/>
         <w:jc w:val="both"/>
       </w:pPr>
       <w:r>
@@ -5713,7 +6683,561 @@
           <w:szCs w:val="24"/>
           <w:rFonts w:ascii="Times New Roman" w:cs="Times New Roman" w:eastAsia="Times New Roman" w:hAnsi="Times New Roman"/>
         </w:rPr>
-        <w:t xml:space="preserve">Plan économique : les Antalaotra tiennent des comptoirs — Mahilaka, Langany, les ports du Nord-Ouest — où l’on échange or, fer, esclaves, tissus et perles contre les produits de l’océan Indien ; les monnaies y circulent, nouveauté dans l’île du troc. Plan politique : les royautés du Sud-Est et d’ailleurs empruntent aux islamisés des idées d’État : un souverain sacré, des institutions, des conseillers lettrés — les katibo, scribes du sorabe, serviront plus tard les rois merina eux-mêmes. Plan socio-culturel, le plus riche : l’écriture sorabe — la langue malgache notée en caractères arabes — fait entrer l’île dans l’écrit ; les Antemoro en sont les gardiens, leurs manuscrits conservent généalogies, remèdes et savoirs secrets. Les chiffres, l’astrologie et le calendrier : les noms des jours et des destins (vintana) viennent de l’arabe ; le devin ombiasy lit les jours fastes et néfastes. La géomancie sikidy, divination par les graines, descend du « ilm al-raml » arabe. La circoncision (famorana) devient une grande fête familiale malgache. S’y ajoutent des éléments d’architecture et d’artisanat, et des valeurs d’entraide et de solidarité — le valitanana, l’aide rendue main pour main. Comme toujours, Madagascar a tout adapté : le sikidy s’est marié au culte des ancêtres, le calendrier arabe au vintana — l’héritage est devenu pleinement malgache.</w:t>
+        <w:t xml:space="preserve">Plan économique : les Antalaotra tiennent des </w:t>
+      </w:r>
+      <w:r>
+        <w:rPr>
+          <w:b/>
+          <w:bCs/>
+          <w:i w:val="false"/>
+          <w:iCs w:val="false"/>
+          <w:color w:val="1F4E79"/>
+          <w:sz w:val="24"/>
+          <w:szCs w:val="24"/>
+          <w:rFonts w:ascii="Times New Roman" w:cs="Times New Roman" w:eastAsia="Times New Roman" w:hAnsi="Times New Roman"/>
+        </w:rPr>
+        <w:t xml:space="preserve">comptoirs</w:t>
+      </w:r>
+      <w:r>
+        <w:rPr>
+          <w:b w:val="false"/>
+          <w:bCs w:val="false"/>
+          <w:i w:val="false"/>
+          <w:iCs w:val="false"/>
+          <w:color w:val="000000"/>
+          <w:sz w:val="24"/>
+          <w:szCs w:val="24"/>
+          <w:rFonts w:ascii="Times New Roman" w:cs="Times New Roman" w:eastAsia="Times New Roman" w:hAnsi="Times New Roman"/>
+        </w:rPr>
+        <w:t xml:space="preserve"> — Mahilaka, Langany, les ports du Nord-Ouest — où l’on échange or, fer, esclaves, tissus et perles contre les produits de l’océan Indien ; les </w:t>
+      </w:r>
+      <w:r>
+        <w:rPr>
+          <w:b/>
+          <w:bCs/>
+          <w:i w:val="false"/>
+          <w:iCs w:val="false"/>
+          <w:color w:val="1F4E79"/>
+          <w:sz w:val="24"/>
+          <w:szCs w:val="24"/>
+          <w:rFonts w:ascii="Times New Roman" w:cs="Times New Roman" w:eastAsia="Times New Roman" w:hAnsi="Times New Roman"/>
+        </w:rPr>
+        <w:t xml:space="preserve">monnaies</w:t>
+      </w:r>
+      <w:r>
+        <w:rPr>
+          <w:b w:val="false"/>
+          <w:bCs w:val="false"/>
+          <w:i w:val="false"/>
+          <w:iCs w:val="false"/>
+          <w:color w:val="000000"/>
+          <w:sz w:val="24"/>
+          <w:szCs w:val="24"/>
+          <w:rFonts w:ascii="Times New Roman" w:cs="Times New Roman" w:eastAsia="Times New Roman" w:hAnsi="Times New Roman"/>
+        </w:rPr>
+        <w:t xml:space="preserve"> y circulent, nouveauté dans l’île du troc.</w:t>
+      </w:r>
+    </w:p>
+    <w:p>
+      <w:pPr>
+        <w:spacing w:after="100" w:line="300"/>
+        <w:jc w:val="both"/>
+      </w:pPr>
+      <w:r>
+        <w:rPr>
+          <w:b w:val="false"/>
+          <w:bCs w:val="false"/>
+          <w:i w:val="false"/>
+          <w:iCs w:val="false"/>
+          <w:color w:val="000000"/>
+          <w:sz w:val="24"/>
+          <w:szCs w:val="24"/>
+          <w:rFonts w:ascii="Times New Roman" w:cs="Times New Roman" w:eastAsia="Times New Roman" w:hAnsi="Times New Roman"/>
+        </w:rPr>
+        <w:t xml:space="preserve">Plan politique : les </w:t>
+      </w:r>
+      <w:r>
+        <w:rPr>
+          <w:b/>
+          <w:bCs/>
+          <w:i w:val="false"/>
+          <w:iCs w:val="false"/>
+          <w:color w:val="1F4E79"/>
+          <w:sz w:val="24"/>
+          <w:szCs w:val="24"/>
+          <w:rFonts w:ascii="Times New Roman" w:cs="Times New Roman" w:eastAsia="Times New Roman" w:hAnsi="Times New Roman"/>
+        </w:rPr>
+        <w:t xml:space="preserve">royauté</w:t>
+      </w:r>
+      <w:r>
+        <w:rPr>
+          <w:b w:val="false"/>
+          <w:bCs w:val="false"/>
+          <w:i w:val="false"/>
+          <w:iCs w:val="false"/>
+          <w:color w:val="000000"/>
+          <w:sz w:val="24"/>
+          <w:szCs w:val="24"/>
+          <w:rFonts w:ascii="Times New Roman" w:cs="Times New Roman" w:eastAsia="Times New Roman" w:hAnsi="Times New Roman"/>
+        </w:rPr>
+        <w:t xml:space="preserve">s du Sud-Est et d’ailleurs empruntent aux islamisés des idées d’État : un souverain sacré, des institutions, des conseillers lettrés — les </w:t>
+      </w:r>
+      <w:r>
+        <w:rPr>
+          <w:b/>
+          <w:bCs/>
+          <w:i w:val="false"/>
+          <w:iCs w:val="false"/>
+          <w:color w:val="1F4E79"/>
+          <w:sz w:val="24"/>
+          <w:szCs w:val="24"/>
+          <w:rFonts w:ascii="Times New Roman" w:cs="Times New Roman" w:eastAsia="Times New Roman" w:hAnsi="Times New Roman"/>
+        </w:rPr>
+        <w:t xml:space="preserve">katibo</w:t>
+      </w:r>
+      <w:r>
+        <w:rPr>
+          <w:b w:val="false"/>
+          <w:bCs w:val="false"/>
+          <w:i w:val="false"/>
+          <w:iCs w:val="false"/>
+          <w:color w:val="000000"/>
+          <w:sz w:val="24"/>
+          <w:szCs w:val="24"/>
+          <w:rFonts w:ascii="Times New Roman" w:cs="Times New Roman" w:eastAsia="Times New Roman" w:hAnsi="Times New Roman"/>
+        </w:rPr>
+        <w:t xml:space="preserve">, scribes du </w:t>
+      </w:r>
+      <w:r>
+        <w:rPr>
+          <w:b/>
+          <w:bCs/>
+          <w:i w:val="false"/>
+          <w:iCs w:val="false"/>
+          <w:color w:val="1F4E79"/>
+          <w:sz w:val="24"/>
+          <w:szCs w:val="24"/>
+          <w:rFonts w:ascii="Times New Roman" w:cs="Times New Roman" w:eastAsia="Times New Roman" w:hAnsi="Times New Roman"/>
+        </w:rPr>
+        <w:t xml:space="preserve">sorabe</w:t>
+      </w:r>
+      <w:r>
+        <w:rPr>
+          <w:b w:val="false"/>
+          <w:bCs w:val="false"/>
+          <w:i w:val="false"/>
+          <w:iCs w:val="false"/>
+          <w:color w:val="000000"/>
+          <w:sz w:val="24"/>
+          <w:szCs w:val="24"/>
+          <w:rFonts w:ascii="Times New Roman" w:cs="Times New Roman" w:eastAsia="Times New Roman" w:hAnsi="Times New Roman"/>
+        </w:rPr>
+        <w:t xml:space="preserve">, serviront plus tard les rois merina eux-mêmes.</w:t>
+      </w:r>
+    </w:p>
+    <w:p>
+      <w:pPr>
+        <w:spacing w:after="80" w:line="300"/>
+        <w:jc w:val="both"/>
+      </w:pPr>
+      <w:r>
+        <w:rPr>
+          <w:b/>
+          <w:bCs/>
+          <w:i w:val="false"/>
+          <w:iCs w:val="false"/>
+          <w:color w:val="2E7D32"/>
+          <w:sz w:val="26"/>
+          <w:szCs w:val="26"/>
+          <w:rFonts w:ascii="Times New Roman" w:cs="Times New Roman" w:eastAsia="Times New Roman" w:hAnsi="Times New Roman"/>
+        </w:rPr>
+        <w:t xml:space="preserve">2. Le plan socio-culturel, le plus riche</w:t>
+      </w:r>
+    </w:p>
+    <w:p>
+      <w:pPr>
+        <w:spacing w:after="100" w:line="300"/>
+        <w:jc w:val="both"/>
+      </w:pPr>
+      <w:r>
+        <w:rPr>
+          <w:b w:val="false"/>
+          <w:bCs w:val="false"/>
+          <w:i w:val="false"/>
+          <w:iCs w:val="false"/>
+          <w:color w:val="000000"/>
+          <w:sz w:val="24"/>
+          <w:szCs w:val="24"/>
+          <w:rFonts w:ascii="Times New Roman" w:cs="Times New Roman" w:eastAsia="Times New Roman" w:hAnsi="Times New Roman"/>
+        </w:rPr>
+        <w:t xml:space="preserve">Les héritages culturels sont innombrables :</w:t>
+      </w:r>
+    </w:p>
+    <w:p>
+      <w:pPr>
+        <w:spacing w:after="60" w:line="300"/>
+        <w:jc w:val="both"/>
+      </w:pPr>
+      <w:r>
+        <w:rPr>
+          <w:b w:val="false"/>
+          <w:bCs w:val="false"/>
+          <w:i w:val="false"/>
+          <w:iCs w:val="false"/>
+          <w:color w:val="000000"/>
+          <w:sz w:val="24"/>
+          <w:szCs w:val="24"/>
+          <w:rFonts w:ascii="Times New Roman" w:cs="Times New Roman" w:eastAsia="Times New Roman" w:hAnsi="Times New Roman"/>
+        </w:rPr>
+        <w:t xml:space="preserve">• l’écriture </w:t>
+      </w:r>
+      <w:r>
+        <w:rPr>
+          <w:b/>
+          <w:bCs/>
+          <w:i w:val="false"/>
+          <w:iCs w:val="false"/>
+          <w:color w:val="1F4E79"/>
+          <w:sz w:val="24"/>
+          <w:szCs w:val="24"/>
+          <w:rFonts w:ascii="Times New Roman" w:cs="Times New Roman" w:eastAsia="Times New Roman" w:hAnsi="Times New Roman"/>
+        </w:rPr>
+        <w:t xml:space="preserve">sorabe</w:t>
+      </w:r>
+      <w:r>
+        <w:rPr>
+          <w:b w:val="false"/>
+          <w:bCs w:val="false"/>
+          <w:i w:val="false"/>
+          <w:iCs w:val="false"/>
+          <w:color w:val="000000"/>
+          <w:sz w:val="24"/>
+          <w:szCs w:val="24"/>
+          <w:rFonts w:ascii="Times New Roman" w:cs="Times New Roman" w:eastAsia="Times New Roman" w:hAnsi="Times New Roman"/>
+        </w:rPr>
+        <w:t xml:space="preserve"> — la langue malgache notée en caractères arabes — fait entrer l’île dans l’écrit ; les </w:t>
+      </w:r>
+      <w:r>
+        <w:rPr>
+          <w:b/>
+          <w:bCs/>
+          <w:i w:val="false"/>
+          <w:iCs w:val="false"/>
+          <w:color w:val="1F4E79"/>
+          <w:sz w:val="24"/>
+          <w:szCs w:val="24"/>
+          <w:rFonts w:ascii="Times New Roman" w:cs="Times New Roman" w:eastAsia="Times New Roman" w:hAnsi="Times New Roman"/>
+        </w:rPr>
+        <w:t xml:space="preserve">Antemoro</w:t>
+      </w:r>
+      <w:r>
+        <w:rPr>
+          <w:b w:val="false"/>
+          <w:bCs w:val="false"/>
+          <w:i w:val="false"/>
+          <w:iCs w:val="false"/>
+          <w:color w:val="000000"/>
+          <w:sz w:val="24"/>
+          <w:szCs w:val="24"/>
+          <w:rFonts w:ascii="Times New Roman" w:cs="Times New Roman" w:eastAsia="Times New Roman" w:hAnsi="Times New Roman"/>
+        </w:rPr>
+        <w:t xml:space="preserve"> en sont les gardiens, leurs manuscrits conservent généalogies, remèdes et savoirs secrets ;</w:t>
+      </w:r>
+    </w:p>
+    <w:p>
+      <w:pPr>
+        <w:spacing w:after="60" w:line="300"/>
+        <w:jc w:val="both"/>
+      </w:pPr>
+      <w:r>
+        <w:rPr>
+          <w:b w:val="false"/>
+          <w:bCs w:val="false"/>
+          <w:i w:val="false"/>
+          <w:iCs w:val="false"/>
+          <w:color w:val="000000"/>
+          <w:sz w:val="24"/>
+          <w:szCs w:val="24"/>
+          <w:rFonts w:ascii="Times New Roman" w:cs="Times New Roman" w:eastAsia="Times New Roman" w:hAnsi="Times New Roman"/>
+        </w:rPr>
+        <w:t xml:space="preserve">• les chiffres, l’</w:t>
+      </w:r>
+      <w:r>
+        <w:rPr>
+          <w:b/>
+          <w:bCs/>
+          <w:i w:val="false"/>
+          <w:iCs w:val="false"/>
+          <w:color w:val="1F4E79"/>
+          <w:sz w:val="24"/>
+          <w:szCs w:val="24"/>
+          <w:rFonts w:ascii="Times New Roman" w:cs="Times New Roman" w:eastAsia="Times New Roman" w:hAnsi="Times New Roman"/>
+        </w:rPr>
+        <w:t xml:space="preserve">astrologie</w:t>
+      </w:r>
+      <w:r>
+        <w:rPr>
+          <w:b w:val="false"/>
+          <w:bCs w:val="false"/>
+          <w:i w:val="false"/>
+          <w:iCs w:val="false"/>
+          <w:color w:val="000000"/>
+          <w:sz w:val="24"/>
+          <w:szCs w:val="24"/>
+          <w:rFonts w:ascii="Times New Roman" w:cs="Times New Roman" w:eastAsia="Times New Roman" w:hAnsi="Times New Roman"/>
+        </w:rPr>
+        <w:t xml:space="preserve"> et le calendrier : les noms des jours et des destins (</w:t>
+      </w:r>
+      <w:r>
+        <w:rPr>
+          <w:b/>
+          <w:bCs/>
+          <w:i w:val="false"/>
+          <w:iCs w:val="false"/>
+          <w:color w:val="1F4E79"/>
+          <w:sz w:val="24"/>
+          <w:szCs w:val="24"/>
+          <w:rFonts w:ascii="Times New Roman" w:cs="Times New Roman" w:eastAsia="Times New Roman" w:hAnsi="Times New Roman"/>
+        </w:rPr>
+        <w:t xml:space="preserve">vintana</w:t>
+      </w:r>
+      <w:r>
+        <w:rPr>
+          <w:b w:val="false"/>
+          <w:bCs w:val="false"/>
+          <w:i w:val="false"/>
+          <w:iCs w:val="false"/>
+          <w:color w:val="000000"/>
+          <w:sz w:val="24"/>
+          <w:szCs w:val="24"/>
+          <w:rFonts w:ascii="Times New Roman" w:cs="Times New Roman" w:eastAsia="Times New Roman" w:hAnsi="Times New Roman"/>
+        </w:rPr>
+        <w:t xml:space="preserve">) viennent de l’arabe ; le devin ombiasy lit les jours fastes et néfastes ;</w:t>
+      </w:r>
+    </w:p>
+    <w:p>
+      <w:pPr>
+        <w:spacing w:after="60" w:line="300"/>
+        <w:jc w:val="both"/>
+      </w:pPr>
+      <w:r>
+        <w:rPr>
+          <w:b w:val="false"/>
+          <w:bCs w:val="false"/>
+          <w:i w:val="false"/>
+          <w:iCs w:val="false"/>
+          <w:color w:val="000000"/>
+          <w:sz w:val="24"/>
+          <w:szCs w:val="24"/>
+          <w:rFonts w:ascii="Times New Roman" w:cs="Times New Roman" w:eastAsia="Times New Roman" w:hAnsi="Times New Roman"/>
+        </w:rPr>
+        <w:t xml:space="preserve">• la géomancie </w:t>
+      </w:r>
+      <w:r>
+        <w:rPr>
+          <w:b/>
+          <w:bCs/>
+          <w:i w:val="false"/>
+          <w:iCs w:val="false"/>
+          <w:color w:val="1F4E79"/>
+          <w:sz w:val="24"/>
+          <w:szCs w:val="24"/>
+          <w:rFonts w:ascii="Times New Roman" w:cs="Times New Roman" w:eastAsia="Times New Roman" w:hAnsi="Times New Roman"/>
+        </w:rPr>
+        <w:t xml:space="preserve">sikidy</w:t>
+      </w:r>
+      <w:r>
+        <w:rPr>
+          <w:b w:val="false"/>
+          <w:bCs w:val="false"/>
+          <w:i w:val="false"/>
+          <w:iCs w:val="false"/>
+          <w:color w:val="000000"/>
+          <w:sz w:val="24"/>
+          <w:szCs w:val="24"/>
+          <w:rFonts w:ascii="Times New Roman" w:cs="Times New Roman" w:eastAsia="Times New Roman" w:hAnsi="Times New Roman"/>
+        </w:rPr>
+        <w:t xml:space="preserve">, divination par les graines, descend du « ilm al-raml » arabe ;</w:t>
+      </w:r>
+    </w:p>
+    <w:p>
+      <w:pPr>
+        <w:spacing w:after="60" w:line="300"/>
+        <w:jc w:val="both"/>
+      </w:pPr>
+      <w:r>
+        <w:rPr>
+          <w:b w:val="false"/>
+          <w:bCs w:val="false"/>
+          <w:i w:val="false"/>
+          <w:iCs w:val="false"/>
+          <w:color w:val="000000"/>
+          <w:sz w:val="24"/>
+          <w:szCs w:val="24"/>
+          <w:rFonts w:ascii="Times New Roman" w:cs="Times New Roman" w:eastAsia="Times New Roman" w:hAnsi="Times New Roman"/>
+        </w:rPr>
+        <w:t xml:space="preserve">• la </w:t>
+      </w:r>
+      <w:r>
+        <w:rPr>
+          <w:b/>
+          <w:bCs/>
+          <w:i w:val="false"/>
+          <w:iCs w:val="false"/>
+          <w:color w:val="1F4E79"/>
+          <w:sz w:val="24"/>
+          <w:szCs w:val="24"/>
+          <w:rFonts w:ascii="Times New Roman" w:cs="Times New Roman" w:eastAsia="Times New Roman" w:hAnsi="Times New Roman"/>
+        </w:rPr>
+        <w:t xml:space="preserve">circoncision</w:t>
+      </w:r>
+      <w:r>
+        <w:rPr>
+          <w:b w:val="false"/>
+          <w:bCs w:val="false"/>
+          <w:i w:val="false"/>
+          <w:iCs w:val="false"/>
+          <w:color w:val="000000"/>
+          <w:sz w:val="24"/>
+          <w:szCs w:val="24"/>
+          <w:rFonts w:ascii="Times New Roman" w:cs="Times New Roman" w:eastAsia="Times New Roman" w:hAnsi="Times New Roman"/>
+        </w:rPr>
+        <w:t xml:space="preserve"> (famorana), devenue une grande fête familiale malgache ;</w:t>
+      </w:r>
+    </w:p>
+    <w:p>
+      <w:pPr>
+        <w:spacing w:after="60" w:line="300"/>
+        <w:jc w:val="both"/>
+      </w:pPr>
+      <w:r>
+        <w:rPr>
+          <w:b w:val="false"/>
+          <w:bCs w:val="false"/>
+          <w:i w:val="false"/>
+          <w:iCs w:val="false"/>
+          <w:color w:val="000000"/>
+          <w:sz w:val="24"/>
+          <w:szCs w:val="24"/>
+          <w:rFonts w:ascii="Times New Roman" w:cs="Times New Roman" w:eastAsia="Times New Roman" w:hAnsi="Times New Roman"/>
+        </w:rPr>
+        <w:t xml:space="preserve">• des éléments d’architecture et d’artisanat, et des valeurs d’entraide et de solidarité — le </w:t>
+      </w:r>
+      <w:r>
+        <w:rPr>
+          <w:b/>
+          <w:bCs/>
+          <w:i w:val="false"/>
+          <w:iCs w:val="false"/>
+          <w:color w:val="1F4E79"/>
+          <w:sz w:val="24"/>
+          <w:szCs w:val="24"/>
+          <w:rFonts w:ascii="Times New Roman" w:cs="Times New Roman" w:eastAsia="Times New Roman" w:hAnsi="Times New Roman"/>
+        </w:rPr>
+        <w:t xml:space="preserve">valitanana</w:t>
+      </w:r>
+      <w:r>
+        <w:rPr>
+          <w:b w:val="false"/>
+          <w:bCs w:val="false"/>
+          <w:i w:val="false"/>
+          <w:iCs w:val="false"/>
+          <w:color w:val="000000"/>
+          <w:sz w:val="24"/>
+          <w:szCs w:val="24"/>
+          <w:rFonts w:ascii="Times New Roman" w:cs="Times New Roman" w:eastAsia="Times New Roman" w:hAnsi="Times New Roman"/>
+        </w:rPr>
+        <w:t xml:space="preserve">, l’aide rendue main pour main.</w:t>
+      </w:r>
+    </w:p>
+    <w:p>
+      <w:pPr>
+        <w:spacing w:after="80" w:line="300"/>
+        <w:jc w:val="both"/>
+      </w:pPr>
+      <w:r>
+        <w:rPr>
+          <w:b/>
+          <w:bCs/>
+          <w:i w:val="false"/>
+          <w:iCs w:val="false"/>
+          <w:color w:val="2E7D32"/>
+          <w:sz w:val="26"/>
+          <w:szCs w:val="26"/>
+          <w:rFonts w:ascii="Times New Roman" w:cs="Times New Roman" w:eastAsia="Times New Roman" w:hAnsi="Times New Roman"/>
+        </w:rPr>
+        <w:t xml:space="preserve">3. Des apports malgachisés</w:t>
+      </w:r>
+    </w:p>
+    <w:p>
+      <w:pPr>
+        <w:spacing w:after="100" w:line="300"/>
+        <w:jc w:val="both"/>
+      </w:pPr>
+      <w:r>
+        <w:rPr>
+          <w:b w:val="false"/>
+          <w:bCs w:val="false"/>
+          <w:i w:val="false"/>
+          <w:iCs w:val="false"/>
+          <w:color w:val="000000"/>
+          <w:sz w:val="24"/>
+          <w:szCs w:val="24"/>
+          <w:rFonts w:ascii="Times New Roman" w:cs="Times New Roman" w:eastAsia="Times New Roman" w:hAnsi="Times New Roman"/>
+        </w:rPr>
+        <w:t xml:space="preserve">Comme toujours, Madagascar a tout adapté : le </w:t>
+      </w:r>
+      <w:r>
+        <w:rPr>
+          <w:b/>
+          <w:bCs/>
+          <w:i w:val="false"/>
+          <w:iCs w:val="false"/>
+          <w:color w:val="1F4E79"/>
+          <w:sz w:val="24"/>
+          <w:szCs w:val="24"/>
+          <w:rFonts w:ascii="Times New Roman" w:cs="Times New Roman" w:eastAsia="Times New Roman" w:hAnsi="Times New Roman"/>
+        </w:rPr>
+        <w:t xml:space="preserve">sikidy</w:t>
+      </w:r>
+      <w:r>
+        <w:rPr>
+          <w:b w:val="false"/>
+          <w:bCs w:val="false"/>
+          <w:i w:val="false"/>
+          <w:iCs w:val="false"/>
+          <w:color w:val="000000"/>
+          <w:sz w:val="24"/>
+          <w:szCs w:val="24"/>
+          <w:rFonts w:ascii="Times New Roman" w:cs="Times New Roman" w:eastAsia="Times New Roman" w:hAnsi="Times New Roman"/>
+        </w:rPr>
+        <w:t xml:space="preserve"> s’est marié au culte des ancêtres, le calendrier arabe au </w:t>
+      </w:r>
+      <w:r>
+        <w:rPr>
+          <w:b/>
+          <w:bCs/>
+          <w:i w:val="false"/>
+          <w:iCs w:val="false"/>
+          <w:color w:val="1F4E79"/>
+          <w:sz w:val="24"/>
+          <w:szCs w:val="24"/>
+          <w:rFonts w:ascii="Times New Roman" w:cs="Times New Roman" w:eastAsia="Times New Roman" w:hAnsi="Times New Roman"/>
+        </w:rPr>
+        <w:t xml:space="preserve">vintana</w:t>
+      </w:r>
+      <w:r>
+        <w:rPr>
+          <w:b w:val="false"/>
+          <w:bCs w:val="false"/>
+          <w:i w:val="false"/>
+          <w:iCs w:val="false"/>
+          <w:color w:val="000000"/>
+          <w:sz w:val="24"/>
+          <w:szCs w:val="24"/>
+          <w:rFonts w:ascii="Times New Roman" w:cs="Times New Roman" w:eastAsia="Times New Roman" w:hAnsi="Times New Roman"/>
+        </w:rPr>
+        <w:t xml:space="preserve"> — l’héritage est devenu pleinement malgache. L’île a adopté l’écriture, les sciences et des coutumes, mais la religion est restée minoritaire : on a pris les outils plus que la foi.</w:t>
       </w:r>
     </w:p>
     <w:p>
@@ -5764,176 +7288,670 @@
     </w:p>
     <w:p>
       <w:pPr>
-        <w:spacing w:before="200" w:after="150"/>
-        <w:jc w:val="left"/>
+        <w:spacing w:after="120"/>
       </w:pPr>
-      <w:r>
-        <w:rPr>
-          <w:b/>
-          <w:bCs/>
-          <w:i w:val="false"/>
-          <w:iCs w:val="false"/>
-          <w:color w:val="2E7D32"/>
-          <w:sz w:val="28"/>
-          <w:szCs w:val="28"/>
-          <w:rFonts w:ascii="Times New Roman" w:cs="Times New Roman" w:eastAsia="Times New Roman" w:hAnsi="Times New Roman"/>
-        </w:rPr>
-        <w:t xml:space="preserve">Méthode</w:t>
-      </w:r>
+    </w:p>
+    <w:tbl>
+      <w:tblPr>
+        <w:tblW w:type="dxa" w:w="9600"/>
+        <w:tblBorders>
+          <w:top w:val="single" w:color="B25000" w:sz="12"/>
+          <w:left w:val="single" w:color="B25000" w:sz="12"/>
+          <w:bottom w:val="single" w:color="B25000" w:sz="12"/>
+          <w:right w:val="single" w:color="B25000" w:sz="12"/>
+          <w:insideH w:val="none"/>
+          <w:insideV w:val="none"/>
+        </w:tblBorders>
+        <w:tblLayout w:type="fixed"/>
+      </w:tblPr>
+      <w:tblGrid>
+        <w:gridCol w:w="9600"/>
+      </w:tblGrid>
+      <w:tr>
+        <w:tc>
+          <w:tcPr>
+            <w:shd w:fill="FFF8EF" w:val="clear"/>
+            <w:tcMar>
+              <w:top w:type="dxa" w:w="140"/>
+              <w:left w:type="dxa" w:w="180"/>
+              <w:bottom w:type="dxa" w:w="140"/>
+              <w:right w:type="dxa" w:w="180"/>
+            </w:tcMar>
+          </w:tcPr>
+          <w:p>
+            <w:pPr>
+              <w:spacing w:after="90"/>
+            </w:pPr>
+            <w:r>
+              <w:rPr>
+                <w:b/>
+                <w:bCs/>
+                <w:i w:val="false"/>
+                <w:iCs w:val="false"/>
+                <w:color w:val="B25000"/>
+                <w:sz w:val="25"/>
+                <w:szCs w:val="25"/>
+                <w:rFonts w:ascii="Times New Roman" w:cs="Times New Roman" w:eastAsia="Times New Roman" w:hAnsi="Times New Roman"/>
+              </w:rPr>
+              <w:t xml:space="preserve">Document à étudier</w:t>
+            </w:r>
+          </w:p>
+          <w:p>
+            <w:pPr>
+              <w:spacing w:after="80" w:line="300"/>
+              <w:jc w:val="left"/>
+            </w:pPr>
+            <w:r>
+              <w:rPr>
+                <w:b/>
+                <w:bCs/>
+                <w:i w:val="false"/>
+                <w:iCs w:val="false"/>
+                <w:color w:val="000000"/>
+                <w:sz w:val="21"/>
+                <w:szCs w:val="21"/>
+                <w:rFonts w:ascii="Times New Roman" w:cs="Times New Roman" w:eastAsia="Times New Roman" w:hAnsi="Times New Roman"/>
+              </w:rPr>
+              <w:t xml:space="preserve">Les lettrés du Sud-Est et leurs livres — d’après Étienne de Flacourt, Histoire de la Grande Isle Madagascar (1658) — extrait adapté</w:t>
+            </w:r>
+          </w:p>
+          <w:p>
+            <w:pPr>
+              <w:spacing w:after="100" w:line="300"/>
+              <w:jc w:val="both"/>
+            </w:pPr>
+            <w:r>
+              <w:rPr>
+                <w:b w:val="false"/>
+                <w:bCs w:val="false"/>
+                <w:i/>
+                <w:iCs/>
+                <w:color w:val="000000"/>
+                <w:sz w:val="24"/>
+                <w:szCs w:val="24"/>
+                <w:rFonts w:ascii="Times New Roman" w:cs="Times New Roman" w:eastAsia="Times New Roman" w:hAnsi="Times New Roman"/>
+              </w:rPr>
+              <w:t xml:space="preserve">« Ceux du pays de Matitanana ont des livres qu’ils écrivent en caractères arabes, sur un papier qu’ils fabriquent eux-mêmes avec l’écorce d’un arbre et qu’ils lustrent avec soin. Leurs ombiasses, qui sont leurs écrivains et devins, enseignent aux enfants à lire et à écrire ces caractères ; ils gardent dans leurs livres la mémoire de leurs généalogies, leurs remèdes et la science des jours bons et mauvais, qu’ils consultent pour toute affaire d’importance. »</w:t>
+            </w:r>
+          </w:p>
+          <w:p>
+            <w:pPr>
+              <w:spacing w:after="40" w:line="300"/>
+              <w:jc w:val="both"/>
+            </w:pPr>
+            <w:r>
+              <w:rPr>
+                <w:b w:val="false"/>
+                <w:bCs w:val="false"/>
+                <w:i w:val="false"/>
+                <w:iCs w:val="false"/>
+                <w:color w:val="000000"/>
+                <w:sz w:val="24"/>
+                <w:szCs w:val="24"/>
+                <w:rFonts w:ascii="Times New Roman" w:cs="Times New Roman" w:eastAsia="Times New Roman" w:hAnsi="Times New Roman"/>
+              </w:rPr>
+              <w:t xml:space="preserve">1. Qui est l’auteur de ce témoignage et à quelle époque écrit-il ?</w:t>
+            </w:r>
+          </w:p>
+          <w:p>
+            <w:pPr>
+              <w:spacing w:after="40" w:line="300"/>
+              <w:jc w:val="both"/>
+            </w:pPr>
+            <w:r>
+              <w:rPr>
+                <w:b w:val="false"/>
+                <w:bCs w:val="false"/>
+                <w:i w:val="false"/>
+                <w:iCs w:val="false"/>
+                <w:color w:val="000000"/>
+                <w:sz w:val="24"/>
+                <w:szCs w:val="24"/>
+                <w:rFonts w:ascii="Times New Roman" w:cs="Times New Roman" w:eastAsia="Times New Roman" w:hAnsi="Times New Roman"/>
+              </w:rPr>
+              <w:t xml:space="preserve">2. Quels usages des livres en caractères arabes le texte décrit-il ?</w:t>
+            </w:r>
+          </w:p>
+          <w:p>
+            <w:pPr>
+              <w:spacing w:after="40" w:line="300"/>
+              <w:jc w:val="both"/>
+            </w:pPr>
+            <w:r>
+              <w:rPr>
+                <w:b w:val="false"/>
+                <w:bCs w:val="false"/>
+                <w:i w:val="false"/>
+                <w:iCs w:val="false"/>
+                <w:color w:val="000000"/>
+                <w:sz w:val="24"/>
+                <w:szCs w:val="24"/>
+                <w:rFonts w:ascii="Times New Roman" w:cs="Times New Roman" w:eastAsia="Times New Roman" w:hAnsi="Times New Roman"/>
+              </w:rPr>
+              <w:t xml:space="preserve">3. Quel nom la leçon donne-t-elle à cette écriture et à ses gardiens ?</w:t>
+            </w:r>
+          </w:p>
+          <w:p>
+            <w:pPr>
+              <w:spacing w:after="60"/>
+            </w:pPr>
+          </w:p>
+          <w:p>
+            <w:pPr>
+              <w:spacing w:after="40"/>
+            </w:pPr>
+            <w:r>
+              <w:rPr>
+                <w:b/>
+                <w:bCs/>
+                <w:i w:val="false"/>
+                <w:iCs w:val="false"/>
+                <w:color w:val="C2185B"/>
+                <w:sz w:val="22"/>
+                <w:szCs w:val="22"/>
+                <w:rFonts w:ascii="Times New Roman" w:cs="Times New Roman" w:eastAsia="Times New Roman" w:hAnsi="Times New Roman"/>
+              </w:rPr>
+              <w:t xml:space="preserve">Réponse 1. </w:t>
+            </w:r>
+            <w:r>
+              <w:rPr>
+                <w:b w:val="false"/>
+                <w:bCs w:val="false"/>
+                <w:i w:val="false"/>
+                <w:iCs w:val="false"/>
+                <w:color w:val="000000"/>
+                <w:sz w:val="22"/>
+                <w:szCs w:val="22"/>
+                <w:rFonts w:ascii="Times New Roman" w:cs="Times New Roman" w:eastAsia="Times New Roman" w:hAnsi="Times New Roman"/>
+              </w:rPr>
+              <w:t xml:space="preserve">Étienne de Flacourt, gouverneur français installé à Fort-Dauphin, au XVIIᵉ siècle (1658) — un témoin direct.</w:t>
+            </w:r>
+          </w:p>
+          <w:p>
+            <w:pPr>
+              <w:spacing w:after="40"/>
+            </w:pPr>
+            <w:r>
+              <w:rPr>
+                <w:b/>
+                <w:bCs/>
+                <w:i w:val="false"/>
+                <w:iCs w:val="false"/>
+                <w:color w:val="C2185B"/>
+                <w:sz w:val="22"/>
+                <w:szCs w:val="22"/>
+                <w:rFonts w:ascii="Times New Roman" w:cs="Times New Roman" w:eastAsia="Times New Roman" w:hAnsi="Times New Roman"/>
+              </w:rPr>
+              <w:t xml:space="preserve">Réponse 2. </w:t>
+            </w:r>
+            <w:r>
+              <w:rPr>
+                <w:b w:val="false"/>
+                <w:bCs w:val="false"/>
+                <w:i w:val="false"/>
+                <w:iCs w:val="false"/>
+                <w:color w:val="000000"/>
+                <w:sz w:val="22"/>
+                <w:szCs w:val="22"/>
+                <w:rFonts w:ascii="Times New Roman" w:cs="Times New Roman" w:eastAsia="Times New Roman" w:hAnsi="Times New Roman"/>
+              </w:rPr>
+              <w:t xml:space="preserve">Noter les généalogies, les remèdes et la science des jours fastes et néfastes ; enseigner la lecture et l’écriture aux enfants.</w:t>
+            </w:r>
+          </w:p>
+          <w:p>
+            <w:pPr>
+              <w:spacing w:after="40"/>
+            </w:pPr>
+            <w:r>
+              <w:rPr>
+                <w:b/>
+                <w:bCs/>
+                <w:i w:val="false"/>
+                <w:iCs w:val="false"/>
+                <w:color w:val="C2185B"/>
+                <w:sz w:val="22"/>
+                <w:szCs w:val="22"/>
+                <w:rFonts w:ascii="Times New Roman" w:cs="Times New Roman" w:eastAsia="Times New Roman" w:hAnsi="Times New Roman"/>
+              </w:rPr>
+              <w:t xml:space="preserve">Réponse 3. </w:t>
+            </w:r>
+            <w:r>
+              <w:rPr>
+                <w:b w:val="false"/>
+                <w:bCs w:val="false"/>
+                <w:i w:val="false"/>
+                <w:iCs w:val="false"/>
+                <w:color w:val="000000"/>
+                <w:sz w:val="22"/>
+                <w:szCs w:val="22"/>
+                <w:rFonts w:ascii="Times New Roman" w:cs="Times New Roman" w:eastAsia="Times New Roman" w:hAnsi="Times New Roman"/>
+              </w:rPr>
+              <w:t xml:space="preserve">Le sorabe, écriture de la langue malgache en caractères arabes, gardé par les katibo et devins antemoro du Sud-Est (région de Matitanana).</w:t>
+            </w:r>
+          </w:p>
+        </w:tc>
+      </w:tr>
+    </w:tbl>
+    <w:p>
+      <w:pPr>
+        <w:spacing w:after="160"/>
+      </w:pPr>
+    </w:p>
+    <w:tbl>
+      <w:tblPr>
+        <w:tblW w:type="dxa" w:w="9600"/>
+        <w:tblBorders>
+          <w:top w:val="single" w:color="1565C0" w:sz="12"/>
+          <w:left w:val="single" w:color="1565C0" w:sz="12"/>
+          <w:bottom w:val="single" w:color="1565C0" w:sz="12"/>
+          <w:right w:val="single" w:color="1565C0" w:sz="12"/>
+          <w:insideH w:val="none"/>
+          <w:insideV w:val="none"/>
+        </w:tblBorders>
+        <w:tblLayout w:type="fixed"/>
+      </w:tblPr>
+      <w:tblGrid>
+        <w:gridCol w:w="9600"/>
+      </w:tblGrid>
+      <w:tr>
+        <w:tc>
+          <w:tcPr>
+            <w:shd w:fill="E3F2FD" w:val="clear"/>
+            <w:tcMar>
+              <w:top w:type="dxa" w:w="140"/>
+              <w:left w:type="dxa" w:w="180"/>
+              <w:bottom w:type="dxa" w:w="140"/>
+              <w:right w:type="dxa" w:w="180"/>
+            </w:tcMar>
+          </w:tcPr>
+          <w:p>
+            <w:pPr>
+              <w:spacing w:after="90"/>
+            </w:pPr>
+            <w:r>
+              <w:rPr>
+                <w:b/>
+                <w:bCs/>
+                <w:i w:val="false"/>
+                <w:iCs w:val="false"/>
+                <w:color w:val="1565C0"/>
+                <w:sz w:val="25"/>
+                <w:szCs w:val="25"/>
+                <w:rFonts w:ascii="Times New Roman" w:cs="Times New Roman" w:eastAsia="Times New Roman" w:hAnsi="Times New Roman"/>
+              </w:rPr>
+              <w:t xml:space="preserve">Le savais-tu ?</w:t>
+            </w:r>
+          </w:p>
+          <w:p>
+            <w:pPr>
+              <w:spacing w:after="0" w:line="300"/>
+              <w:jc w:val="both"/>
+            </w:pPr>
+            <w:r>
+              <w:rPr>
+                <w:b w:val="false"/>
+                <w:bCs w:val="false"/>
+                <w:i w:val="false"/>
+                <w:iCs w:val="false"/>
+                <w:color w:val="000000"/>
+                <w:sz w:val="22"/>
+                <w:szCs w:val="22"/>
+                <w:rFonts w:ascii="Times New Roman" w:cs="Times New Roman" w:eastAsia="Times New Roman" w:hAnsi="Times New Roman"/>
+              </w:rPr>
+              <w:t xml:space="preserve">Les manuscrits sorabe les plus précieux étaient si sacrés qu’on ne pouvait les recopier qu’avec des encres spéciales, et certains katibo apprenaient des livres entiers par cœur ! Plusieurs sorabe anciens sont aujourd’hui conservés dans les bibliothèques d’Europe — et les historiens les étudient comme les plus vieilles pages écrites de la pensée malgache.</w:t>
+            </w:r>
+          </w:p>
+        </w:tc>
+      </w:tr>
+    </w:tbl>
+    <w:p>
+      <w:pPr>
+        <w:spacing w:after="160"/>
+      </w:pPr>
     </w:p>
     <w:p>
       <w:pPr>
-        <w:spacing w:after="60" w:line="300"/>
+        <w:spacing w:after="80" w:line="300"/>
         <w:jc w:val="both"/>
       </w:pPr>
       <w:r>
         <w:rPr>
-          <w:b w:val="false"/>
-          <w:bCs w:val="false"/>
-          <w:i w:val="false"/>
-          <w:iCs w:val="false"/>
-          <w:color w:val="000000"/>
-          <w:sz w:val="24"/>
-          <w:szCs w:val="24"/>
-          <w:rFonts w:ascii="Times New Roman" w:cs="Times New Roman" w:eastAsia="Times New Roman" w:hAnsi="Times New Roman"/>
-        </w:rPr>
-        <w:t xml:space="preserve">1. Classer les héritages en trois plans : économique, politique, socio-culturel.</w:t>
+          <w:b/>
+          <w:bCs/>
+          <w:i w:val="false"/>
+          <w:iCs w:val="false"/>
+          <w:color w:val="2E7D32"/>
+          <w:sz w:val="26"/>
+          <w:szCs w:val="26"/>
+          <w:rFonts w:ascii="Times New Roman" w:cs="Times New Roman" w:eastAsia="Times New Roman" w:hAnsi="Times New Roman"/>
+        </w:rPr>
+        <w:t xml:space="preserve">Petit lexique</w:t>
       </w:r>
     </w:p>
+    <w:tbl>
+      <w:tblPr>
+        <w:tblW w:type="dxa" w:w="9600"/>
+        <w:tblBorders>
+          <w:top w:val="single" w:color="808080" w:sz="4"/>
+          <w:left w:val="single" w:color="808080" w:sz="4"/>
+          <w:bottom w:val="single" w:color="808080" w:sz="4"/>
+          <w:right w:val="single" w:color="808080" w:sz="4"/>
+          <w:insideH w:val="single" w:color="B0B0B0" w:sz="4"/>
+          <w:insideV w:val="single" w:color="B0B0B0" w:sz="4"/>
+        </w:tblBorders>
+        <w:tblLayout w:type="fixed"/>
+      </w:tblPr>
+      <w:tblGrid>
+        <w:gridCol w:w="2800"/>
+        <w:gridCol w:w="6800"/>
+      </w:tblGrid>
+      <w:tr>
+        <w:tc>
+          <w:tcPr>
+            <w:shd w:fill="E7E6E6" w:val="clear"/>
+            <w:tcMar>
+              <w:top w:type="dxa" w:w="80"/>
+              <w:left w:type="dxa" w:w="80"/>
+              <w:bottom w:type="dxa" w:w="80"/>
+              <w:right w:type="dxa" w:w="80"/>
+            </w:tcMar>
+          </w:tcPr>
+          <w:p>
+            <w:pPr>
+              <w:spacing w:after="40"/>
+              <w:jc w:val="left"/>
+            </w:pPr>
+            <w:r>
+              <w:rPr>
+                <w:b/>
+                <w:bCs/>
+                <w:i w:val="false"/>
+                <w:iCs w:val="false"/>
+                <w:color w:val="000000"/>
+                <w:sz w:val="20"/>
+                <w:szCs w:val="20"/>
+                <w:rFonts w:ascii="Times New Roman" w:cs="Times New Roman" w:eastAsia="Times New Roman" w:hAnsi="Times New Roman"/>
+              </w:rPr>
+              <w:t xml:space="preserve">Mot</w:t>
+            </w:r>
+          </w:p>
+        </w:tc>
+        <w:tc>
+          <w:tcPr>
+            <w:shd w:fill="E7E6E6" w:val="clear"/>
+            <w:tcMar>
+              <w:top w:type="dxa" w:w="80"/>
+              <w:left w:type="dxa" w:w="80"/>
+              <w:bottom w:type="dxa" w:w="80"/>
+              <w:right w:type="dxa" w:w="80"/>
+            </w:tcMar>
+          </w:tcPr>
+          <w:p>
+            <w:pPr>
+              <w:spacing w:after="40"/>
+              <w:jc w:val="left"/>
+            </w:pPr>
+            <w:r>
+              <w:rPr>
+                <w:b/>
+                <w:bCs/>
+                <w:i w:val="false"/>
+                <w:iCs w:val="false"/>
+                <w:color w:val="000000"/>
+                <w:sz w:val="20"/>
+                <w:szCs w:val="20"/>
+                <w:rFonts w:ascii="Times New Roman" w:cs="Times New Roman" w:eastAsia="Times New Roman" w:hAnsi="Times New Roman"/>
+              </w:rPr>
+              <w:t xml:space="preserve">Sens</w:t>
+            </w:r>
+          </w:p>
+        </w:tc>
+      </w:tr>
+      <w:tr>
+        <w:tc>
+          <w:tcPr>
+            <w:tcMar>
+              <w:top w:type="dxa" w:w="80"/>
+              <w:left w:type="dxa" w:w="80"/>
+              <w:bottom w:type="dxa" w:w="80"/>
+              <w:right w:type="dxa" w:w="80"/>
+            </w:tcMar>
+          </w:tcPr>
+          <w:p>
+            <w:pPr>
+              <w:spacing w:after="40"/>
+              <w:jc w:val="left"/>
+            </w:pPr>
+            <w:r>
+              <w:rPr>
+                <w:b/>
+                <w:bCs/>
+                <w:i w:val="false"/>
+                <w:iCs w:val="false"/>
+                <w:color w:val="000000"/>
+                <w:sz w:val="20"/>
+                <w:szCs w:val="20"/>
+                <w:rFonts w:ascii="Times New Roman" w:cs="Times New Roman" w:eastAsia="Times New Roman" w:hAnsi="Times New Roman"/>
+              </w:rPr>
+              <w:t xml:space="preserve">Sorabe</w:t>
+            </w:r>
+          </w:p>
+        </w:tc>
+        <w:tc>
+          <w:tcPr>
+            <w:tcMar>
+              <w:top w:type="dxa" w:w="80"/>
+              <w:left w:type="dxa" w:w="80"/>
+              <w:bottom w:type="dxa" w:w="80"/>
+              <w:right w:type="dxa" w:w="80"/>
+            </w:tcMar>
+          </w:tcPr>
+          <w:p>
+            <w:pPr>
+              <w:spacing w:after="40"/>
+              <w:jc w:val="left"/>
+            </w:pPr>
+            <w:r>
+              <w:rPr>
+                <w:b w:val="false"/>
+                <w:bCs w:val="false"/>
+                <w:i w:val="false"/>
+                <w:iCs w:val="false"/>
+                <w:color w:val="000000"/>
+                <w:sz w:val="20"/>
+                <w:szCs w:val="20"/>
+                <w:rFonts w:ascii="Times New Roman" w:cs="Times New Roman" w:eastAsia="Times New Roman" w:hAnsi="Times New Roman"/>
+              </w:rPr>
+              <w:t xml:space="preserve">la langue malgache écrite en caractères arabes</w:t>
+            </w:r>
+          </w:p>
+        </w:tc>
+      </w:tr>
+      <w:tr>
+        <w:tc>
+          <w:tcPr>
+            <w:tcMar>
+              <w:top w:type="dxa" w:w="80"/>
+              <w:left w:type="dxa" w:w="80"/>
+              <w:bottom w:type="dxa" w:w="80"/>
+              <w:right w:type="dxa" w:w="80"/>
+            </w:tcMar>
+          </w:tcPr>
+          <w:p>
+            <w:pPr>
+              <w:spacing w:after="40"/>
+              <w:jc w:val="left"/>
+            </w:pPr>
+            <w:r>
+              <w:rPr>
+                <w:b/>
+                <w:bCs/>
+                <w:i w:val="false"/>
+                <w:iCs w:val="false"/>
+                <w:color w:val="000000"/>
+                <w:sz w:val="20"/>
+                <w:szCs w:val="20"/>
+                <w:rFonts w:ascii="Times New Roman" w:cs="Times New Roman" w:eastAsia="Times New Roman" w:hAnsi="Times New Roman"/>
+              </w:rPr>
+              <w:t xml:space="preserve">Katibo</w:t>
+            </w:r>
+          </w:p>
+        </w:tc>
+        <w:tc>
+          <w:tcPr>
+            <w:tcMar>
+              <w:top w:type="dxa" w:w="80"/>
+              <w:left w:type="dxa" w:w="80"/>
+              <w:bottom w:type="dxa" w:w="80"/>
+              <w:right w:type="dxa" w:w="80"/>
+            </w:tcMar>
+          </w:tcPr>
+          <w:p>
+            <w:pPr>
+              <w:spacing w:after="40"/>
+              <w:jc w:val="left"/>
+            </w:pPr>
+            <w:r>
+              <w:rPr>
+                <w:b w:val="false"/>
+                <w:bCs w:val="false"/>
+                <w:i w:val="false"/>
+                <w:iCs w:val="false"/>
+                <w:color w:val="000000"/>
+                <w:sz w:val="20"/>
+                <w:szCs w:val="20"/>
+                <w:rFonts w:ascii="Times New Roman" w:cs="Times New Roman" w:eastAsia="Times New Roman" w:hAnsi="Times New Roman"/>
+              </w:rPr>
+              <w:t xml:space="preserve">scribe et lettré antemoro, gardien des manuscrits</w:t>
+            </w:r>
+          </w:p>
+        </w:tc>
+      </w:tr>
+      <w:tr>
+        <w:tc>
+          <w:tcPr>
+            <w:tcMar>
+              <w:top w:type="dxa" w:w="80"/>
+              <w:left w:type="dxa" w:w="80"/>
+              <w:bottom w:type="dxa" w:w="80"/>
+              <w:right w:type="dxa" w:w="80"/>
+            </w:tcMar>
+          </w:tcPr>
+          <w:p>
+            <w:pPr>
+              <w:spacing w:after="40"/>
+              <w:jc w:val="left"/>
+            </w:pPr>
+            <w:r>
+              <w:rPr>
+                <w:b/>
+                <w:bCs/>
+                <w:i w:val="false"/>
+                <w:iCs w:val="false"/>
+                <w:color w:val="000000"/>
+                <w:sz w:val="20"/>
+                <w:szCs w:val="20"/>
+                <w:rFonts w:ascii="Times New Roman" w:cs="Times New Roman" w:eastAsia="Times New Roman" w:hAnsi="Times New Roman"/>
+              </w:rPr>
+              <w:t xml:space="preserve">Sikidy</w:t>
+            </w:r>
+          </w:p>
+        </w:tc>
+        <w:tc>
+          <w:tcPr>
+            <w:tcMar>
+              <w:top w:type="dxa" w:w="80"/>
+              <w:left w:type="dxa" w:w="80"/>
+              <w:bottom w:type="dxa" w:w="80"/>
+              <w:right w:type="dxa" w:w="80"/>
+            </w:tcMar>
+          </w:tcPr>
+          <w:p>
+            <w:pPr>
+              <w:spacing w:after="40"/>
+              <w:jc w:val="left"/>
+            </w:pPr>
+            <w:r>
+              <w:rPr>
+                <w:b w:val="false"/>
+                <w:bCs w:val="false"/>
+                <w:i w:val="false"/>
+                <w:iCs w:val="false"/>
+                <w:color w:val="000000"/>
+                <w:sz w:val="20"/>
+                <w:szCs w:val="20"/>
+                <w:rFonts w:ascii="Times New Roman" w:cs="Times New Roman" w:eastAsia="Times New Roman" w:hAnsi="Times New Roman"/>
+              </w:rPr>
+              <w:t xml:space="preserve">divination par les graines, héritée du « ilm al-raml » arabe</w:t>
+            </w:r>
+          </w:p>
+        </w:tc>
+      </w:tr>
+      <w:tr>
+        <w:tc>
+          <w:tcPr>
+            <w:tcMar>
+              <w:top w:type="dxa" w:w="80"/>
+              <w:left w:type="dxa" w:w="80"/>
+              <w:bottom w:type="dxa" w:w="80"/>
+              <w:right w:type="dxa" w:w="80"/>
+            </w:tcMar>
+          </w:tcPr>
+          <w:p>
+            <w:pPr>
+              <w:spacing w:after="40"/>
+              <w:jc w:val="left"/>
+            </w:pPr>
+            <w:r>
+              <w:rPr>
+                <w:b/>
+                <w:bCs/>
+                <w:i w:val="false"/>
+                <w:iCs w:val="false"/>
+                <w:color w:val="000000"/>
+                <w:sz w:val="20"/>
+                <w:szCs w:val="20"/>
+                <w:rFonts w:ascii="Times New Roman" w:cs="Times New Roman" w:eastAsia="Times New Roman" w:hAnsi="Times New Roman"/>
+              </w:rPr>
+              <w:t xml:space="preserve">Valitanana</w:t>
+            </w:r>
+          </w:p>
+        </w:tc>
+        <w:tc>
+          <w:tcPr>
+            <w:tcMar>
+              <w:top w:type="dxa" w:w="80"/>
+              <w:left w:type="dxa" w:w="80"/>
+              <w:bottom w:type="dxa" w:w="80"/>
+              <w:right w:type="dxa" w:w="80"/>
+            </w:tcMar>
+          </w:tcPr>
+          <w:p>
+            <w:pPr>
+              <w:spacing w:after="40"/>
+              <w:jc w:val="left"/>
+            </w:pPr>
+            <w:r>
+              <w:rPr>
+                <w:b w:val="false"/>
+                <w:bCs w:val="false"/>
+                <w:i w:val="false"/>
+                <w:iCs w:val="false"/>
+                <w:color w:val="000000"/>
+                <w:sz w:val="20"/>
+                <w:szCs w:val="20"/>
+                <w:rFonts w:ascii="Times New Roman" w:cs="Times New Roman" w:eastAsia="Times New Roman" w:hAnsi="Times New Roman"/>
+              </w:rPr>
+              <w:t xml:space="preserve">entraide : l’aide rendue main pour main</w:t>
+            </w:r>
+          </w:p>
+        </w:tc>
+      </w:tr>
+    </w:tbl>
     <w:p>
       <w:pPr>
-        <w:spacing w:after="60" w:line="300"/>
-        <w:jc w:val="both"/>
+        <w:spacing w:after="120"/>
       </w:pPr>
-      <w:r>
-        <w:rPr>
-          <w:b w:val="false"/>
-          <w:bCs w:val="false"/>
-          <w:i w:val="false"/>
-          <w:iCs w:val="false"/>
-          <w:color w:val="000000"/>
-          <w:sz w:val="24"/>
-          <w:szCs w:val="24"/>
-          <w:rFonts w:ascii="Times New Roman" w:cs="Times New Roman" w:eastAsia="Times New Roman" w:hAnsi="Times New Roman"/>
-        </w:rPr>
-        <w:t xml:space="preserve">2. Pour chaque héritage, citer sa trace actuelle (mot, pratique, site).</w:t>
-      </w:r>
-    </w:p>
-    <w:p>
-      <w:pPr>
-        <w:spacing w:after="60" w:line="300"/>
-        <w:jc w:val="both"/>
-      </w:pPr>
-      <w:r>
-        <w:rPr>
-          <w:b w:val="false"/>
-          <w:bCs w:val="false"/>
-          <w:i w:val="false"/>
-          <w:iCs w:val="false"/>
-          <w:color w:val="000000"/>
-          <w:sz w:val="24"/>
-          <w:szCs w:val="24"/>
-          <w:rFonts w:ascii="Times New Roman" w:cs="Times New Roman" w:eastAsia="Times New Roman" w:hAnsi="Times New Roman"/>
-        </w:rPr>
-        <w:t xml:space="preserve">3. Montrer l’adaptation : comment l’apport est devenu malgache.</w:t>
-      </w:r>
-    </w:p>
-    <w:p>
-      <w:pPr>
-        <w:spacing w:after="110" w:line="300"/>
-        <w:jc w:val="both"/>
-      </w:pPr>
-      <w:r>
-        <w:rPr>
-          <w:b/>
-          <w:bCs/>
-          <w:i w:val="false"/>
-          <w:iCs w:val="false"/>
-          <w:color w:val="1F4E79"/>
-          <w:sz w:val="24"/>
-          <w:szCs w:val="24"/>
-          <w:rFonts w:ascii="Times New Roman" w:cs="Times New Roman" w:eastAsia="Times New Roman" w:hAnsi="Times New Roman"/>
-        </w:rPr>
-        <w:t xml:space="preserve">Exemple — </w:t>
-      </w:r>
-      <w:r>
-        <w:rPr>
-          <w:b w:val="false"/>
-          <w:bCs w:val="false"/>
-          <w:i w:val="false"/>
-          <w:iCs w:val="false"/>
-          <w:color w:val="000000"/>
-          <w:sz w:val="24"/>
-          <w:szCs w:val="24"/>
-          <w:rFonts w:ascii="Times New Roman" w:cs="Times New Roman" w:eastAsia="Times New Roman" w:hAnsi="Times New Roman"/>
-        </w:rPr>
-        <w:t xml:space="preserve">Le sorabe : apport arabe (l’alphabet) + langue malgache (le contenu) + gardiens antemoro (la transmission) = un héritage arabo-musulman devenu trésor national.</w:t>
-      </w:r>
-    </w:p>
-    <w:p>
-      <w:pPr>
-        <w:spacing w:after="110" w:line="300"/>
-        <w:jc w:val="both"/>
-      </w:pPr>
-      <w:r>
-        <w:rPr>
-          <w:b/>
-          <w:bCs/>
-          <w:i w:val="false"/>
-          <w:iCs w:val="false"/>
-          <w:color w:val="B25000"/>
-          <w:sz w:val="24"/>
-          <w:szCs w:val="24"/>
-          <w:rFonts w:ascii="Times New Roman" w:cs="Times New Roman" w:eastAsia="Times New Roman" w:hAnsi="Times New Roman"/>
-        </w:rPr>
-        <w:t xml:space="preserve">Erreur à éviter — </w:t>
-      </w:r>
-      <w:r>
-        <w:rPr>
-          <w:b w:val="false"/>
-          <w:bCs w:val="false"/>
-          <w:i w:val="false"/>
-          <w:iCs w:val="false"/>
-          <w:color w:val="000000"/>
-          <w:sz w:val="24"/>
-          <w:szCs w:val="24"/>
-          <w:rFonts w:ascii="Times New Roman" w:cs="Times New Roman" w:eastAsia="Times New Roman" w:hAnsi="Times New Roman"/>
-        </w:rPr>
-        <w:t xml:space="preserve">Croire que l’héritage arabo-musulman a fait de Madagascar un pays musulman : l’île a adopté l’écriture, les sciences et des coutumes, mais la religion est restée minoritaire — on a pris les outils plus que la foi.</w:t>
-      </w:r>
-    </w:p>
-    <w:p>
-      <w:pPr>
-        <w:shd w:fill="E3F2FD" w:val="clear"/>
-        <w:spacing w:after="110" w:line="300"/>
-        <w:jc w:val="both"/>
-      </w:pPr>
-      <w:r>
-        <w:rPr>
-          <w:b/>
-          <w:bCs/>
-          <w:i w:val="false"/>
-          <w:iCs w:val="false"/>
-          <w:color w:val="1565C0"/>
-          <w:sz w:val="24"/>
-          <w:szCs w:val="24"/>
-          <w:rFonts w:ascii="Times New Roman" w:cs="Times New Roman" w:eastAsia="Times New Roman" w:hAnsi="Times New Roman"/>
-        </w:rPr>
-        <w:t xml:space="preserve">Le savais-tu ? </w:t>
-      </w:r>
-      <w:r>
-        <w:rPr>
-          <w:b w:val="false"/>
-          <w:bCs w:val="false"/>
-          <w:i w:val="false"/>
-          <w:iCs w:val="false"/>
-          <w:color w:val="000000"/>
-          <w:sz w:val="24"/>
-          <w:szCs w:val="24"/>
-          <w:rFonts w:ascii="Times New Roman" w:cs="Times New Roman" w:eastAsia="Times New Roman" w:hAnsi="Times New Roman"/>
-        </w:rPr>
-        <w:t xml:space="preserve">Les manuscrits sorabe les plus précieux étaient si sacrés qu’on ne pouvait les recopier qu’avec des encres spéciales, et certains katibo apprenaient des livres entiers par cœur ! Plusieurs sorabe anciens sont aujourd’hui conservés dans les bibliothèques d’Europe — et les historiens les étudient comme les plus vieilles pages écrites de la pensée malgache.</w:t>
-      </w:r>
     </w:p>
     <w:p>
       <w:pPr>
@@ -7597,152 +9615,152 @@
                 <w:szCs w:val="20"/>
                 <w:rFonts w:ascii="Times New Roman" w:cs="Times New Roman" w:eastAsia="Times New Roman" w:hAnsi="Times New Roman"/>
               </w:rPr>
-              <w:t xml:space="preserve">3. Observation</w:t>
-            </w:r>
-          </w:p>
-        </w:tc>
-        <w:tc>
-          <w:tcPr>
-            <w:tcMar>
-              <w:top w:type="dxa" w:w="80"/>
-              <w:left w:type="dxa" w:w="80"/>
-              <w:bottom w:type="dxa" w:w="80"/>
-              <w:right w:type="dxa" w:w="80"/>
-            </w:tcMar>
-          </w:tcPr>
-          <w:p>
-            <w:pPr>
-              <w:spacing w:after="40"/>
-              <w:jc w:val="left"/>
-            </w:pPr>
-            <w:r>
-              <w:rPr>
-                <w:b w:val="false"/>
-                <w:bCs w:val="false"/>
-                <w:i w:val="false"/>
-                <w:iCs w:val="false"/>
-                <w:color w:val="000000"/>
-                <w:sz w:val="20"/>
-                <w:szCs w:val="20"/>
-                <w:rFonts w:ascii="Times New Roman" w:cs="Times New Roman" w:eastAsia="Times New Roman" w:hAnsi="Times New Roman"/>
-              </w:rPr>
-              <w:t xml:space="preserve">Ton cahier d’Histoire résume trois héritages d’un coup : l’école qui t’accueille (1818), l’alphabet latin que tu traces (1823), et la langue malgache qu’il écrit — héritage occidental au service d’un trésor national.</w:t>
-            </w:r>
-          </w:p>
-        </w:tc>
-        <w:tc>
-          <w:tcPr>
-            <w:tcMar>
-              <w:top w:type="dxa" w:w="80"/>
-              <w:left w:type="dxa" w:w="80"/>
-              <w:bottom w:type="dxa" w:w="80"/>
-              <w:right w:type="dxa" w:w="80"/>
-            </w:tcMar>
-          </w:tcPr>
-          <w:p>
-            <w:pPr>
-              <w:spacing w:after="40"/>
-              <w:jc w:val="left"/>
-            </w:pPr>
-            <w:r>
-              <w:rPr>
-                <w:b w:val="false"/>
-                <w:bCs w:val="false"/>
-                <w:i w:val="false"/>
-                <w:iCs w:val="false"/>
-                <w:color w:val="000000"/>
-                <w:sz w:val="20"/>
-                <w:szCs w:val="20"/>
-                <w:rFonts w:ascii="Times New Roman" w:cs="Times New Roman" w:eastAsia="Times New Roman" w:hAnsi="Times New Roman"/>
-              </w:rPr>
-              <w:t xml:space="preserve">Observent l’exemple résolu.</w:t>
-            </w:r>
-          </w:p>
-        </w:tc>
-        <w:tc>
-          <w:tcPr>
-            <w:tcMar>
-              <w:top w:type="dxa" w:w="80"/>
-              <w:left w:type="dxa" w:w="80"/>
-              <w:bottom w:type="dxa" w:w="80"/>
-              <w:right w:type="dxa" w:w="80"/>
-            </w:tcMar>
-          </w:tcPr>
-          <w:p>
-            <w:pPr>
-              <w:spacing w:after="40"/>
-              <w:jc w:val="left"/>
-            </w:pPr>
-            <w:r>
-              <w:rPr>
-                <w:b w:val="false"/>
-                <w:bCs w:val="false"/>
-                <w:i w:val="false"/>
-                <w:iCs w:val="false"/>
-                <w:color w:val="000000"/>
-                <w:sz w:val="20"/>
-                <w:szCs w:val="20"/>
-                <w:rFonts w:ascii="Times New Roman" w:cs="Times New Roman" w:eastAsia="Times New Roman" w:hAnsi="Times New Roman"/>
-              </w:rPr>
-              <w:t xml:space="preserve">Observation dirigée</w:t>
-            </w:r>
-          </w:p>
-        </w:tc>
-        <w:tc>
-          <w:tcPr>
-            <w:tcMar>
-              <w:top w:type="dxa" w:w="80"/>
-              <w:left w:type="dxa" w:w="80"/>
-              <w:bottom w:type="dxa" w:w="80"/>
-              <w:right w:type="dxa" w:w="80"/>
-            </w:tcMar>
-          </w:tcPr>
-          <w:p>
-            <w:pPr>
-              <w:spacing w:after="40"/>
-              <w:jc w:val="left"/>
-            </w:pPr>
-            <w:r>
-              <w:rPr>
-                <w:b w:val="false"/>
-                <w:bCs w:val="false"/>
-                <w:i w:val="false"/>
-                <w:iCs w:val="false"/>
-                <w:color w:val="000000"/>
-                <w:sz w:val="20"/>
-                <w:szCs w:val="20"/>
-                <w:rFonts w:ascii="Times New Roman" w:cs="Times New Roman" w:eastAsia="Times New Roman" w:hAnsi="Times New Roman"/>
-              </w:rPr>
-              <w:t xml:space="preserve">Document imprimé</w:t>
-            </w:r>
-          </w:p>
-        </w:tc>
-        <w:tc>
-          <w:tcPr>
-            <w:tcMar>
-              <w:top w:type="dxa" w:w="80"/>
-              <w:left w:type="dxa" w:w="80"/>
-              <w:bottom w:type="dxa" w:w="80"/>
-              <w:right w:type="dxa" w:w="80"/>
-            </w:tcMar>
-          </w:tcPr>
-          <w:p>
-            <w:pPr>
-              <w:spacing w:after="40"/>
-              <w:jc w:val="left"/>
-            </w:pPr>
-            <w:r>
-              <w:rPr>
-                <w:b w:val="false"/>
-                <w:bCs w:val="false"/>
-                <w:i w:val="false"/>
-                <w:iCs w:val="false"/>
-                <w:color w:val="000000"/>
-                <w:sz w:val="20"/>
-                <w:szCs w:val="20"/>
-                <w:rFonts w:ascii="Times New Roman" w:cs="Times New Roman" w:eastAsia="Times New Roman" w:hAnsi="Times New Roman"/>
-              </w:rPr>
-              <w:t xml:space="preserve">Compréhension</w:t>
+              <w:t xml:space="preserve">3. Développement</w:t>
+            </w:r>
+          </w:p>
+        </w:tc>
+        <w:tc>
+          <w:tcPr>
+            <w:tcMar>
+              <w:top w:type="dxa" w:w="80"/>
+              <w:left w:type="dxa" w:w="80"/>
+              <w:bottom w:type="dxa" w:w="80"/>
+              <w:right w:type="dxa" w:w="80"/>
+            </w:tcMar>
+          </w:tcPr>
+          <w:p>
+            <w:pPr>
+              <w:spacing w:after="40"/>
+              <w:jc w:val="left"/>
+            </w:pPr>
+            <w:r>
+              <w:rPr>
+                <w:b w:val="false"/>
+                <w:bCs w:val="false"/>
+                <w:i w:val="false"/>
+                <w:iCs w:val="false"/>
+                <w:color w:val="000000"/>
+                <w:sz w:val="20"/>
+                <w:szCs w:val="20"/>
+                <w:rFonts w:ascii="Times New Roman" w:cs="Times New Roman" w:eastAsia="Times New Roman" w:hAnsi="Times New Roman"/>
+              </w:rPr>
+              <w:t xml:space="preserve">Développe la leçon partie par partie : Les plans économique et politique ; Le plan socio-culturel, le plus profond ; Peser les deux plateaux.</w:t>
+            </w:r>
+          </w:p>
+        </w:tc>
+        <w:tc>
+          <w:tcPr>
+            <w:tcMar>
+              <w:top w:type="dxa" w:w="80"/>
+              <w:left w:type="dxa" w:w="80"/>
+              <w:bottom w:type="dxa" w:w="80"/>
+              <w:right w:type="dxa" w:w="80"/>
+            </w:tcMar>
+          </w:tcPr>
+          <w:p>
+            <w:pPr>
+              <w:spacing w:after="40"/>
+              <w:jc w:val="left"/>
+            </w:pPr>
+            <w:r>
+              <w:rPr>
+                <w:b w:val="false"/>
+                <w:bCs w:val="false"/>
+                <w:i w:val="false"/>
+                <w:iCs w:val="false"/>
+                <w:color w:val="000000"/>
+                <w:sz w:val="20"/>
+                <w:szCs w:val="20"/>
+                <w:rFonts w:ascii="Times New Roman" w:cs="Times New Roman" w:eastAsia="Times New Roman" w:hAnsi="Times New Roman"/>
+              </w:rPr>
+              <w:t xml:space="preserve">Écoutent, répondent aux questions et notent les mots-clés.</w:t>
+            </w:r>
+          </w:p>
+        </w:tc>
+        <w:tc>
+          <w:tcPr>
+            <w:tcMar>
+              <w:top w:type="dxa" w:w="80"/>
+              <w:left w:type="dxa" w:w="80"/>
+              <w:bottom w:type="dxa" w:w="80"/>
+              <w:right w:type="dxa" w:w="80"/>
+            </w:tcMar>
+          </w:tcPr>
+          <w:p>
+            <w:pPr>
+              <w:spacing w:after="40"/>
+              <w:jc w:val="left"/>
+            </w:pPr>
+            <w:r>
+              <w:rPr>
+                <w:b w:val="false"/>
+                <w:bCs w:val="false"/>
+                <w:i w:val="false"/>
+                <w:iCs w:val="false"/>
+                <w:color w:val="000000"/>
+                <w:sz w:val="20"/>
+                <w:szCs w:val="20"/>
+                <w:rFonts w:ascii="Times New Roman" w:cs="Times New Roman" w:eastAsia="Times New Roman" w:hAnsi="Times New Roman"/>
+              </w:rPr>
+              <w:t xml:space="preserve">Exposé interactif, questions-réponses</w:t>
+            </w:r>
+          </w:p>
+        </w:tc>
+        <w:tc>
+          <w:tcPr>
+            <w:tcMar>
+              <w:top w:type="dxa" w:w="80"/>
+              <w:left w:type="dxa" w:w="80"/>
+              <w:bottom w:type="dxa" w:w="80"/>
+              <w:right w:type="dxa" w:w="80"/>
+            </w:tcMar>
+          </w:tcPr>
+          <w:p>
+            <w:pPr>
+              <w:spacing w:after="40"/>
+              <w:jc w:val="left"/>
+            </w:pPr>
+            <w:r>
+              <w:rPr>
+                <w:b w:val="false"/>
+                <w:bCs w:val="false"/>
+                <w:i w:val="false"/>
+                <w:iCs w:val="false"/>
+                <w:color w:val="000000"/>
+                <w:sz w:val="20"/>
+                <w:szCs w:val="20"/>
+                <w:rFonts w:ascii="Times New Roman" w:cs="Times New Roman" w:eastAsia="Times New Roman" w:hAnsi="Times New Roman"/>
+              </w:rPr>
+              <w:t xml:space="preserve">Tableau, frises, cartes</w:t>
+            </w:r>
+          </w:p>
+        </w:tc>
+        <w:tc>
+          <w:tcPr>
+            <w:tcMar>
+              <w:top w:type="dxa" w:w="80"/>
+              <w:left w:type="dxa" w:w="80"/>
+              <w:bottom w:type="dxa" w:w="80"/>
+              <w:right w:type="dxa" w:w="80"/>
+            </w:tcMar>
+          </w:tcPr>
+          <w:p>
+            <w:pPr>
+              <w:spacing w:after="40"/>
+              <w:jc w:val="left"/>
+            </w:pPr>
+            <w:r>
+              <w:rPr>
+                <w:b w:val="false"/>
+                <w:bCs w:val="false"/>
+                <w:i w:val="false"/>
+                <w:iCs w:val="false"/>
+                <w:color w:val="000000"/>
+                <w:sz w:val="20"/>
+                <w:szCs w:val="20"/>
+                <w:rFonts w:ascii="Times New Roman" w:cs="Times New Roman" w:eastAsia="Times New Roman" w:hAnsi="Times New Roman"/>
+              </w:rPr>
+              <w:t xml:space="preserve">Attention, participation</w:t>
             </w:r>
           </w:p>
         </w:tc>
@@ -7773,152 +9791,152 @@
                 <w:szCs w:val="20"/>
                 <w:rFonts w:ascii="Times New Roman" w:cs="Times New Roman" w:eastAsia="Times New Roman" w:hAnsi="Times New Roman"/>
               </w:rPr>
-              <w:t xml:space="preserve">4. Analyse</w:t>
-            </w:r>
-          </w:p>
-        </w:tc>
-        <w:tc>
-          <w:tcPr>
-            <w:tcMar>
-              <w:top w:type="dxa" w:w="80"/>
-              <w:left w:type="dxa" w:w="80"/>
-              <w:bottom w:type="dxa" w:w="80"/>
-              <w:right w:type="dxa" w:w="80"/>
-            </w:tcMar>
-          </w:tcPr>
-          <w:p>
-            <w:pPr>
-              <w:spacing w:after="40"/>
-              <w:jc w:val="left"/>
-            </w:pPr>
-            <w:r>
-              <w:rPr>
-                <w:b w:val="false"/>
-                <w:bCs w:val="false"/>
-                <w:i w:val="false"/>
-                <w:iCs w:val="false"/>
-                <w:color w:val="000000"/>
-                <w:sz w:val="20"/>
-                <w:szCs w:val="20"/>
-                <w:rFonts w:ascii="Times New Roman" w:cs="Times New Roman" w:eastAsia="Times New Roman" w:hAnsi="Times New Roman"/>
-              </w:rPr>
-              <w:t xml:space="preserve">Guide l’analyse : Plan économique : la marine marchande relie l’île au commerce mondial — comptoirs de traite d’abord, puis grandes compagnies ; au XIXᵉ siècle, Jean Laborde installe pour Ranavalona Iʳᵉ à Mantasoa une cité industrielle — fonderie, canons, verre, savon : l’industrie entre à Madagascar. Plan politique : au contact des Européens, le Royaume de Madagascar se dote des outils de l’État moderne — code de lois écrites, ministères, diplomatie, traités internationaux ; plus tard, les valeurs républicaines — élections, constitution, citoyenneté — fonderont la République malgache. Plan socio-culturel, le plus profond : en 1818, les missionnaires gallois de la LMS ouvrent les premières écoles ; en 1823, Radama Iᵉʳ décide que le malgache s’écrira en alphabet latin — vingt et une lettres, sans c, q, u, w, x — et en 1835, la Bible malgache est le premier grand livre imprimé dans la langue : le christianisme s’enracine, mêlé aux traditions. L’école se répand — avant bien des pays d’Europe, l’Imerina du XIXᵉ siècle scolarise massivement ses enfants ! L’armée de métier, avec grades et uniformes, remplace peu à peu les levées guerrières. L’esprit critique s’impose pourtant : ces héritages sont arrivés mêlés d’intérêts — commerce inégal, rivalités franco-britanniques, puis colonisation (1896-1960), que tu étudieras en T8. L’historien pèse les deux plateaux : des outils précieux — école, écriture, État — et une domination qui a coûté la souveraineté. Hériter n’est pas approuver : c’est comprendre.</w:t>
-            </w:r>
-          </w:p>
-        </w:tc>
-        <w:tc>
-          <w:tcPr>
-            <w:tcMar>
-              <w:top w:type="dxa" w:w="80"/>
-              <w:left w:type="dxa" w:w="80"/>
-              <w:bottom w:type="dxa" w:w="80"/>
-              <w:right w:type="dxa" w:w="80"/>
-            </w:tcMar>
-          </w:tcPr>
-          <w:p>
-            <w:pPr>
-              <w:spacing w:after="40"/>
-              <w:jc w:val="left"/>
-            </w:pPr>
-            <w:r>
-              <w:rPr>
-                <w:b w:val="false"/>
-                <w:bCs w:val="false"/>
-                <w:i w:val="false"/>
-                <w:iCs w:val="false"/>
-                <w:color w:val="000000"/>
-                <w:sz w:val="20"/>
-                <w:szCs w:val="20"/>
-                <w:rFonts w:ascii="Times New Roman" w:cs="Times New Roman" w:eastAsia="Times New Roman" w:hAnsi="Times New Roman"/>
-              </w:rPr>
-              <w:t xml:space="preserve">Expliquent la démarche et vérifient le résultat.</w:t>
-            </w:r>
-          </w:p>
-        </w:tc>
-        <w:tc>
-          <w:tcPr>
-            <w:tcMar>
-              <w:top w:type="dxa" w:w="80"/>
-              <w:left w:type="dxa" w:w="80"/>
-              <w:bottom w:type="dxa" w:w="80"/>
-              <w:right w:type="dxa" w:w="80"/>
-            </w:tcMar>
-          </w:tcPr>
-          <w:p>
-            <w:pPr>
-              <w:spacing w:after="40"/>
-              <w:jc w:val="left"/>
-            </w:pPr>
-            <w:r>
-              <w:rPr>
-                <w:b w:val="false"/>
-                <w:bCs w:val="false"/>
-                <w:i w:val="false"/>
-                <w:iCs w:val="false"/>
-                <w:color w:val="000000"/>
-                <w:sz w:val="20"/>
-                <w:szCs w:val="20"/>
-                <w:rFonts w:ascii="Times New Roman" w:cs="Times New Roman" w:eastAsia="Times New Roman" w:hAnsi="Times New Roman"/>
-              </w:rPr>
-              <w:t xml:space="preserve">Recherche en binômes</w:t>
-            </w:r>
-          </w:p>
-        </w:tc>
-        <w:tc>
-          <w:tcPr>
-            <w:tcMar>
-              <w:top w:type="dxa" w:w="80"/>
-              <w:left w:type="dxa" w:w="80"/>
-              <w:bottom w:type="dxa" w:w="80"/>
-              <w:right w:type="dxa" w:w="80"/>
-            </w:tcMar>
-          </w:tcPr>
-          <w:p>
-            <w:pPr>
-              <w:spacing w:after="40"/>
-              <w:jc w:val="left"/>
-            </w:pPr>
-            <w:r>
-              <w:rPr>
-                <w:b w:val="false"/>
-                <w:bCs w:val="false"/>
-                <w:i w:val="false"/>
-                <w:iCs w:val="false"/>
-                <w:color w:val="000000"/>
-                <w:sz w:val="20"/>
-                <w:szCs w:val="20"/>
-                <w:rFonts w:ascii="Times New Roman" w:cs="Times New Roman" w:eastAsia="Times New Roman" w:hAnsi="Times New Roman"/>
-              </w:rPr>
-              <w:t xml:space="preserve">Documents, cartes, frises</w:t>
-            </w:r>
-          </w:p>
-        </w:tc>
-        <w:tc>
-          <w:tcPr>
-            <w:tcMar>
-              <w:top w:type="dxa" w:w="80"/>
-              <w:left w:type="dxa" w:w="80"/>
-              <w:bottom w:type="dxa" w:w="80"/>
-              <w:right w:type="dxa" w:w="80"/>
-            </w:tcMar>
-          </w:tcPr>
-          <w:p>
-            <w:pPr>
-              <w:spacing w:after="40"/>
-              <w:jc w:val="left"/>
-            </w:pPr>
-            <w:r>
-              <w:rPr>
-                <w:b w:val="false"/>
-                <w:bCs w:val="false"/>
-                <w:i w:val="false"/>
-                <w:iCs w:val="false"/>
-                <w:color w:val="000000"/>
-                <w:sz w:val="20"/>
-                <w:szCs w:val="20"/>
-                <w:rFonts w:ascii="Times New Roman" w:cs="Times New Roman" w:eastAsia="Times New Roman" w:hAnsi="Times New Roman"/>
-              </w:rPr>
-              <w:t xml:space="preserve">Raisonnement</w:t>
+              <w:t xml:space="preserve">4. Étude de document</w:t>
+            </w:r>
+          </w:p>
+        </w:tc>
+        <w:tc>
+          <w:tcPr>
+            <w:tcMar>
+              <w:top w:type="dxa" w:w="80"/>
+              <w:left w:type="dxa" w:w="80"/>
+              <w:bottom w:type="dxa" w:w="80"/>
+              <w:right w:type="dxa" w:w="80"/>
+            </w:tcMar>
+          </w:tcPr>
+          <w:p>
+            <w:pPr>
+              <w:spacing w:after="40"/>
+              <w:jc w:val="left"/>
+            </w:pPr>
+            <w:r>
+              <w:rPr>
+                <w:b w:val="false"/>
+                <w:bCs w:val="false"/>
+                <w:i w:val="false"/>
+                <w:iCs w:val="false"/>
+                <w:color w:val="000000"/>
+                <w:sz w:val="20"/>
+                <w:szCs w:val="20"/>
+                <w:rFonts w:ascii="Times New Roman" w:cs="Times New Roman" w:eastAsia="Times New Roman" w:hAnsi="Times New Roman"/>
+              </w:rPr>
+              <w:t xml:space="preserve">Fait lire le document « Les premières écoles et l’alphabet du malgache » (d’après les journaux des missionnaires de la London Missionary Society à Antananarivo (années 1820) — texte reconstitué), puis pose les questions.</w:t>
+            </w:r>
+          </w:p>
+        </w:tc>
+        <w:tc>
+          <w:tcPr>
+            <w:tcMar>
+              <w:top w:type="dxa" w:w="80"/>
+              <w:left w:type="dxa" w:w="80"/>
+              <w:bottom w:type="dxa" w:w="80"/>
+              <w:right w:type="dxa" w:w="80"/>
+            </w:tcMar>
+          </w:tcPr>
+          <w:p>
+            <w:pPr>
+              <w:spacing w:after="40"/>
+              <w:jc w:val="left"/>
+            </w:pPr>
+            <w:r>
+              <w:rPr>
+                <w:b w:val="false"/>
+                <w:bCs w:val="false"/>
+                <w:i w:val="false"/>
+                <w:iCs w:val="false"/>
+                <w:color w:val="000000"/>
+                <w:sz w:val="20"/>
+                <w:szCs w:val="20"/>
+                <w:rFonts w:ascii="Times New Roman" w:cs="Times New Roman" w:eastAsia="Times New Roman" w:hAnsi="Times New Roman"/>
+              </w:rPr>
+              <w:t xml:space="preserve">Lisent le document, répondent aux questions et critiquent la source.</w:t>
+            </w:r>
+          </w:p>
+        </w:tc>
+        <w:tc>
+          <w:tcPr>
+            <w:tcMar>
+              <w:top w:type="dxa" w:w="80"/>
+              <w:left w:type="dxa" w:w="80"/>
+              <w:bottom w:type="dxa" w:w="80"/>
+              <w:right w:type="dxa" w:w="80"/>
+            </w:tcMar>
+          </w:tcPr>
+          <w:p>
+            <w:pPr>
+              <w:spacing w:after="40"/>
+              <w:jc w:val="left"/>
+            </w:pPr>
+            <w:r>
+              <w:rPr>
+                <w:b w:val="false"/>
+                <w:bCs w:val="false"/>
+                <w:i w:val="false"/>
+                <w:iCs w:val="false"/>
+                <w:color w:val="000000"/>
+                <w:sz w:val="20"/>
+                <w:szCs w:val="20"/>
+                <w:rFonts w:ascii="Times New Roman" w:cs="Times New Roman" w:eastAsia="Times New Roman" w:hAnsi="Times New Roman"/>
+              </w:rPr>
+              <w:t xml:space="preserve">Observation dirigée, travail en binômes</w:t>
+            </w:r>
+          </w:p>
+        </w:tc>
+        <w:tc>
+          <w:tcPr>
+            <w:tcMar>
+              <w:top w:type="dxa" w:w="80"/>
+              <w:left w:type="dxa" w:w="80"/>
+              <w:bottom w:type="dxa" w:w="80"/>
+              <w:right w:type="dxa" w:w="80"/>
+            </w:tcMar>
+          </w:tcPr>
+          <w:p>
+            <w:pPr>
+              <w:spacing w:after="40"/>
+              <w:jc w:val="left"/>
+            </w:pPr>
+            <w:r>
+              <w:rPr>
+                <w:b w:val="false"/>
+                <w:bCs w:val="false"/>
+                <w:i w:val="false"/>
+                <w:iCs w:val="false"/>
+                <w:color w:val="000000"/>
+                <w:sz w:val="20"/>
+                <w:szCs w:val="20"/>
+                <w:rFonts w:ascii="Times New Roman" w:cs="Times New Roman" w:eastAsia="Times New Roman" w:hAnsi="Times New Roman"/>
+              </w:rPr>
+              <w:t xml:space="preserve">Document imprimé</w:t>
+            </w:r>
+          </w:p>
+        </w:tc>
+        <w:tc>
+          <w:tcPr>
+            <w:tcMar>
+              <w:top w:type="dxa" w:w="80"/>
+              <w:left w:type="dxa" w:w="80"/>
+              <w:bottom w:type="dxa" w:w="80"/>
+              <w:right w:type="dxa" w:w="80"/>
+            </w:tcMar>
+          </w:tcPr>
+          <w:p>
+            <w:pPr>
+              <w:spacing w:after="40"/>
+              <w:jc w:val="left"/>
+            </w:pPr>
+            <w:r>
+              <w:rPr>
+                <w:b w:val="false"/>
+                <w:bCs w:val="false"/>
+                <w:i w:val="false"/>
+                <w:iCs w:val="false"/>
+                <w:color w:val="000000"/>
+                <w:sz w:val="20"/>
+                <w:szCs w:val="20"/>
+                <w:rFonts w:ascii="Times New Roman" w:cs="Times New Roman" w:eastAsia="Times New Roman" w:hAnsi="Times New Roman"/>
+              </w:rPr>
+              <w:t xml:space="preserve">Esprit critique</w:t>
             </w:r>
           </w:p>
         </w:tc>
@@ -8524,39 +10542,26 @@
     </w:p>
     <w:p>
       <w:pPr>
-        <w:spacing w:after="110" w:line="300"/>
-        <w:jc w:val="both"/>
+        <w:spacing w:after="160" w:line="300"/>
+        <w:jc w:val="center"/>
       </w:pPr>
       <w:r>
         <w:rPr>
-          <w:b/>
-          <w:bCs/>
-          <w:i w:val="false"/>
-          <w:iCs w:val="false"/>
-          <w:color w:val="2E7D32"/>
-          <w:sz w:val="24"/>
-          <w:szCs w:val="24"/>
-          <w:rFonts w:ascii="Times New Roman" w:cs="Times New Roman" w:eastAsia="Times New Roman" w:hAnsi="Times New Roman"/>
-        </w:rPr>
-        <w:t xml:space="preserve">Définition — </w:t>
-      </w:r>
-      <w:r>
-        <w:rPr>
-          <w:b/>
-          <w:bCs/>
-          <w:i w:val="false"/>
-          <w:iCs w:val="false"/>
+          <w:b w:val="false"/>
+          <w:bCs w:val="false"/>
+          <w:i/>
+          <w:iCs/>
           <w:color w:val="000000"/>
-          <w:sz w:val="24"/>
-          <w:szCs w:val="24"/>
-          <w:rFonts w:ascii="Times New Roman" w:cs="Times New Roman" w:eastAsia="Times New Roman" w:hAnsi="Times New Roman"/>
-        </w:rPr>
-        <w:t xml:space="preserve">Les héritages laissés par la civilisation occidentale sur la civilisation malgache se classent en trois plans. Sur le plan économique : la marine marchande, le commerce et l’industrie. Sur le plan politique : la notion d’État, les institutions politiques et les valeurs républicaines. Sur le plan socio-culturel : le christianisme, l’école, l’armée de métier, l’alphabet latin et l’écriture latine.</w:t>
+          <w:sz w:val="21"/>
+          <w:szCs w:val="21"/>
+          <w:rFonts w:ascii="Times New Roman" w:cs="Times New Roman" w:eastAsia="Times New Roman" w:hAnsi="Times New Roman"/>
+        </w:rPr>
+        <w:t xml:space="preserve">L’école, l’alphabet, le temple, le port : autant d’héritages de la vague venue de l’Ouest.</w:t>
       </w:r>
     </w:p>
     <w:p>
       <w:pPr>
-        <w:spacing w:after="110" w:line="300"/>
+        <w:spacing w:after="80" w:line="300"/>
         <w:jc w:val="both"/>
       </w:pPr>
       <w:r>
@@ -8565,30 +10570,17 @@
           <w:bCs/>
           <w:i w:val="false"/>
           <w:iCs w:val="false"/>
-          <w:color w:val="1F4E79"/>
-          <w:sz w:val="24"/>
-          <w:szCs w:val="24"/>
-          <w:rFonts w:ascii="Times New Roman" w:cs="Times New Roman" w:eastAsia="Times New Roman" w:hAnsi="Times New Roman"/>
-        </w:rPr>
-        <w:t xml:space="preserve">Autrement dit : </w:t>
-      </w:r>
-      <w:r>
-        <w:rPr>
-          <w:b w:val="false"/>
-          <w:bCs w:val="false"/>
-          <w:i w:val="false"/>
-          <w:iCs w:val="false"/>
-          <w:color w:val="000000"/>
-          <w:sz w:val="24"/>
-          <w:szCs w:val="24"/>
-          <w:rFonts w:ascii="Times New Roman" w:cs="Times New Roman" w:eastAsia="Times New Roman" w:hAnsi="Times New Roman"/>
-        </w:rPr>
-        <w:t xml:space="preserve">l’Occident a laissé les navires et les usines, l’État moderne et la République, et surtout l’école, le christianisme et l’alphabet dans lequel s’écrit aujourd’hui le malgache.</w:t>
+          <w:color w:val="2E7D32"/>
+          <w:sz w:val="26"/>
+          <w:szCs w:val="26"/>
+          <w:rFonts w:ascii="Times New Roman" w:cs="Times New Roman" w:eastAsia="Times New Roman" w:hAnsi="Times New Roman"/>
+        </w:rPr>
+        <w:t xml:space="preserve">1. Les plans économique et politique</w:t>
       </w:r>
     </w:p>
     <w:p>
       <w:pPr>
-        <w:spacing w:after="110" w:line="300"/>
+        <w:spacing w:after="100" w:line="300"/>
         <w:jc w:val="both"/>
       </w:pPr>
       <w:r>
@@ -8602,7 +10594,419 @@
           <w:szCs w:val="24"/>
           <w:rFonts w:ascii="Times New Roman" w:cs="Times New Roman" w:eastAsia="Times New Roman" w:hAnsi="Times New Roman"/>
         </w:rPr>
-        <w:t xml:space="preserve">Plan économique : la marine marchande relie l’île au commerce mondial — comptoirs de traite d’abord, puis grandes compagnies ; au XIXᵉ siècle, Jean Laborde installe pour Ranavalona Iʳᵉ à Mantasoa une cité industrielle — fonderie, canons, verre, savon : l’industrie entre à Madagascar. Plan politique : au contact des Européens, le Royaume de Madagascar se dote des outils de l’État moderne — code de lois écrites, ministères, diplomatie, traités internationaux ; plus tard, les valeurs républicaines — élections, constitution, citoyenneté — fonderont la République malgache. Plan socio-culturel, le plus profond : en 1818, les missionnaires gallois de la LMS ouvrent les premières écoles ; en 1823, Radama Iᵉʳ décide que le malgache s’écrira en alphabet latin — vingt et une lettres, sans c, q, u, w, x — et en 1835, la Bible malgache est le premier grand livre imprimé dans la langue : le christianisme s’enracine, mêlé aux traditions. L’école se répand — avant bien des pays d’Europe, l’Imerina du XIXᵉ siècle scolarise massivement ses enfants ! L’armée de métier, avec grades et uniformes, remplace peu à peu les levées guerrières. L’esprit critique s’impose pourtant : ces héritages sont arrivés mêlés d’intérêts — commerce inégal, rivalités franco-britanniques, puis colonisation (1896-1960), que tu étudieras en T8. L’historien pèse les deux plateaux : des outils précieux — école, écriture, État — et une domination qui a coûté la souveraineté. Hériter n’est pas approuver : c’est comprendre.</w:t>
+        <w:t xml:space="preserve">Plan économique : la </w:t>
+      </w:r>
+      <w:r>
+        <w:rPr>
+          <w:b/>
+          <w:bCs/>
+          <w:i w:val="false"/>
+          <w:iCs w:val="false"/>
+          <w:color w:val="1F4E79"/>
+          <w:sz w:val="24"/>
+          <w:szCs w:val="24"/>
+          <w:rFonts w:ascii="Times New Roman" w:cs="Times New Roman" w:eastAsia="Times New Roman" w:hAnsi="Times New Roman"/>
+        </w:rPr>
+        <w:t xml:space="preserve">marine marchande</w:t>
+      </w:r>
+      <w:r>
+        <w:rPr>
+          <w:b w:val="false"/>
+          <w:bCs w:val="false"/>
+          <w:i w:val="false"/>
+          <w:iCs w:val="false"/>
+          <w:color w:val="000000"/>
+          <w:sz w:val="24"/>
+          <w:szCs w:val="24"/>
+          <w:rFonts w:ascii="Times New Roman" w:cs="Times New Roman" w:eastAsia="Times New Roman" w:hAnsi="Times New Roman"/>
+        </w:rPr>
+        <w:t xml:space="preserve"> relie l’île au commerce mondial — comptoirs de traite d’abord, puis grandes compagnies ; au XIXᵉ siècle, </w:t>
+      </w:r>
+      <w:r>
+        <w:rPr>
+          <w:b/>
+          <w:bCs/>
+          <w:i w:val="false"/>
+          <w:iCs w:val="false"/>
+          <w:color w:val="1F4E79"/>
+          <w:sz w:val="24"/>
+          <w:szCs w:val="24"/>
+          <w:rFonts w:ascii="Times New Roman" w:cs="Times New Roman" w:eastAsia="Times New Roman" w:hAnsi="Times New Roman"/>
+        </w:rPr>
+        <w:t xml:space="preserve">Jean Laborde</w:t>
+      </w:r>
+      <w:r>
+        <w:rPr>
+          <w:b w:val="false"/>
+          <w:bCs w:val="false"/>
+          <w:i w:val="false"/>
+          <w:iCs w:val="false"/>
+          <w:color w:val="000000"/>
+          <w:sz w:val="24"/>
+          <w:szCs w:val="24"/>
+          <w:rFonts w:ascii="Times New Roman" w:cs="Times New Roman" w:eastAsia="Times New Roman" w:hAnsi="Times New Roman"/>
+        </w:rPr>
+        <w:t xml:space="preserve"> installe pour Ranavalona Iʳᵉ à </w:t>
+      </w:r>
+      <w:r>
+        <w:rPr>
+          <w:b/>
+          <w:bCs/>
+          <w:i w:val="false"/>
+          <w:iCs w:val="false"/>
+          <w:color w:val="1F4E79"/>
+          <w:sz w:val="24"/>
+          <w:szCs w:val="24"/>
+          <w:rFonts w:ascii="Times New Roman" w:cs="Times New Roman" w:eastAsia="Times New Roman" w:hAnsi="Times New Roman"/>
+        </w:rPr>
+        <w:t xml:space="preserve">Mantasoa</w:t>
+      </w:r>
+      <w:r>
+        <w:rPr>
+          <w:b w:val="false"/>
+          <w:bCs w:val="false"/>
+          <w:i w:val="false"/>
+          <w:iCs w:val="false"/>
+          <w:color w:val="000000"/>
+          <w:sz w:val="24"/>
+          <w:szCs w:val="24"/>
+          <w:rFonts w:ascii="Times New Roman" w:cs="Times New Roman" w:eastAsia="Times New Roman" w:hAnsi="Times New Roman"/>
+        </w:rPr>
+        <w:t xml:space="preserve"> une cité </w:t>
+      </w:r>
+      <w:r>
+        <w:rPr>
+          <w:b/>
+          <w:bCs/>
+          <w:i w:val="false"/>
+          <w:iCs w:val="false"/>
+          <w:color w:val="1F4E79"/>
+          <w:sz w:val="24"/>
+          <w:szCs w:val="24"/>
+          <w:rFonts w:ascii="Times New Roman" w:cs="Times New Roman" w:eastAsia="Times New Roman" w:hAnsi="Times New Roman"/>
+        </w:rPr>
+        <w:t xml:space="preserve">industrie</w:t>
+      </w:r>
+      <w:r>
+        <w:rPr>
+          <w:b w:val="false"/>
+          <w:bCs w:val="false"/>
+          <w:i w:val="false"/>
+          <w:iCs w:val="false"/>
+          <w:color w:val="000000"/>
+          <w:sz w:val="24"/>
+          <w:szCs w:val="24"/>
+          <w:rFonts w:ascii="Times New Roman" w:cs="Times New Roman" w:eastAsia="Times New Roman" w:hAnsi="Times New Roman"/>
+        </w:rPr>
+        <w:t xml:space="preserve">lle — fonderie, canons, verre, savon : l’</w:t>
+      </w:r>
+      <w:r>
+        <w:rPr>
+          <w:b/>
+          <w:bCs/>
+          <w:i w:val="false"/>
+          <w:iCs w:val="false"/>
+          <w:color w:val="1F4E79"/>
+          <w:sz w:val="24"/>
+          <w:szCs w:val="24"/>
+          <w:rFonts w:ascii="Times New Roman" w:cs="Times New Roman" w:eastAsia="Times New Roman" w:hAnsi="Times New Roman"/>
+        </w:rPr>
+        <w:t xml:space="preserve">industrie</w:t>
+      </w:r>
+      <w:r>
+        <w:rPr>
+          <w:b w:val="false"/>
+          <w:bCs w:val="false"/>
+          <w:i w:val="false"/>
+          <w:iCs w:val="false"/>
+          <w:color w:val="000000"/>
+          <w:sz w:val="24"/>
+          <w:szCs w:val="24"/>
+          <w:rFonts w:ascii="Times New Roman" w:cs="Times New Roman" w:eastAsia="Times New Roman" w:hAnsi="Times New Roman"/>
+        </w:rPr>
+        <w:t xml:space="preserve"> entre à Madagascar.</w:t>
+      </w:r>
+    </w:p>
+    <w:p>
+      <w:pPr>
+        <w:spacing w:after="100" w:line="300"/>
+        <w:jc w:val="both"/>
+      </w:pPr>
+      <w:r>
+        <w:rPr>
+          <w:b w:val="false"/>
+          <w:bCs w:val="false"/>
+          <w:i w:val="false"/>
+          <w:iCs w:val="false"/>
+          <w:color w:val="000000"/>
+          <w:sz w:val="24"/>
+          <w:szCs w:val="24"/>
+          <w:rFonts w:ascii="Times New Roman" w:cs="Times New Roman" w:eastAsia="Times New Roman" w:hAnsi="Times New Roman"/>
+        </w:rPr>
+        <w:t xml:space="preserve">Plan politique : au contact des Européens, le Royaume de Madagascar se dote des outils de l’</w:t>
+      </w:r>
+      <w:r>
+        <w:rPr>
+          <w:b/>
+          <w:bCs/>
+          <w:i w:val="false"/>
+          <w:iCs w:val="false"/>
+          <w:color w:val="1F4E79"/>
+          <w:sz w:val="24"/>
+          <w:szCs w:val="24"/>
+          <w:rFonts w:ascii="Times New Roman" w:cs="Times New Roman" w:eastAsia="Times New Roman" w:hAnsi="Times New Roman"/>
+        </w:rPr>
+        <w:t xml:space="preserve">État moderne</w:t>
+      </w:r>
+      <w:r>
+        <w:rPr>
+          <w:b w:val="false"/>
+          <w:bCs w:val="false"/>
+          <w:i w:val="false"/>
+          <w:iCs w:val="false"/>
+          <w:color w:val="000000"/>
+          <w:sz w:val="24"/>
+          <w:szCs w:val="24"/>
+          <w:rFonts w:ascii="Times New Roman" w:cs="Times New Roman" w:eastAsia="Times New Roman" w:hAnsi="Times New Roman"/>
+        </w:rPr>
+        <w:t xml:space="preserve"> — code de lois écrites, ministères, diplomatie, traités internationaux ; plus tard, les </w:t>
+      </w:r>
+      <w:r>
+        <w:rPr>
+          <w:b/>
+          <w:bCs/>
+          <w:i w:val="false"/>
+          <w:iCs w:val="false"/>
+          <w:color w:val="1F4E79"/>
+          <w:sz w:val="24"/>
+          <w:szCs w:val="24"/>
+          <w:rFonts w:ascii="Times New Roman" w:cs="Times New Roman" w:eastAsia="Times New Roman" w:hAnsi="Times New Roman"/>
+        </w:rPr>
+        <w:t xml:space="preserve">valeurs républicaines</w:t>
+      </w:r>
+      <w:r>
+        <w:rPr>
+          <w:b w:val="false"/>
+          <w:bCs w:val="false"/>
+          <w:i w:val="false"/>
+          <w:iCs w:val="false"/>
+          <w:color w:val="000000"/>
+          <w:sz w:val="24"/>
+          <w:szCs w:val="24"/>
+          <w:rFonts w:ascii="Times New Roman" w:cs="Times New Roman" w:eastAsia="Times New Roman" w:hAnsi="Times New Roman"/>
+        </w:rPr>
+        <w:t xml:space="preserve"> — élections, constitution, citoyenneté — fonderont la République malgache.</w:t>
+      </w:r>
+    </w:p>
+    <w:p>
+      <w:pPr>
+        <w:spacing w:after="80" w:line="300"/>
+        <w:jc w:val="both"/>
+      </w:pPr>
+      <w:r>
+        <w:rPr>
+          <w:b/>
+          <w:bCs/>
+          <w:i w:val="false"/>
+          <w:iCs w:val="false"/>
+          <w:color w:val="2E7D32"/>
+          <w:sz w:val="26"/>
+          <w:szCs w:val="26"/>
+          <w:rFonts w:ascii="Times New Roman" w:cs="Times New Roman" w:eastAsia="Times New Roman" w:hAnsi="Times New Roman"/>
+        </w:rPr>
+        <w:t xml:space="preserve">2. Le plan socio-culturel, le plus profond</w:t>
+      </w:r>
+    </w:p>
+    <w:p>
+      <w:pPr>
+        <w:spacing w:after="100" w:line="300"/>
+        <w:jc w:val="both"/>
+      </w:pPr>
+      <w:r>
+        <w:rPr>
+          <w:b w:val="false"/>
+          <w:bCs w:val="false"/>
+          <w:i w:val="false"/>
+          <w:iCs w:val="false"/>
+          <w:color w:val="000000"/>
+          <w:sz w:val="24"/>
+          <w:szCs w:val="24"/>
+          <w:rFonts w:ascii="Times New Roman" w:cs="Times New Roman" w:eastAsia="Times New Roman" w:hAnsi="Times New Roman"/>
+        </w:rPr>
+        <w:t xml:space="preserve">Trois jalons transforment la culture :</w:t>
+      </w:r>
+    </w:p>
+    <w:p>
+      <w:pPr>
+        <w:spacing w:after="60" w:line="300"/>
+        <w:jc w:val="both"/>
+      </w:pPr>
+      <w:r>
+        <w:rPr>
+          <w:b w:val="false"/>
+          <w:bCs w:val="false"/>
+          <w:i w:val="false"/>
+          <w:iCs w:val="false"/>
+          <w:color w:val="000000"/>
+          <w:sz w:val="24"/>
+          <w:szCs w:val="24"/>
+          <w:rFonts w:ascii="Times New Roman" w:cs="Times New Roman" w:eastAsia="Times New Roman" w:hAnsi="Times New Roman"/>
+        </w:rPr>
+        <w:t xml:space="preserve">• en 1818, les missionnaires gallois de la LMS ouvrent les premières écoles ; l’école se répand — avant bien des pays d’Europe, l’Imerina du XIXᵉ siècle scolarise massivement ses enfants ;</w:t>
+      </w:r>
+    </w:p>
+    <w:p>
+      <w:pPr>
+        <w:spacing w:after="60" w:line="300"/>
+        <w:jc w:val="both"/>
+      </w:pPr>
+      <w:r>
+        <w:rPr>
+          <w:b w:val="false"/>
+          <w:bCs w:val="false"/>
+          <w:i w:val="false"/>
+          <w:iCs w:val="false"/>
+          <w:color w:val="000000"/>
+          <w:sz w:val="24"/>
+          <w:szCs w:val="24"/>
+          <w:rFonts w:ascii="Times New Roman" w:cs="Times New Roman" w:eastAsia="Times New Roman" w:hAnsi="Times New Roman"/>
+        </w:rPr>
+        <w:t xml:space="preserve">• en 1823, Radama Iᵉʳ décide que le malgache s’écrira en alphabet latin — vingt et une lettres, sans c, q, u, w, x ;</w:t>
+      </w:r>
+    </w:p>
+    <w:p>
+      <w:pPr>
+        <w:spacing w:after="60" w:line="300"/>
+        <w:jc w:val="both"/>
+      </w:pPr>
+      <w:r>
+        <w:rPr>
+          <w:b w:val="false"/>
+          <w:bCs w:val="false"/>
+          <w:i w:val="false"/>
+          <w:iCs w:val="false"/>
+          <w:color w:val="000000"/>
+          <w:sz w:val="24"/>
+          <w:szCs w:val="24"/>
+          <w:rFonts w:ascii="Times New Roman" w:cs="Times New Roman" w:eastAsia="Times New Roman" w:hAnsi="Times New Roman"/>
+        </w:rPr>
+        <w:t xml:space="preserve">• en 1835, la Bible malgache est le premier grand livre imprimé dans la langue : le </w:t>
+      </w:r>
+      <w:r>
+        <w:rPr>
+          <w:b/>
+          <w:bCs/>
+          <w:i w:val="false"/>
+          <w:iCs w:val="false"/>
+          <w:color w:val="1F4E79"/>
+          <w:sz w:val="24"/>
+          <w:szCs w:val="24"/>
+          <w:rFonts w:ascii="Times New Roman" w:cs="Times New Roman" w:eastAsia="Times New Roman" w:hAnsi="Times New Roman"/>
+        </w:rPr>
+        <w:t xml:space="preserve">christianisme</w:t>
+      </w:r>
+      <w:r>
+        <w:rPr>
+          <w:b w:val="false"/>
+          <w:bCs w:val="false"/>
+          <w:i w:val="false"/>
+          <w:iCs w:val="false"/>
+          <w:color w:val="000000"/>
+          <w:sz w:val="24"/>
+          <w:szCs w:val="24"/>
+          <w:rFonts w:ascii="Times New Roman" w:cs="Times New Roman" w:eastAsia="Times New Roman" w:hAnsi="Times New Roman"/>
+        </w:rPr>
+        <w:t xml:space="preserve"> s’enracine, mêlé aux traditions ; l’</w:t>
+      </w:r>
+      <w:r>
+        <w:rPr>
+          <w:b/>
+          <w:bCs/>
+          <w:i w:val="false"/>
+          <w:iCs w:val="false"/>
+          <w:color w:val="1F4E79"/>
+          <w:sz w:val="24"/>
+          <w:szCs w:val="24"/>
+          <w:rFonts w:ascii="Times New Roman" w:cs="Times New Roman" w:eastAsia="Times New Roman" w:hAnsi="Times New Roman"/>
+        </w:rPr>
+        <w:t xml:space="preserve">armée de métier</w:t>
+      </w:r>
+      <w:r>
+        <w:rPr>
+          <w:b w:val="false"/>
+          <w:bCs w:val="false"/>
+          <w:i w:val="false"/>
+          <w:iCs w:val="false"/>
+          <w:color w:val="000000"/>
+          <w:sz w:val="24"/>
+          <w:szCs w:val="24"/>
+          <w:rFonts w:ascii="Times New Roman" w:cs="Times New Roman" w:eastAsia="Times New Roman" w:hAnsi="Times New Roman"/>
+        </w:rPr>
+        <w:t xml:space="preserve">, avec grades et uniformes, remplace peu à peu les levées guerrières.</w:t>
+      </w:r>
+    </w:p>
+    <w:p>
+      <w:pPr>
+        <w:spacing w:after="80" w:line="300"/>
+        <w:jc w:val="both"/>
+      </w:pPr>
+      <w:r>
+        <w:rPr>
+          <w:b/>
+          <w:bCs/>
+          <w:i w:val="false"/>
+          <w:iCs w:val="false"/>
+          <w:color w:val="2E7D32"/>
+          <w:sz w:val="26"/>
+          <w:szCs w:val="26"/>
+          <w:rFonts w:ascii="Times New Roman" w:cs="Times New Roman" w:eastAsia="Times New Roman" w:hAnsi="Times New Roman"/>
+        </w:rPr>
+        <w:t xml:space="preserve">3. Peser les deux plateaux</w:t>
+      </w:r>
+    </w:p>
+    <w:p>
+      <w:pPr>
+        <w:spacing w:after="100" w:line="300"/>
+        <w:jc w:val="both"/>
+      </w:pPr>
+      <w:r>
+        <w:rPr>
+          <w:b w:val="false"/>
+          <w:bCs w:val="false"/>
+          <w:i w:val="false"/>
+          <w:iCs w:val="false"/>
+          <w:color w:val="000000"/>
+          <w:sz w:val="24"/>
+          <w:szCs w:val="24"/>
+          <w:rFonts w:ascii="Times New Roman" w:cs="Times New Roman" w:eastAsia="Times New Roman" w:hAnsi="Times New Roman"/>
+        </w:rPr>
+        <w:t xml:space="preserve">L’</w:t>
+      </w:r>
+      <w:r>
+        <w:rPr>
+          <w:b/>
+          <w:bCs/>
+          <w:i w:val="false"/>
+          <w:iCs w:val="false"/>
+          <w:color w:val="1F4E79"/>
+          <w:sz w:val="24"/>
+          <w:szCs w:val="24"/>
+          <w:rFonts w:ascii="Times New Roman" w:cs="Times New Roman" w:eastAsia="Times New Roman" w:hAnsi="Times New Roman"/>
+        </w:rPr>
+        <w:t xml:space="preserve">esprit critique</w:t>
+      </w:r>
+      <w:r>
+        <w:rPr>
+          <w:b w:val="false"/>
+          <w:bCs w:val="false"/>
+          <w:i w:val="false"/>
+          <w:iCs w:val="false"/>
+          <w:color w:val="000000"/>
+          <w:sz w:val="24"/>
+          <w:szCs w:val="24"/>
+          <w:rFonts w:ascii="Times New Roman" w:cs="Times New Roman" w:eastAsia="Times New Roman" w:hAnsi="Times New Roman"/>
+        </w:rPr>
+        <w:t xml:space="preserve"> s’impose : ces héritages sont arrivés mêlés d’intérêts — commerce inégal, rivalités franco-britanniques, puis colonisation (1896-1960), que tu étudieras en T8. L’historien pèse les deux plateaux : des outils précieux — école, écriture, État — et une domination qui a coûté la souveraineté. Hériter n’est pas approuver : c’est comprendre.</w:t>
       </w:r>
     </w:p>
     <w:p>
@@ -8653,176 +11057,670 @@
     </w:p>
     <w:p>
       <w:pPr>
-        <w:spacing w:before="200" w:after="150"/>
-        <w:jc w:val="left"/>
+        <w:spacing w:after="120"/>
       </w:pPr>
-      <w:r>
-        <w:rPr>
-          <w:b/>
-          <w:bCs/>
-          <w:i w:val="false"/>
-          <w:iCs w:val="false"/>
-          <w:color w:val="2E7D32"/>
-          <w:sz w:val="28"/>
-          <w:szCs w:val="28"/>
-          <w:rFonts w:ascii="Times New Roman" w:cs="Times New Roman" w:eastAsia="Times New Roman" w:hAnsi="Times New Roman"/>
-        </w:rPr>
-        <w:t xml:space="preserve">Méthode</w:t>
-      </w:r>
+    </w:p>
+    <w:tbl>
+      <w:tblPr>
+        <w:tblW w:type="dxa" w:w="9600"/>
+        <w:tblBorders>
+          <w:top w:val="single" w:color="B25000" w:sz="12"/>
+          <w:left w:val="single" w:color="B25000" w:sz="12"/>
+          <w:bottom w:val="single" w:color="B25000" w:sz="12"/>
+          <w:right w:val="single" w:color="B25000" w:sz="12"/>
+          <w:insideH w:val="none"/>
+          <w:insideV w:val="none"/>
+        </w:tblBorders>
+        <w:tblLayout w:type="fixed"/>
+      </w:tblPr>
+      <w:tblGrid>
+        <w:gridCol w:w="9600"/>
+      </w:tblGrid>
+      <w:tr>
+        <w:tc>
+          <w:tcPr>
+            <w:shd w:fill="FFF8EF" w:val="clear"/>
+            <w:tcMar>
+              <w:top w:type="dxa" w:w="140"/>
+              <w:left w:type="dxa" w:w="180"/>
+              <w:bottom w:type="dxa" w:w="140"/>
+              <w:right w:type="dxa" w:w="180"/>
+            </w:tcMar>
+          </w:tcPr>
+          <w:p>
+            <w:pPr>
+              <w:spacing w:after="90"/>
+            </w:pPr>
+            <w:r>
+              <w:rPr>
+                <w:b/>
+                <w:bCs/>
+                <w:i w:val="false"/>
+                <w:iCs w:val="false"/>
+                <w:color w:val="B25000"/>
+                <w:sz w:val="25"/>
+                <w:szCs w:val="25"/>
+                <w:rFonts w:ascii="Times New Roman" w:cs="Times New Roman" w:eastAsia="Times New Roman" w:hAnsi="Times New Roman"/>
+              </w:rPr>
+              <w:t xml:space="preserve">Document à étudier</w:t>
+            </w:r>
+          </w:p>
+          <w:p>
+            <w:pPr>
+              <w:spacing w:after="80" w:line="300"/>
+              <w:jc w:val="left"/>
+            </w:pPr>
+            <w:r>
+              <w:rPr>
+                <w:b/>
+                <w:bCs/>
+                <w:i w:val="false"/>
+                <w:iCs w:val="false"/>
+                <w:color w:val="000000"/>
+                <w:sz w:val="21"/>
+                <w:szCs w:val="21"/>
+                <w:rFonts w:ascii="Times New Roman" w:cs="Times New Roman" w:eastAsia="Times New Roman" w:hAnsi="Times New Roman"/>
+              </w:rPr>
+              <w:t xml:space="preserve">Les premières écoles et l’alphabet du malgache — d’après les journaux des missionnaires de la London Missionary Society à Antananarivo (années 1820) — texte reconstitué</w:t>
+            </w:r>
+          </w:p>
+          <w:p>
+            <w:pPr>
+              <w:spacing w:after="100" w:line="300"/>
+              <w:jc w:val="both"/>
+            </w:pPr>
+            <w:r>
+              <w:rPr>
+                <w:b w:val="false"/>
+                <w:bCs w:val="false"/>
+                <w:i/>
+                <w:iCs/>
+                <w:color w:val="000000"/>
+                <w:sz w:val="24"/>
+                <w:szCs w:val="24"/>
+                <w:rFonts w:ascii="Times New Roman" w:cs="Times New Roman" w:eastAsia="Times New Roman" w:hAnsi="Times New Roman"/>
+              </w:rPr>
+              <w:t xml:space="preserve">« Le roi Radama nous a accordé d’ouvrir des écoles, et les enfants y accourent plus nombreux chaque mois. Restait la grande question : avec quelles lettres écrire la langue de ce pays ? Après de longues discussions, le roi a tranché : les consonnes s’écriront à la manière anglaise, les voyelles à la manière française, et chaque son n’aura qu’une seule lettre. Ainsi la langue malgache possède désormais son alphabet, et les écoliers apprennent à lire dans leur propre langue — bientôt, des livres entiers pourront être imprimés ici même. »</w:t>
+            </w:r>
+          </w:p>
+          <w:p>
+            <w:pPr>
+              <w:spacing w:after="40" w:line="300"/>
+              <w:jc w:val="both"/>
+            </w:pPr>
+            <w:r>
+              <w:rPr>
+                <w:b w:val="false"/>
+                <w:bCs w:val="false"/>
+                <w:i w:val="false"/>
+                <w:iCs w:val="false"/>
+                <w:color w:val="000000"/>
+                <w:sz w:val="24"/>
+                <w:szCs w:val="24"/>
+                <w:rFonts w:ascii="Times New Roman" w:cs="Times New Roman" w:eastAsia="Times New Roman" w:hAnsi="Times New Roman"/>
+              </w:rPr>
+              <w:t xml:space="preserve">1. Quelle décision du roi Radama Iᵉʳ ce texte rapporte-t-il, et de quand date-t-elle ?</w:t>
+            </w:r>
+          </w:p>
+          <w:p>
+            <w:pPr>
+              <w:spacing w:after="40" w:line="300"/>
+              <w:jc w:val="both"/>
+            </w:pPr>
+            <w:r>
+              <w:rPr>
+                <w:b w:val="false"/>
+                <w:bCs w:val="false"/>
+                <w:i w:val="false"/>
+                <w:iCs w:val="false"/>
+                <w:color w:val="000000"/>
+                <w:sz w:val="24"/>
+                <w:szCs w:val="24"/>
+                <w:rFonts w:ascii="Times New Roman" w:cs="Times New Roman" w:eastAsia="Times New Roman" w:hAnsi="Times New Roman"/>
+              </w:rPr>
+              <w:t xml:space="preserve">2. Quel principe rend l’alphabet malgache facile à lire ?</w:t>
+            </w:r>
+          </w:p>
+          <w:p>
+            <w:pPr>
+              <w:spacing w:after="40" w:line="300"/>
+              <w:jc w:val="both"/>
+            </w:pPr>
+            <w:r>
+              <w:rPr>
+                <w:b w:val="false"/>
+                <w:bCs w:val="false"/>
+                <w:i w:val="false"/>
+                <w:iCs w:val="false"/>
+                <w:color w:val="000000"/>
+                <w:sz w:val="24"/>
+                <w:szCs w:val="24"/>
+                <w:rFonts w:ascii="Times New Roman" w:cs="Times New Roman" w:eastAsia="Times New Roman" w:hAnsi="Times New Roman"/>
+              </w:rPr>
+              <w:t xml:space="preserve">3. Quel « grand livre » imprimé en 1835 confirmera la réussite annoncée à la fin du texte ?</w:t>
+            </w:r>
+          </w:p>
+          <w:p>
+            <w:pPr>
+              <w:spacing w:after="60"/>
+            </w:pPr>
+          </w:p>
+          <w:p>
+            <w:pPr>
+              <w:spacing w:after="40"/>
+            </w:pPr>
+            <w:r>
+              <w:rPr>
+                <w:b/>
+                <w:bCs/>
+                <w:i w:val="false"/>
+                <w:iCs w:val="false"/>
+                <w:color w:val="C2185B"/>
+                <w:sz w:val="22"/>
+                <w:szCs w:val="22"/>
+                <w:rFonts w:ascii="Times New Roman" w:cs="Times New Roman" w:eastAsia="Times New Roman" w:hAnsi="Times New Roman"/>
+              </w:rPr>
+              <w:t xml:space="preserve">Réponse 1. </w:t>
+            </w:r>
+            <w:r>
+              <w:rPr>
+                <w:b w:val="false"/>
+                <w:bCs w:val="false"/>
+                <w:i w:val="false"/>
+                <w:iCs w:val="false"/>
+                <w:color w:val="000000"/>
+                <w:sz w:val="22"/>
+                <w:szCs w:val="22"/>
+                <w:rFonts w:ascii="Times New Roman" w:cs="Times New Roman" w:eastAsia="Times New Roman" w:hAnsi="Times New Roman"/>
+              </w:rPr>
+              <w:t xml:space="preserve">L’adoption de l’alphabet latin pour écrire le malgache, en 1823 : consonnes à l’anglaise, voyelles à la française.</w:t>
+            </w:r>
+          </w:p>
+          <w:p>
+            <w:pPr>
+              <w:spacing w:after="40"/>
+            </w:pPr>
+            <w:r>
+              <w:rPr>
+                <w:b/>
+                <w:bCs/>
+                <w:i w:val="false"/>
+                <w:iCs w:val="false"/>
+                <w:color w:val="C2185B"/>
+                <w:sz w:val="22"/>
+                <w:szCs w:val="22"/>
+                <w:rFonts w:ascii="Times New Roman" w:cs="Times New Roman" w:eastAsia="Times New Roman" w:hAnsi="Times New Roman"/>
+              </w:rPr>
+              <w:t xml:space="preserve">Réponse 2. </w:t>
+            </w:r>
+            <w:r>
+              <w:rPr>
+                <w:b w:val="false"/>
+                <w:bCs w:val="false"/>
+                <w:i w:val="false"/>
+                <w:iCs w:val="false"/>
+                <w:color w:val="000000"/>
+                <w:sz w:val="22"/>
+                <w:szCs w:val="22"/>
+                <w:rFonts w:ascii="Times New Roman" w:cs="Times New Roman" w:eastAsia="Times New Roman" w:hAnsi="Times New Roman"/>
+              </w:rPr>
+              <w:t xml:space="preserve">Chaque son n’a qu’une seule lettre : on lit comme on prononce — un alphabet de vingt et une lettres, sans c, q, u, w, x.</w:t>
+            </w:r>
+          </w:p>
+          <w:p>
+            <w:pPr>
+              <w:spacing w:after="40"/>
+            </w:pPr>
+            <w:r>
+              <w:rPr>
+                <w:b/>
+                <w:bCs/>
+                <w:i w:val="false"/>
+                <w:iCs w:val="false"/>
+                <w:color w:val="C2185B"/>
+                <w:sz w:val="22"/>
+                <w:szCs w:val="22"/>
+                <w:rFonts w:ascii="Times New Roman" w:cs="Times New Roman" w:eastAsia="Times New Roman" w:hAnsi="Times New Roman"/>
+              </w:rPr>
+              <w:t xml:space="preserve">Réponse 3. </w:t>
+            </w:r>
+            <w:r>
+              <w:rPr>
+                <w:b w:val="false"/>
+                <w:bCs w:val="false"/>
+                <w:i w:val="false"/>
+                <w:iCs w:val="false"/>
+                <w:color w:val="000000"/>
+                <w:sz w:val="22"/>
+                <w:szCs w:val="22"/>
+                <w:rFonts w:ascii="Times New Roman" w:cs="Times New Roman" w:eastAsia="Times New Roman" w:hAnsi="Times New Roman"/>
+              </w:rPr>
+              <w:t xml:space="preserve">La Bible malgache de 1835, premier grand livre imprimé dans la langue nationale.</w:t>
+            </w:r>
+          </w:p>
+        </w:tc>
+      </w:tr>
+    </w:tbl>
+    <w:p>
+      <w:pPr>
+        <w:spacing w:after="160"/>
+      </w:pPr>
+    </w:p>
+    <w:tbl>
+      <w:tblPr>
+        <w:tblW w:type="dxa" w:w="9600"/>
+        <w:tblBorders>
+          <w:top w:val="single" w:color="1565C0" w:sz="12"/>
+          <w:left w:val="single" w:color="1565C0" w:sz="12"/>
+          <w:bottom w:val="single" w:color="1565C0" w:sz="12"/>
+          <w:right w:val="single" w:color="1565C0" w:sz="12"/>
+          <w:insideH w:val="none"/>
+          <w:insideV w:val="none"/>
+        </w:tblBorders>
+        <w:tblLayout w:type="fixed"/>
+      </w:tblPr>
+      <w:tblGrid>
+        <w:gridCol w:w="9600"/>
+      </w:tblGrid>
+      <w:tr>
+        <w:tc>
+          <w:tcPr>
+            <w:shd w:fill="E3F2FD" w:val="clear"/>
+            <w:tcMar>
+              <w:top w:type="dxa" w:w="140"/>
+              <w:left w:type="dxa" w:w="180"/>
+              <w:bottom w:type="dxa" w:w="140"/>
+              <w:right w:type="dxa" w:w="180"/>
+            </w:tcMar>
+          </w:tcPr>
+          <w:p>
+            <w:pPr>
+              <w:spacing w:after="90"/>
+            </w:pPr>
+            <w:r>
+              <w:rPr>
+                <w:b/>
+                <w:bCs/>
+                <w:i w:val="false"/>
+                <w:iCs w:val="false"/>
+                <w:color w:val="1565C0"/>
+                <w:sz w:val="25"/>
+                <w:szCs w:val="25"/>
+                <w:rFonts w:ascii="Times New Roman" w:cs="Times New Roman" w:eastAsia="Times New Roman" w:hAnsi="Times New Roman"/>
+              </w:rPr>
+              <w:t xml:space="preserve">Le savais-tu ?</w:t>
+            </w:r>
+          </w:p>
+          <w:p>
+            <w:pPr>
+              <w:spacing w:after="0" w:line="300"/>
+              <w:jc w:val="both"/>
+            </w:pPr>
+            <w:r>
+              <w:rPr>
+                <w:b w:val="false"/>
+                <w:bCs w:val="false"/>
+                <w:i w:val="false"/>
+                <w:iCs w:val="false"/>
+                <w:color w:val="000000"/>
+                <w:sz w:val="22"/>
+                <w:szCs w:val="22"/>
+                <w:rFonts w:ascii="Times New Roman" w:cs="Times New Roman" w:eastAsia="Times New Roman" w:hAnsi="Times New Roman"/>
+              </w:rPr>
+              <w:t xml:space="preserve">À Mantasoa, Jean Laborde a bâti dans les années 1830-1840 un complexe unique en Afrique australe : haut fourneau, fonderie de canons, verrerie, savonnerie, poudrière — des milliers d’ouvriers malgaches y travaillaient ! On peut encore visiter les vestiges aujourd’hui. Et la première Bible malgache de 1835 fit de Madagascar l’un des tout premiers pays d’Afrique à posséder un grand livre imprimé dans sa langue nationale.</w:t>
+            </w:r>
+          </w:p>
+        </w:tc>
+      </w:tr>
+    </w:tbl>
+    <w:p>
+      <w:pPr>
+        <w:spacing w:after="160"/>
+      </w:pPr>
     </w:p>
     <w:p>
       <w:pPr>
-        <w:spacing w:after="60" w:line="300"/>
+        <w:spacing w:after="80" w:line="300"/>
         <w:jc w:val="both"/>
       </w:pPr>
       <w:r>
         <w:rPr>
-          <w:b w:val="false"/>
-          <w:bCs w:val="false"/>
-          <w:i w:val="false"/>
-          <w:iCs w:val="false"/>
-          <w:color w:val="000000"/>
-          <w:sz w:val="24"/>
-          <w:szCs w:val="24"/>
-          <w:rFonts w:ascii="Times New Roman" w:cs="Times New Roman" w:eastAsia="Times New Roman" w:hAnsi="Times New Roman"/>
-        </w:rPr>
-        <w:t xml:space="preserve">1. Classer les héritages en trois plans : économique, politique, socio-culturel.</w:t>
+          <w:b/>
+          <w:bCs/>
+          <w:i w:val="false"/>
+          <w:iCs w:val="false"/>
+          <w:color w:val="2E7D32"/>
+          <w:sz w:val="26"/>
+          <w:szCs w:val="26"/>
+          <w:rFonts w:ascii="Times New Roman" w:cs="Times New Roman" w:eastAsia="Times New Roman" w:hAnsi="Times New Roman"/>
+        </w:rPr>
+        <w:t xml:space="preserve">Petit lexique</w:t>
       </w:r>
     </w:p>
+    <w:tbl>
+      <w:tblPr>
+        <w:tblW w:type="dxa" w:w="9600"/>
+        <w:tblBorders>
+          <w:top w:val="single" w:color="808080" w:sz="4"/>
+          <w:left w:val="single" w:color="808080" w:sz="4"/>
+          <w:bottom w:val="single" w:color="808080" w:sz="4"/>
+          <w:right w:val="single" w:color="808080" w:sz="4"/>
+          <w:insideH w:val="single" w:color="B0B0B0" w:sz="4"/>
+          <w:insideV w:val="single" w:color="B0B0B0" w:sz="4"/>
+        </w:tblBorders>
+        <w:tblLayout w:type="fixed"/>
+      </w:tblPr>
+      <w:tblGrid>
+        <w:gridCol w:w="2800"/>
+        <w:gridCol w:w="6800"/>
+      </w:tblGrid>
+      <w:tr>
+        <w:tc>
+          <w:tcPr>
+            <w:shd w:fill="E7E6E6" w:val="clear"/>
+            <w:tcMar>
+              <w:top w:type="dxa" w:w="80"/>
+              <w:left w:type="dxa" w:w="80"/>
+              <w:bottom w:type="dxa" w:w="80"/>
+              <w:right w:type="dxa" w:w="80"/>
+            </w:tcMar>
+          </w:tcPr>
+          <w:p>
+            <w:pPr>
+              <w:spacing w:after="40"/>
+              <w:jc w:val="left"/>
+            </w:pPr>
+            <w:r>
+              <w:rPr>
+                <w:b/>
+                <w:bCs/>
+                <w:i w:val="false"/>
+                <w:iCs w:val="false"/>
+                <w:color w:val="000000"/>
+                <w:sz w:val="20"/>
+                <w:szCs w:val="20"/>
+                <w:rFonts w:ascii="Times New Roman" w:cs="Times New Roman" w:eastAsia="Times New Roman" w:hAnsi="Times New Roman"/>
+              </w:rPr>
+              <w:t xml:space="preserve">Mot</w:t>
+            </w:r>
+          </w:p>
+        </w:tc>
+        <w:tc>
+          <w:tcPr>
+            <w:shd w:fill="E7E6E6" w:val="clear"/>
+            <w:tcMar>
+              <w:top w:type="dxa" w:w="80"/>
+              <w:left w:type="dxa" w:w="80"/>
+              <w:bottom w:type="dxa" w:w="80"/>
+              <w:right w:type="dxa" w:w="80"/>
+            </w:tcMar>
+          </w:tcPr>
+          <w:p>
+            <w:pPr>
+              <w:spacing w:after="40"/>
+              <w:jc w:val="left"/>
+            </w:pPr>
+            <w:r>
+              <w:rPr>
+                <w:b/>
+                <w:bCs/>
+                <w:i w:val="false"/>
+                <w:iCs w:val="false"/>
+                <w:color w:val="000000"/>
+                <w:sz w:val="20"/>
+                <w:szCs w:val="20"/>
+                <w:rFonts w:ascii="Times New Roman" w:cs="Times New Roman" w:eastAsia="Times New Roman" w:hAnsi="Times New Roman"/>
+              </w:rPr>
+              <w:t xml:space="preserve">Sens</w:t>
+            </w:r>
+          </w:p>
+        </w:tc>
+      </w:tr>
+      <w:tr>
+        <w:tc>
+          <w:tcPr>
+            <w:tcMar>
+              <w:top w:type="dxa" w:w="80"/>
+              <w:left w:type="dxa" w:w="80"/>
+              <w:bottom w:type="dxa" w:w="80"/>
+              <w:right w:type="dxa" w:w="80"/>
+            </w:tcMar>
+          </w:tcPr>
+          <w:p>
+            <w:pPr>
+              <w:spacing w:after="40"/>
+              <w:jc w:val="left"/>
+            </w:pPr>
+            <w:r>
+              <w:rPr>
+                <w:b/>
+                <w:bCs/>
+                <w:i w:val="false"/>
+                <w:iCs w:val="false"/>
+                <w:color w:val="000000"/>
+                <w:sz w:val="20"/>
+                <w:szCs w:val="20"/>
+                <w:rFonts w:ascii="Times New Roman" w:cs="Times New Roman" w:eastAsia="Times New Roman" w:hAnsi="Times New Roman"/>
+              </w:rPr>
+              <w:t xml:space="preserve">LMS</w:t>
+            </w:r>
+          </w:p>
+        </w:tc>
+        <w:tc>
+          <w:tcPr>
+            <w:tcMar>
+              <w:top w:type="dxa" w:w="80"/>
+              <w:left w:type="dxa" w:w="80"/>
+              <w:bottom w:type="dxa" w:w="80"/>
+              <w:right w:type="dxa" w:w="80"/>
+            </w:tcMar>
+          </w:tcPr>
+          <w:p>
+            <w:pPr>
+              <w:spacing w:after="40"/>
+              <w:jc w:val="left"/>
+            </w:pPr>
+            <w:r>
+              <w:rPr>
+                <w:b w:val="false"/>
+                <w:bCs w:val="false"/>
+                <w:i w:val="false"/>
+                <w:iCs w:val="false"/>
+                <w:color w:val="000000"/>
+                <w:sz w:val="20"/>
+                <w:szCs w:val="20"/>
+                <w:rFonts w:ascii="Times New Roman" w:cs="Times New Roman" w:eastAsia="Times New Roman" w:hAnsi="Times New Roman"/>
+              </w:rPr>
+              <w:t xml:space="preserve">London Missionary Society, mission galloise arrivée en 1818</w:t>
+            </w:r>
+          </w:p>
+        </w:tc>
+      </w:tr>
+      <w:tr>
+        <w:tc>
+          <w:tcPr>
+            <w:tcMar>
+              <w:top w:type="dxa" w:w="80"/>
+              <w:left w:type="dxa" w:w="80"/>
+              <w:bottom w:type="dxa" w:w="80"/>
+              <w:right w:type="dxa" w:w="80"/>
+            </w:tcMar>
+          </w:tcPr>
+          <w:p>
+            <w:pPr>
+              <w:spacing w:after="40"/>
+              <w:jc w:val="left"/>
+            </w:pPr>
+            <w:r>
+              <w:rPr>
+                <w:b/>
+                <w:bCs/>
+                <w:i w:val="false"/>
+                <w:iCs w:val="false"/>
+                <w:color w:val="000000"/>
+                <w:sz w:val="20"/>
+                <w:szCs w:val="20"/>
+                <w:rFonts w:ascii="Times New Roman" w:cs="Times New Roman" w:eastAsia="Times New Roman" w:hAnsi="Times New Roman"/>
+              </w:rPr>
+              <w:t xml:space="preserve">Alphabet latin</w:t>
+            </w:r>
+          </w:p>
+        </w:tc>
+        <w:tc>
+          <w:tcPr>
+            <w:tcMar>
+              <w:top w:type="dxa" w:w="80"/>
+              <w:left w:type="dxa" w:w="80"/>
+              <w:bottom w:type="dxa" w:w="80"/>
+              <w:right w:type="dxa" w:w="80"/>
+            </w:tcMar>
+          </w:tcPr>
+          <w:p>
+            <w:pPr>
+              <w:spacing w:after="40"/>
+              <w:jc w:val="left"/>
+            </w:pPr>
+            <w:r>
+              <w:rPr>
+                <w:b w:val="false"/>
+                <w:bCs w:val="false"/>
+                <w:i w:val="false"/>
+                <w:iCs w:val="false"/>
+                <w:color w:val="000000"/>
+                <w:sz w:val="20"/>
+                <w:szCs w:val="20"/>
+                <w:rFonts w:ascii="Times New Roman" w:cs="Times New Roman" w:eastAsia="Times New Roman" w:hAnsi="Times New Roman"/>
+              </w:rPr>
+              <w:t xml:space="preserve">alphabet adopté en 1823 pour écrire le malgache</w:t>
+            </w:r>
+          </w:p>
+        </w:tc>
+      </w:tr>
+      <w:tr>
+        <w:tc>
+          <w:tcPr>
+            <w:tcMar>
+              <w:top w:type="dxa" w:w="80"/>
+              <w:left w:type="dxa" w:w="80"/>
+              <w:bottom w:type="dxa" w:w="80"/>
+              <w:right w:type="dxa" w:w="80"/>
+            </w:tcMar>
+          </w:tcPr>
+          <w:p>
+            <w:pPr>
+              <w:spacing w:after="40"/>
+              <w:jc w:val="left"/>
+            </w:pPr>
+            <w:r>
+              <w:rPr>
+                <w:b/>
+                <w:bCs/>
+                <w:i w:val="false"/>
+                <w:iCs w:val="false"/>
+                <w:color w:val="000000"/>
+                <w:sz w:val="20"/>
+                <w:szCs w:val="20"/>
+                <w:rFonts w:ascii="Times New Roman" w:cs="Times New Roman" w:eastAsia="Times New Roman" w:hAnsi="Times New Roman"/>
+              </w:rPr>
+              <w:t xml:space="preserve">Armée de métier</w:t>
+            </w:r>
+          </w:p>
+        </w:tc>
+        <w:tc>
+          <w:tcPr>
+            <w:tcMar>
+              <w:top w:type="dxa" w:w="80"/>
+              <w:left w:type="dxa" w:w="80"/>
+              <w:bottom w:type="dxa" w:w="80"/>
+              <w:right w:type="dxa" w:w="80"/>
+            </w:tcMar>
+          </w:tcPr>
+          <w:p>
+            <w:pPr>
+              <w:spacing w:after="40"/>
+              <w:jc w:val="left"/>
+            </w:pPr>
+            <w:r>
+              <w:rPr>
+                <w:b w:val="false"/>
+                <w:bCs w:val="false"/>
+                <w:i w:val="false"/>
+                <w:iCs w:val="false"/>
+                <w:color w:val="000000"/>
+                <w:sz w:val="20"/>
+                <w:szCs w:val="20"/>
+                <w:rFonts w:ascii="Times New Roman" w:cs="Times New Roman" w:eastAsia="Times New Roman" w:hAnsi="Times New Roman"/>
+              </w:rPr>
+              <w:t xml:space="preserve">armée permanente de soldats formés, avec grades</w:t>
+            </w:r>
+          </w:p>
+        </w:tc>
+      </w:tr>
+      <w:tr>
+        <w:tc>
+          <w:tcPr>
+            <w:tcMar>
+              <w:top w:type="dxa" w:w="80"/>
+              <w:left w:type="dxa" w:w="80"/>
+              <w:bottom w:type="dxa" w:w="80"/>
+              <w:right w:type="dxa" w:w="80"/>
+            </w:tcMar>
+          </w:tcPr>
+          <w:p>
+            <w:pPr>
+              <w:spacing w:after="40"/>
+              <w:jc w:val="left"/>
+            </w:pPr>
+            <w:r>
+              <w:rPr>
+                <w:b/>
+                <w:bCs/>
+                <w:i w:val="false"/>
+                <w:iCs w:val="false"/>
+                <w:color w:val="000000"/>
+                <w:sz w:val="20"/>
+                <w:szCs w:val="20"/>
+                <w:rFonts w:ascii="Times New Roman" w:cs="Times New Roman" w:eastAsia="Times New Roman" w:hAnsi="Times New Roman"/>
+              </w:rPr>
+              <w:t xml:space="preserve">Esprit critique</w:t>
+            </w:r>
+          </w:p>
+        </w:tc>
+        <w:tc>
+          <w:tcPr>
+            <w:tcMar>
+              <w:top w:type="dxa" w:w="80"/>
+              <w:left w:type="dxa" w:w="80"/>
+              <w:bottom w:type="dxa" w:w="80"/>
+              <w:right w:type="dxa" w:w="80"/>
+            </w:tcMar>
+          </w:tcPr>
+          <w:p>
+            <w:pPr>
+              <w:spacing w:after="40"/>
+              <w:jc w:val="left"/>
+            </w:pPr>
+            <w:r>
+              <w:rPr>
+                <w:b w:val="false"/>
+                <w:bCs w:val="false"/>
+                <w:i w:val="false"/>
+                <w:iCs w:val="false"/>
+                <w:color w:val="000000"/>
+                <w:sz w:val="20"/>
+                <w:szCs w:val="20"/>
+                <w:rFonts w:ascii="Times New Roman" w:cs="Times New Roman" w:eastAsia="Times New Roman" w:hAnsi="Times New Roman"/>
+              </w:rPr>
+              <w:t xml:space="preserve">examen des apports ET des coûts d’un héritage</w:t>
+            </w:r>
+          </w:p>
+        </w:tc>
+      </w:tr>
+    </w:tbl>
     <w:p>
       <w:pPr>
-        <w:spacing w:after="60" w:line="300"/>
-        <w:jc w:val="both"/>
+        <w:spacing w:after="120"/>
       </w:pPr>
-      <w:r>
-        <w:rPr>
-          <w:b w:val="false"/>
-          <w:bCs w:val="false"/>
-          <w:i w:val="false"/>
-          <w:iCs w:val="false"/>
-          <w:color w:val="000000"/>
-          <w:sz w:val="24"/>
-          <w:szCs w:val="24"/>
-          <w:rFonts w:ascii="Times New Roman" w:cs="Times New Roman" w:eastAsia="Times New Roman" w:hAnsi="Times New Roman"/>
-        </w:rPr>
-        <w:t xml:space="preserve">2. Dater les jalons : 1818 (écoles), 1823 (alphabet latin), XIXᵉ (industrie de Mantasoa).</w:t>
-      </w:r>
-    </w:p>
-    <w:p>
-      <w:pPr>
-        <w:spacing w:after="60" w:line="300"/>
-        <w:jc w:val="both"/>
-      </w:pPr>
-      <w:r>
-        <w:rPr>
-          <w:b w:val="false"/>
-          <w:bCs w:val="false"/>
-          <w:i w:val="false"/>
-          <w:iCs w:val="false"/>
-          <w:color w:val="000000"/>
-          <w:sz w:val="24"/>
-          <w:szCs w:val="24"/>
-          <w:rFonts w:ascii="Times New Roman" w:cs="Times New Roman" w:eastAsia="Times New Roman" w:hAnsi="Times New Roman"/>
-        </w:rPr>
-        <w:t xml:space="preserve">3. Évaluer avec esprit critique : apports ET domination.</w:t>
-      </w:r>
-    </w:p>
-    <w:p>
-      <w:pPr>
-        <w:spacing w:after="110" w:line="300"/>
-        <w:jc w:val="both"/>
-      </w:pPr>
-      <w:r>
-        <w:rPr>
-          <w:b/>
-          <w:bCs/>
-          <w:i w:val="false"/>
-          <w:iCs w:val="false"/>
-          <w:color w:val="1F4E79"/>
-          <w:sz w:val="24"/>
-          <w:szCs w:val="24"/>
-          <w:rFonts w:ascii="Times New Roman" w:cs="Times New Roman" w:eastAsia="Times New Roman" w:hAnsi="Times New Roman"/>
-        </w:rPr>
-        <w:t xml:space="preserve">Exemple — </w:t>
-      </w:r>
-      <w:r>
-        <w:rPr>
-          <w:b w:val="false"/>
-          <w:bCs w:val="false"/>
-          <w:i w:val="false"/>
-          <w:iCs w:val="false"/>
-          <w:color w:val="000000"/>
-          <w:sz w:val="24"/>
-          <w:szCs w:val="24"/>
-          <w:rFonts w:ascii="Times New Roman" w:cs="Times New Roman" w:eastAsia="Times New Roman" w:hAnsi="Times New Roman"/>
-        </w:rPr>
-        <w:t xml:space="preserve">Ton cahier d’Histoire résume trois héritages d’un coup : l’école qui t’accueille (1818), l’alphabet latin que tu traces (1823), et la langue malgache qu’il écrit — héritage occidental au service d’un trésor national.</w:t>
-      </w:r>
-    </w:p>
-    <w:p>
-      <w:pPr>
-        <w:spacing w:after="110" w:line="300"/>
-        <w:jc w:val="both"/>
-      </w:pPr>
-      <w:r>
-        <w:rPr>
-          <w:b/>
-          <w:bCs/>
-          <w:i w:val="false"/>
-          <w:iCs w:val="false"/>
-          <w:color w:val="B25000"/>
-          <w:sz w:val="24"/>
-          <w:szCs w:val="24"/>
-          <w:rFonts w:ascii="Times New Roman" w:cs="Times New Roman" w:eastAsia="Times New Roman" w:hAnsi="Times New Roman"/>
-        </w:rPr>
-        <w:t xml:space="preserve">Erreur à éviter — </w:t>
-      </w:r>
-      <w:r>
-        <w:rPr>
-          <w:b w:val="false"/>
-          <w:bCs w:val="false"/>
-          <w:i w:val="false"/>
-          <w:iCs w:val="false"/>
-          <w:color w:val="000000"/>
-          <w:sz w:val="24"/>
-          <w:szCs w:val="24"/>
-          <w:rFonts w:ascii="Times New Roman" w:cs="Times New Roman" w:eastAsia="Times New Roman" w:hAnsi="Times New Roman"/>
-        </w:rPr>
-        <w:t xml:space="preserve">Confondre « héritage occidental » et « supériorité occidentale » : l’école ou l’alphabet ne valent pas parce qu’ils sont européens, mais parce que les Malgaches se les sont appropriés pour écrire LEUR langue et instruire LEURS enfants.</w:t>
-      </w:r>
-    </w:p>
-    <w:p>
-      <w:pPr>
-        <w:shd w:fill="E3F2FD" w:val="clear"/>
-        <w:spacing w:after="110" w:line="300"/>
-        <w:jc w:val="both"/>
-      </w:pPr>
-      <w:r>
-        <w:rPr>
-          <w:b/>
-          <w:bCs/>
-          <w:i w:val="false"/>
-          <w:iCs w:val="false"/>
-          <w:color w:val="1565C0"/>
-          <w:sz w:val="24"/>
-          <w:szCs w:val="24"/>
-          <w:rFonts w:ascii="Times New Roman" w:cs="Times New Roman" w:eastAsia="Times New Roman" w:hAnsi="Times New Roman"/>
-        </w:rPr>
-        <w:t xml:space="preserve">Le savais-tu ? </w:t>
-      </w:r>
-      <w:r>
-        <w:rPr>
-          <w:b w:val="false"/>
-          <w:bCs w:val="false"/>
-          <w:i w:val="false"/>
-          <w:iCs w:val="false"/>
-          <w:color w:val="000000"/>
-          <w:sz w:val="24"/>
-          <w:szCs w:val="24"/>
-          <w:rFonts w:ascii="Times New Roman" w:cs="Times New Roman" w:eastAsia="Times New Roman" w:hAnsi="Times New Roman"/>
-        </w:rPr>
-        <w:t xml:space="preserve">À Mantasoa, Jean Laborde a bâti dans les années 1830-1840 un complexe unique en Afrique australe : haut fourneau, fonderie de canons, verrerie, savonnerie, poudrière — des milliers d’ouvriers malgaches y travaillaient ! On peut encore visiter les vestiges aujourd’hui. Et la première Bible malgache de 1835 fit de Madagascar l’un des tout premiers pays d’Afrique à posséder un grand livre imprimé dans sa langue nationale.</w:t>
-      </w:r>
     </w:p>
     <w:p>
       <w:pPr>
@@ -10486,152 +13384,152 @@
                 <w:szCs w:val="20"/>
                 <w:rFonts w:ascii="Times New Roman" w:cs="Times New Roman" w:eastAsia="Times New Roman" w:hAnsi="Times New Roman"/>
               </w:rPr>
-              <w:t xml:space="preserve">3. Observation</w:t>
-            </w:r>
-          </w:p>
-        </w:tc>
-        <w:tc>
-          <w:tcPr>
-            <w:tcMar>
-              <w:top w:type="dxa" w:w="80"/>
-              <w:left w:type="dxa" w:w="80"/>
-              <w:bottom w:type="dxa" w:w="80"/>
-              <w:right w:type="dxa" w:w="80"/>
-            </w:tcMar>
-          </w:tcPr>
-          <w:p>
-            <w:pPr>
-              <w:spacing w:after="40"/>
-              <w:jc w:val="left"/>
-            </w:pPr>
-            <w:r>
-              <w:rPr>
-                <w:b w:val="false"/>
-                <w:bCs w:val="false"/>
-                <w:i w:val="false"/>
-                <w:iCs w:val="false"/>
-                <w:color w:val="000000"/>
-                <w:sz w:val="20"/>
-                <w:szCs w:val="20"/>
-                <w:rFonts w:ascii="Times New Roman" w:cs="Times New Roman" w:eastAsia="Times New Roman" w:hAnsi="Times New Roman"/>
-              </w:rPr>
-              <w:t xml:space="preserve">Exposé modèle : « Chez les Betsileo : terrasses rizicoles (culture matérielle), chants et sculpture du bois (héritage), coutumes funéraires propres — et partout la langue, les razana et le fihavanana qui nous relient à toute l’île. »</w:t>
-            </w:r>
-          </w:p>
-        </w:tc>
-        <w:tc>
-          <w:tcPr>
-            <w:tcMar>
-              <w:top w:type="dxa" w:w="80"/>
-              <w:left w:type="dxa" w:w="80"/>
-              <w:bottom w:type="dxa" w:w="80"/>
-              <w:right w:type="dxa" w:w="80"/>
-            </w:tcMar>
-          </w:tcPr>
-          <w:p>
-            <w:pPr>
-              <w:spacing w:after="40"/>
-              <w:jc w:val="left"/>
-            </w:pPr>
-            <w:r>
-              <w:rPr>
-                <w:b w:val="false"/>
-                <w:bCs w:val="false"/>
-                <w:i w:val="false"/>
-                <w:iCs w:val="false"/>
-                <w:color w:val="000000"/>
-                <w:sz w:val="20"/>
-                <w:szCs w:val="20"/>
-                <w:rFonts w:ascii="Times New Roman" w:cs="Times New Roman" w:eastAsia="Times New Roman" w:hAnsi="Times New Roman"/>
-              </w:rPr>
-              <w:t xml:space="preserve">Observent l’exemple résolu.</w:t>
-            </w:r>
-          </w:p>
-        </w:tc>
-        <w:tc>
-          <w:tcPr>
-            <w:tcMar>
-              <w:top w:type="dxa" w:w="80"/>
-              <w:left w:type="dxa" w:w="80"/>
-              <w:bottom w:type="dxa" w:w="80"/>
-              <w:right w:type="dxa" w:w="80"/>
-            </w:tcMar>
-          </w:tcPr>
-          <w:p>
-            <w:pPr>
-              <w:spacing w:after="40"/>
-              <w:jc w:val="left"/>
-            </w:pPr>
-            <w:r>
-              <w:rPr>
-                <w:b w:val="false"/>
-                <w:bCs w:val="false"/>
-                <w:i w:val="false"/>
-                <w:iCs w:val="false"/>
-                <w:color w:val="000000"/>
-                <w:sz w:val="20"/>
-                <w:szCs w:val="20"/>
-                <w:rFonts w:ascii="Times New Roman" w:cs="Times New Roman" w:eastAsia="Times New Roman" w:hAnsi="Times New Roman"/>
-              </w:rPr>
-              <w:t xml:space="preserve">Observation dirigée</w:t>
-            </w:r>
-          </w:p>
-        </w:tc>
-        <w:tc>
-          <w:tcPr>
-            <w:tcMar>
-              <w:top w:type="dxa" w:w="80"/>
-              <w:left w:type="dxa" w:w="80"/>
-              <w:bottom w:type="dxa" w:w="80"/>
-              <w:right w:type="dxa" w:w="80"/>
-            </w:tcMar>
-          </w:tcPr>
-          <w:p>
-            <w:pPr>
-              <w:spacing w:after="40"/>
-              <w:jc w:val="left"/>
-            </w:pPr>
-            <w:r>
-              <w:rPr>
-                <w:b w:val="false"/>
-                <w:bCs w:val="false"/>
-                <w:i w:val="false"/>
-                <w:iCs w:val="false"/>
-                <w:color w:val="000000"/>
-                <w:sz w:val="20"/>
-                <w:szCs w:val="20"/>
-                <w:rFonts w:ascii="Times New Roman" w:cs="Times New Roman" w:eastAsia="Times New Roman" w:hAnsi="Times New Roman"/>
-              </w:rPr>
-              <w:t xml:space="preserve">Document imprimé</w:t>
-            </w:r>
-          </w:p>
-        </w:tc>
-        <w:tc>
-          <w:tcPr>
-            <w:tcMar>
-              <w:top w:type="dxa" w:w="80"/>
-              <w:left w:type="dxa" w:w="80"/>
-              <w:bottom w:type="dxa" w:w="80"/>
-              <w:right w:type="dxa" w:w="80"/>
-            </w:tcMar>
-          </w:tcPr>
-          <w:p>
-            <w:pPr>
-              <w:spacing w:after="40"/>
-              <w:jc w:val="left"/>
-            </w:pPr>
-            <w:r>
-              <w:rPr>
-                <w:b w:val="false"/>
-                <w:bCs w:val="false"/>
-                <w:i w:val="false"/>
-                <w:iCs w:val="false"/>
-                <w:color w:val="000000"/>
-                <w:sz w:val="20"/>
-                <w:szCs w:val="20"/>
-                <w:rFonts w:ascii="Times New Roman" w:cs="Times New Roman" w:eastAsia="Times New Roman" w:hAnsi="Times New Roman"/>
-              </w:rPr>
-              <w:t xml:space="preserve">Compréhension</w:t>
+              <w:t xml:space="preserve">3. Développement</w:t>
+            </w:r>
+          </w:p>
+        </w:tc>
+        <w:tc>
+          <w:tcPr>
+            <w:tcMar>
+              <w:top w:type="dxa" w:w="80"/>
+              <w:left w:type="dxa" w:w="80"/>
+              <w:bottom w:type="dxa" w:w="80"/>
+              <w:right w:type="dxa" w:w="80"/>
+            </w:tcMar>
+          </w:tcPr>
+          <w:p>
+            <w:pPr>
+              <w:spacing w:after="40"/>
+              <w:jc w:val="left"/>
+            </w:pPr>
+            <w:r>
+              <w:rPr>
+                <w:b w:val="false"/>
+                <w:bCs w:val="false"/>
+                <w:i w:val="false"/>
+                <w:iCs w:val="false"/>
+                <w:color w:val="000000"/>
+                <w:sz w:val="20"/>
+                <w:szCs w:val="20"/>
+                <w:rFonts w:ascii="Times New Roman" w:cs="Times New Roman" w:eastAsia="Times New Roman" w:hAnsi="Times New Roman"/>
+              </w:rPr>
+              <w:t xml:space="preserve">Développe la leçon partie par partie : Chaque groupe cultive son héritage ; Le fil commun de l’identité malgache ; Revaloriser le patrimoine identitaire.</w:t>
+            </w:r>
+          </w:p>
+        </w:tc>
+        <w:tc>
+          <w:tcPr>
+            <w:tcMar>
+              <w:top w:type="dxa" w:w="80"/>
+              <w:left w:type="dxa" w:w="80"/>
+              <w:bottom w:type="dxa" w:w="80"/>
+              <w:right w:type="dxa" w:w="80"/>
+            </w:tcMar>
+          </w:tcPr>
+          <w:p>
+            <w:pPr>
+              <w:spacing w:after="40"/>
+              <w:jc w:val="left"/>
+            </w:pPr>
+            <w:r>
+              <w:rPr>
+                <w:b w:val="false"/>
+                <w:bCs w:val="false"/>
+                <w:i w:val="false"/>
+                <w:iCs w:val="false"/>
+                <w:color w:val="000000"/>
+                <w:sz w:val="20"/>
+                <w:szCs w:val="20"/>
+                <w:rFonts w:ascii="Times New Roman" w:cs="Times New Roman" w:eastAsia="Times New Roman" w:hAnsi="Times New Roman"/>
+              </w:rPr>
+              <w:t xml:space="preserve">Écoutent, répondent aux questions et notent les mots-clés.</w:t>
+            </w:r>
+          </w:p>
+        </w:tc>
+        <w:tc>
+          <w:tcPr>
+            <w:tcMar>
+              <w:top w:type="dxa" w:w="80"/>
+              <w:left w:type="dxa" w:w="80"/>
+              <w:bottom w:type="dxa" w:w="80"/>
+              <w:right w:type="dxa" w:w="80"/>
+            </w:tcMar>
+          </w:tcPr>
+          <w:p>
+            <w:pPr>
+              <w:spacing w:after="40"/>
+              <w:jc w:val="left"/>
+            </w:pPr>
+            <w:r>
+              <w:rPr>
+                <w:b w:val="false"/>
+                <w:bCs w:val="false"/>
+                <w:i w:val="false"/>
+                <w:iCs w:val="false"/>
+                <w:color w:val="000000"/>
+                <w:sz w:val="20"/>
+                <w:szCs w:val="20"/>
+                <w:rFonts w:ascii="Times New Roman" w:cs="Times New Roman" w:eastAsia="Times New Roman" w:hAnsi="Times New Roman"/>
+              </w:rPr>
+              <w:t xml:space="preserve">Exposé interactif, questions-réponses</w:t>
+            </w:r>
+          </w:p>
+        </w:tc>
+        <w:tc>
+          <w:tcPr>
+            <w:tcMar>
+              <w:top w:type="dxa" w:w="80"/>
+              <w:left w:type="dxa" w:w="80"/>
+              <w:bottom w:type="dxa" w:w="80"/>
+              <w:right w:type="dxa" w:w="80"/>
+            </w:tcMar>
+          </w:tcPr>
+          <w:p>
+            <w:pPr>
+              <w:spacing w:after="40"/>
+              <w:jc w:val="left"/>
+            </w:pPr>
+            <w:r>
+              <w:rPr>
+                <w:b w:val="false"/>
+                <w:bCs w:val="false"/>
+                <w:i w:val="false"/>
+                <w:iCs w:val="false"/>
+                <w:color w:val="000000"/>
+                <w:sz w:val="20"/>
+                <w:szCs w:val="20"/>
+                <w:rFonts w:ascii="Times New Roman" w:cs="Times New Roman" w:eastAsia="Times New Roman" w:hAnsi="Times New Roman"/>
+              </w:rPr>
+              <w:t xml:space="preserve">Tableau, frises, cartes</w:t>
+            </w:r>
+          </w:p>
+        </w:tc>
+        <w:tc>
+          <w:tcPr>
+            <w:tcMar>
+              <w:top w:type="dxa" w:w="80"/>
+              <w:left w:type="dxa" w:w="80"/>
+              <w:bottom w:type="dxa" w:w="80"/>
+              <w:right w:type="dxa" w:w="80"/>
+            </w:tcMar>
+          </w:tcPr>
+          <w:p>
+            <w:pPr>
+              <w:spacing w:after="40"/>
+              <w:jc w:val="left"/>
+            </w:pPr>
+            <w:r>
+              <w:rPr>
+                <w:b w:val="false"/>
+                <w:bCs w:val="false"/>
+                <w:i w:val="false"/>
+                <w:iCs w:val="false"/>
+                <w:color w:val="000000"/>
+                <w:sz w:val="20"/>
+                <w:szCs w:val="20"/>
+                <w:rFonts w:ascii="Times New Roman" w:cs="Times New Roman" w:eastAsia="Times New Roman" w:hAnsi="Times New Roman"/>
+              </w:rPr>
+              <w:t xml:space="preserve">Attention, participation</w:t>
             </w:r>
           </w:p>
         </w:tc>
@@ -10662,152 +13560,152 @@
                 <w:szCs w:val="20"/>
                 <w:rFonts w:ascii="Times New Roman" w:cs="Times New Roman" w:eastAsia="Times New Roman" w:hAnsi="Times New Roman"/>
               </w:rPr>
-              <w:t xml:space="preserve">4. Analyse</w:t>
-            </w:r>
-          </w:p>
-        </w:tc>
-        <w:tc>
-          <w:tcPr>
-            <w:tcMar>
-              <w:top w:type="dxa" w:w="80"/>
-              <w:left w:type="dxa" w:w="80"/>
-              <w:bottom w:type="dxa" w:w="80"/>
-              <w:right w:type="dxa" w:w="80"/>
-            </w:tcMar>
-          </w:tcPr>
-          <w:p>
-            <w:pPr>
-              <w:spacing w:after="40"/>
-              <w:jc w:val="left"/>
-            </w:pPr>
-            <w:r>
-              <w:rPr>
-                <w:b w:val="false"/>
-                <w:bCs w:val="false"/>
-                <w:i w:val="false"/>
-                <w:iCs w:val="false"/>
-                <w:color w:val="000000"/>
-                <w:sz w:val="20"/>
-                <w:szCs w:val="20"/>
-                <w:rFonts w:ascii="Times New Roman" w:cs="Times New Roman" w:eastAsia="Times New Roman" w:hAnsi="Times New Roman"/>
-              </w:rPr>
-              <w:t xml:space="preserve">Guide l’analyse : Chaque groupe cultive son héritage : les Antandroy, pasteurs du Sud épineux, élèvent leurs grands troupeaux et sculptent les aloalo des tombeaux ; les Bara, cavaliers du zébu, gardent leurs rites de bravoure ; les Betsileo sculptent les collines en terrasses ; les Vezo, « nomades de la mer », vivent de la pirogue ; les Sihanaka moissonnent le lac Alaotra ; les Sakalava conservent les reliques royales et le tromba ; les Betsimisaraka, « les nombreux inséparables », peuplent la côte Est du girofle et de la vanille ; les Merina ont bâti les rova des hautes terres ; les Mikea vivent de la forêt, les Tsimihety des collines du Nord, les Masikoro de l’élevage de l’Ouest... La culture matérielle varie — case de bois du Sud, maison de brique rouge des plateaux, case de ravinala de l’Est — comme varient les coutumes : famadihana ici, savatse là, tromba ailleurs. Mais sous la mosaïque court un même fil : la langue, le respect des razana, le fihavanana, le riz et le zébu — les caractères uniques de l’identité malgache, tissés par quinze siècles de brassage austronésien, africain, arabe et européen. Revaloriser cette identité, mission que le programme te confie, c’est : connaître (enquêter sur l’héritage de SON groupe et de sa localité, comme en Histoire orale), respecter (aucun groupe n’est « plus malgache » qu’un autre), transmettre (exposés, fêtes d’école, collectes de contes et de savoir-faire). Une identité ne vit que portée — et c’est ta génération qui la porte désormais.</w:t>
-            </w:r>
-          </w:p>
-        </w:tc>
-        <w:tc>
-          <w:tcPr>
-            <w:tcMar>
-              <w:top w:type="dxa" w:w="80"/>
-              <w:left w:type="dxa" w:w="80"/>
-              <w:bottom w:type="dxa" w:w="80"/>
-              <w:right w:type="dxa" w:w="80"/>
-            </w:tcMar>
-          </w:tcPr>
-          <w:p>
-            <w:pPr>
-              <w:spacing w:after="40"/>
-              <w:jc w:val="left"/>
-            </w:pPr>
-            <w:r>
-              <w:rPr>
-                <w:b w:val="false"/>
-                <w:bCs w:val="false"/>
-                <w:i w:val="false"/>
-                <w:iCs w:val="false"/>
-                <w:color w:val="000000"/>
-                <w:sz w:val="20"/>
-                <w:szCs w:val="20"/>
-                <w:rFonts w:ascii="Times New Roman" w:cs="Times New Roman" w:eastAsia="Times New Roman" w:hAnsi="Times New Roman"/>
-              </w:rPr>
-              <w:t xml:space="preserve">Expliquent la démarche et vérifient le résultat.</w:t>
-            </w:r>
-          </w:p>
-        </w:tc>
-        <w:tc>
-          <w:tcPr>
-            <w:tcMar>
-              <w:top w:type="dxa" w:w="80"/>
-              <w:left w:type="dxa" w:w="80"/>
-              <w:bottom w:type="dxa" w:w="80"/>
-              <w:right w:type="dxa" w:w="80"/>
-            </w:tcMar>
-          </w:tcPr>
-          <w:p>
-            <w:pPr>
-              <w:spacing w:after="40"/>
-              <w:jc w:val="left"/>
-            </w:pPr>
-            <w:r>
-              <w:rPr>
-                <w:b w:val="false"/>
-                <w:bCs w:val="false"/>
-                <w:i w:val="false"/>
-                <w:iCs w:val="false"/>
-                <w:color w:val="000000"/>
-                <w:sz w:val="20"/>
-                <w:szCs w:val="20"/>
-                <w:rFonts w:ascii="Times New Roman" w:cs="Times New Roman" w:eastAsia="Times New Roman" w:hAnsi="Times New Roman"/>
-              </w:rPr>
-              <w:t xml:space="preserve">Recherche en binômes</w:t>
-            </w:r>
-          </w:p>
-        </w:tc>
-        <w:tc>
-          <w:tcPr>
-            <w:tcMar>
-              <w:top w:type="dxa" w:w="80"/>
-              <w:left w:type="dxa" w:w="80"/>
-              <w:bottom w:type="dxa" w:w="80"/>
-              <w:right w:type="dxa" w:w="80"/>
-            </w:tcMar>
-          </w:tcPr>
-          <w:p>
-            <w:pPr>
-              <w:spacing w:after="40"/>
-              <w:jc w:val="left"/>
-            </w:pPr>
-            <w:r>
-              <w:rPr>
-                <w:b w:val="false"/>
-                <w:bCs w:val="false"/>
-                <w:i w:val="false"/>
-                <w:iCs w:val="false"/>
-                <w:color w:val="000000"/>
-                <w:sz w:val="20"/>
-                <w:szCs w:val="20"/>
-                <w:rFonts w:ascii="Times New Roman" w:cs="Times New Roman" w:eastAsia="Times New Roman" w:hAnsi="Times New Roman"/>
-              </w:rPr>
-              <w:t xml:space="preserve">Documents, cartes, frises</w:t>
-            </w:r>
-          </w:p>
-        </w:tc>
-        <w:tc>
-          <w:tcPr>
-            <w:tcMar>
-              <w:top w:type="dxa" w:w="80"/>
-              <w:left w:type="dxa" w:w="80"/>
-              <w:bottom w:type="dxa" w:w="80"/>
-              <w:right w:type="dxa" w:w="80"/>
-            </w:tcMar>
-          </w:tcPr>
-          <w:p>
-            <w:pPr>
-              <w:spacing w:after="40"/>
-              <w:jc w:val="left"/>
-            </w:pPr>
-            <w:r>
-              <w:rPr>
-                <w:b w:val="false"/>
-                <w:bCs w:val="false"/>
-                <w:i w:val="false"/>
-                <w:iCs w:val="false"/>
-                <w:color w:val="000000"/>
-                <w:sz w:val="20"/>
-                <w:szCs w:val="20"/>
-                <w:rFonts w:ascii="Times New Roman" w:cs="Times New Roman" w:eastAsia="Times New Roman" w:hAnsi="Times New Roman"/>
-              </w:rPr>
-              <w:t xml:space="preserve">Raisonnement</w:t>
+              <w:t xml:space="preserve">4. Étude de document</w:t>
+            </w:r>
+          </w:p>
+        </w:tc>
+        <w:tc>
+          <w:tcPr>
+            <w:tcMar>
+              <w:top w:type="dxa" w:w="80"/>
+              <w:left w:type="dxa" w:w="80"/>
+              <w:bottom w:type="dxa" w:w="80"/>
+              <w:right w:type="dxa" w:w="80"/>
+            </w:tcMar>
+          </w:tcPr>
+          <w:p>
+            <w:pPr>
+              <w:spacing w:after="40"/>
+              <w:jc w:val="left"/>
+            </w:pPr>
+            <w:r>
+              <w:rPr>
+                <w:b w:val="false"/>
+                <w:bCs w:val="false"/>
+                <w:i w:val="false"/>
+                <w:iCs w:val="false"/>
+                <w:color w:val="000000"/>
+                <w:sz w:val="20"/>
+                <w:szCs w:val="20"/>
+                <w:rFonts w:ascii="Times New Roman" w:cs="Times New Roman" w:eastAsia="Times New Roman" w:hAnsi="Times New Roman"/>
+              </w:rPr>
+              <w:t xml:space="preserve">Fait lire le document « Les aloalo, mémoire sculptée du Sud » (d’après les notices des musées et les études sur l’art funéraire mahafaly et antandroy — texte reconstitué), puis pose les questions.</w:t>
+            </w:r>
+          </w:p>
+        </w:tc>
+        <w:tc>
+          <w:tcPr>
+            <w:tcMar>
+              <w:top w:type="dxa" w:w="80"/>
+              <w:left w:type="dxa" w:w="80"/>
+              <w:bottom w:type="dxa" w:w="80"/>
+              <w:right w:type="dxa" w:w="80"/>
+            </w:tcMar>
+          </w:tcPr>
+          <w:p>
+            <w:pPr>
+              <w:spacing w:after="40"/>
+              <w:jc w:val="left"/>
+            </w:pPr>
+            <w:r>
+              <w:rPr>
+                <w:b w:val="false"/>
+                <w:bCs w:val="false"/>
+                <w:i w:val="false"/>
+                <w:iCs w:val="false"/>
+                <w:color w:val="000000"/>
+                <w:sz w:val="20"/>
+                <w:szCs w:val="20"/>
+                <w:rFonts w:ascii="Times New Roman" w:cs="Times New Roman" w:eastAsia="Times New Roman" w:hAnsi="Times New Roman"/>
+              </w:rPr>
+              <w:t xml:space="preserve">Lisent le document, répondent aux questions et critiquent la source.</w:t>
+            </w:r>
+          </w:p>
+        </w:tc>
+        <w:tc>
+          <w:tcPr>
+            <w:tcMar>
+              <w:top w:type="dxa" w:w="80"/>
+              <w:left w:type="dxa" w:w="80"/>
+              <w:bottom w:type="dxa" w:w="80"/>
+              <w:right w:type="dxa" w:w="80"/>
+            </w:tcMar>
+          </w:tcPr>
+          <w:p>
+            <w:pPr>
+              <w:spacing w:after="40"/>
+              <w:jc w:val="left"/>
+            </w:pPr>
+            <w:r>
+              <w:rPr>
+                <w:b w:val="false"/>
+                <w:bCs w:val="false"/>
+                <w:i w:val="false"/>
+                <w:iCs w:val="false"/>
+                <w:color w:val="000000"/>
+                <w:sz w:val="20"/>
+                <w:szCs w:val="20"/>
+                <w:rFonts w:ascii="Times New Roman" w:cs="Times New Roman" w:eastAsia="Times New Roman" w:hAnsi="Times New Roman"/>
+              </w:rPr>
+              <w:t xml:space="preserve">Observation dirigée, travail en binômes</w:t>
+            </w:r>
+          </w:p>
+        </w:tc>
+        <w:tc>
+          <w:tcPr>
+            <w:tcMar>
+              <w:top w:type="dxa" w:w="80"/>
+              <w:left w:type="dxa" w:w="80"/>
+              <w:bottom w:type="dxa" w:w="80"/>
+              <w:right w:type="dxa" w:w="80"/>
+            </w:tcMar>
+          </w:tcPr>
+          <w:p>
+            <w:pPr>
+              <w:spacing w:after="40"/>
+              <w:jc w:val="left"/>
+            </w:pPr>
+            <w:r>
+              <w:rPr>
+                <w:b w:val="false"/>
+                <w:bCs w:val="false"/>
+                <w:i w:val="false"/>
+                <w:iCs w:val="false"/>
+                <w:color w:val="000000"/>
+                <w:sz w:val="20"/>
+                <w:szCs w:val="20"/>
+                <w:rFonts w:ascii="Times New Roman" w:cs="Times New Roman" w:eastAsia="Times New Roman" w:hAnsi="Times New Roman"/>
+              </w:rPr>
+              <w:t xml:space="preserve">Document imprimé</w:t>
+            </w:r>
+          </w:p>
+        </w:tc>
+        <w:tc>
+          <w:tcPr>
+            <w:tcMar>
+              <w:top w:type="dxa" w:w="80"/>
+              <w:left w:type="dxa" w:w="80"/>
+              <w:bottom w:type="dxa" w:w="80"/>
+              <w:right w:type="dxa" w:w="80"/>
+            </w:tcMar>
+          </w:tcPr>
+          <w:p>
+            <w:pPr>
+              <w:spacing w:after="40"/>
+              <w:jc w:val="left"/>
+            </w:pPr>
+            <w:r>
+              <w:rPr>
+                <w:b w:val="false"/>
+                <w:bCs w:val="false"/>
+                <w:i w:val="false"/>
+                <w:iCs w:val="false"/>
+                <w:color w:val="000000"/>
+                <w:sz w:val="20"/>
+                <w:szCs w:val="20"/>
+                <w:rFonts w:ascii="Times New Roman" w:cs="Times New Roman" w:eastAsia="Times New Roman" w:hAnsi="Times New Roman"/>
+              </w:rPr>
+              <w:t xml:space="preserve">Esprit critique</w:t>
             </w:r>
           </w:p>
         </w:tc>
@@ -11413,39 +14311,26 @@
     </w:p>
     <w:p>
       <w:pPr>
-        <w:spacing w:after="110" w:line="300"/>
-        <w:jc w:val="both"/>
+        <w:spacing w:after="160" w:line="300"/>
+        <w:jc w:val="center"/>
       </w:pPr>
       <w:r>
         <w:rPr>
-          <w:b/>
-          <w:bCs/>
-          <w:i w:val="false"/>
-          <w:iCs w:val="false"/>
-          <w:color w:val="2E7D32"/>
-          <w:sz w:val="24"/>
-          <w:szCs w:val="24"/>
-          <w:rFonts w:ascii="Times New Roman" w:cs="Times New Roman" w:eastAsia="Times New Roman" w:hAnsi="Times New Roman"/>
-        </w:rPr>
-        <w:t xml:space="preserve">Définition — </w:t>
-      </w:r>
-      <w:r>
-        <w:rPr>
-          <w:b/>
-          <w:bCs/>
-          <w:i w:val="false"/>
-          <w:iCs w:val="false"/>
+          <w:b w:val="false"/>
+          <w:bCs w:val="false"/>
+          <w:i/>
+          <w:iCs/>
           <w:color w:val="000000"/>
-          <w:sz w:val="24"/>
-          <w:szCs w:val="24"/>
-          <w:rFonts w:ascii="Times New Roman" w:cs="Times New Roman" w:eastAsia="Times New Roman" w:hAnsi="Times New Roman"/>
-        </w:rPr>
-        <w:t xml:space="preserve">Les groupes de population de Madagascar — Antandroy, Bara, Betsileo, Bezanozano, Sihanaka, Masikoro, Vezo, Merina, Sakalava, Betsimisaraka, Mikea, Tsimihety, et d’autres — possèdent chacun un héritage culturel, une culture matérielle et des coutumes propres. L’identité culturelle malgache est l’ensemble des caractères uniques des Malgaches, nourris par les apports de toutes les civilisations : c’est un patrimoine identitaire à revaloriser.</w:t>
+          <w:sz w:val="21"/>
+          <w:szCs w:val="21"/>
+          <w:rFonts w:ascii="Times New Roman" w:cs="Times New Roman" w:eastAsia="Times New Roman" w:hAnsi="Times New Roman"/>
+        </w:rPr>
+        <w:t xml:space="preserve">Antandroy, Betsileo, Vezo, Sihanaka, Merina : une mosaïque de groupes — un seul tableau malgache.</w:t>
       </w:r>
     </w:p>
     <w:p>
       <w:pPr>
-        <w:spacing w:after="110" w:line="300"/>
+        <w:spacing w:after="80" w:line="300"/>
         <w:jc w:val="both"/>
       </w:pPr>
       <w:r>
@@ -11454,30 +14339,17 @@
           <w:bCs/>
           <w:i w:val="false"/>
           <w:iCs w:val="false"/>
-          <w:color w:val="1F4E79"/>
-          <w:sz w:val="24"/>
-          <w:szCs w:val="24"/>
-          <w:rFonts w:ascii="Times New Roman" w:cs="Times New Roman" w:eastAsia="Times New Roman" w:hAnsi="Times New Roman"/>
-        </w:rPr>
-        <w:t xml:space="preserve">Autrement dit : </w:t>
-      </w:r>
-      <w:r>
-        <w:rPr>
-          <w:b w:val="false"/>
-          <w:bCs w:val="false"/>
-          <w:i w:val="false"/>
-          <w:iCs w:val="false"/>
-          <w:color w:val="000000"/>
-          <w:sz w:val="24"/>
-          <w:szCs w:val="24"/>
-          <w:rFonts w:ascii="Times New Roman" w:cs="Times New Roman" w:eastAsia="Times New Roman" w:hAnsi="Times New Roman"/>
-        </w:rPr>
-        <w:t xml:space="preserve">chaque groupe de population apporte ses couleurs — habitat, coutumes, arts — et toutes ces couleurs composent une identité malgache unique au monde, qu’il nous revient de faire briller.</w:t>
+          <w:color w:val="2E7D32"/>
+          <w:sz w:val="26"/>
+          <w:szCs w:val="26"/>
+          <w:rFonts w:ascii="Times New Roman" w:cs="Times New Roman" w:eastAsia="Times New Roman" w:hAnsi="Times New Roman"/>
+        </w:rPr>
+        <w:t xml:space="preserve">1. Chaque groupe cultive son héritage</w:t>
       </w:r>
     </w:p>
     <w:p>
       <w:pPr>
-        <w:spacing w:after="110" w:line="300"/>
+        <w:spacing w:after="100" w:line="300"/>
         <w:jc w:val="both"/>
       </w:pPr>
       <w:r>
@@ -11491,7 +14363,367 @@
           <w:szCs w:val="24"/>
           <w:rFonts w:ascii="Times New Roman" w:cs="Times New Roman" w:eastAsia="Times New Roman" w:hAnsi="Times New Roman"/>
         </w:rPr>
-        <w:t xml:space="preserve">Chaque groupe cultive son héritage : les Antandroy, pasteurs du Sud épineux, élèvent leurs grands troupeaux et sculptent les aloalo des tombeaux ; les Bara, cavaliers du zébu, gardent leurs rites de bravoure ; les Betsileo sculptent les collines en terrasses ; les Vezo, « nomades de la mer », vivent de la pirogue ; les Sihanaka moissonnent le lac Alaotra ; les Sakalava conservent les reliques royales et le tromba ; les Betsimisaraka, « les nombreux inséparables », peuplent la côte Est du girofle et de la vanille ; les Merina ont bâti les rova des hautes terres ; les Mikea vivent de la forêt, les Tsimihety des collines du Nord, les Masikoro de l’élevage de l’Ouest... La culture matérielle varie — case de bois du Sud, maison de brique rouge des plateaux, case de ravinala de l’Est — comme varient les coutumes : famadihana ici, savatse là, tromba ailleurs. Mais sous la mosaïque court un même fil : la langue, le respect des razana, le fihavanana, le riz et le zébu — les caractères uniques de l’identité malgache, tissés par quinze siècles de brassage austronésien, africain, arabe et européen. Revaloriser cette identité, mission que le programme te confie, c’est : connaître (enquêter sur l’héritage de SON groupe et de sa localité, comme en Histoire orale), respecter (aucun groupe n’est « plus malgache » qu’un autre), transmettre (exposés, fêtes d’école, collectes de contes et de savoir-faire). Une identité ne vit que portée — et c’est ta génération qui la porte désormais.</w:t>
+        <w:t xml:space="preserve">Les Antandroy, pasteurs du Sud épineux, élèvent leurs grands troupeaux et sculptent les </w:t>
+      </w:r>
+      <w:r>
+        <w:rPr>
+          <w:b/>
+          <w:bCs/>
+          <w:i w:val="false"/>
+          <w:iCs w:val="false"/>
+          <w:color w:val="1F4E79"/>
+          <w:sz w:val="24"/>
+          <w:szCs w:val="24"/>
+          <w:rFonts w:ascii="Times New Roman" w:cs="Times New Roman" w:eastAsia="Times New Roman" w:hAnsi="Times New Roman"/>
+        </w:rPr>
+        <w:t xml:space="preserve">aloalo</w:t>
+      </w:r>
+      <w:r>
+        <w:rPr>
+          <w:b w:val="false"/>
+          <w:bCs w:val="false"/>
+          <w:i w:val="false"/>
+          <w:iCs w:val="false"/>
+          <w:color w:val="000000"/>
+          <w:sz w:val="24"/>
+          <w:szCs w:val="24"/>
+          <w:rFonts w:ascii="Times New Roman" w:cs="Times New Roman" w:eastAsia="Times New Roman" w:hAnsi="Times New Roman"/>
+        </w:rPr>
+        <w:t xml:space="preserve"> des tombeaux ; les Bara, cavaliers du zébu, gardent leurs rites de bravoure ; les Betsileo sculptent les collines en terrasses ; les Vezo, « nomades de la mer », vivent de la pirogue ; les Sihanaka moissonnent le lac Alaotra ; les Sakalava conservent les reliques royales et le </w:t>
+      </w:r>
+      <w:r>
+        <w:rPr>
+          <w:b/>
+          <w:bCs/>
+          <w:i w:val="false"/>
+          <w:iCs w:val="false"/>
+          <w:color w:val="1F4E79"/>
+          <w:sz w:val="24"/>
+          <w:szCs w:val="24"/>
+          <w:rFonts w:ascii="Times New Roman" w:cs="Times New Roman" w:eastAsia="Times New Roman" w:hAnsi="Times New Roman"/>
+        </w:rPr>
+        <w:t xml:space="preserve">tromba</w:t>
+      </w:r>
+      <w:r>
+        <w:rPr>
+          <w:b w:val="false"/>
+          <w:bCs w:val="false"/>
+          <w:i w:val="false"/>
+          <w:iCs w:val="false"/>
+          <w:color w:val="000000"/>
+          <w:sz w:val="24"/>
+          <w:szCs w:val="24"/>
+          <w:rFonts w:ascii="Times New Roman" w:cs="Times New Roman" w:eastAsia="Times New Roman" w:hAnsi="Times New Roman"/>
+        </w:rPr>
+        <w:t xml:space="preserve"> ; les Betsimisaraka, « les nombreux inséparables », peuplent la côte Est du girofle et de la vanille ; les Merina ont bâti les rova des hautes terres ; les Mikea vivent de la forêt, les Tsimihety des collines du Nord, les Masikoro de l’élevage de l’Ouest...</w:t>
+      </w:r>
+    </w:p>
+    <w:p>
+      <w:pPr>
+        <w:spacing w:after="100" w:line="300"/>
+        <w:jc w:val="both"/>
+      </w:pPr>
+      <w:r>
+        <w:rPr>
+          <w:b w:val="false"/>
+          <w:bCs w:val="false"/>
+          <w:i w:val="false"/>
+          <w:iCs w:val="false"/>
+          <w:color w:val="000000"/>
+          <w:sz w:val="24"/>
+          <w:szCs w:val="24"/>
+          <w:rFonts w:ascii="Times New Roman" w:cs="Times New Roman" w:eastAsia="Times New Roman" w:hAnsi="Times New Roman"/>
+        </w:rPr>
+        <w:t xml:space="preserve">La </w:t>
+      </w:r>
+      <w:r>
+        <w:rPr>
+          <w:b/>
+          <w:bCs/>
+          <w:i w:val="false"/>
+          <w:iCs w:val="false"/>
+          <w:color w:val="1F4E79"/>
+          <w:sz w:val="24"/>
+          <w:szCs w:val="24"/>
+          <w:rFonts w:ascii="Times New Roman" w:cs="Times New Roman" w:eastAsia="Times New Roman" w:hAnsi="Times New Roman"/>
+        </w:rPr>
+        <w:t xml:space="preserve">culture matérielle</w:t>
+      </w:r>
+      <w:r>
+        <w:rPr>
+          <w:b w:val="false"/>
+          <w:bCs w:val="false"/>
+          <w:i w:val="false"/>
+          <w:iCs w:val="false"/>
+          <w:color w:val="000000"/>
+          <w:sz w:val="24"/>
+          <w:szCs w:val="24"/>
+          <w:rFonts w:ascii="Times New Roman" w:cs="Times New Roman" w:eastAsia="Times New Roman" w:hAnsi="Times New Roman"/>
+        </w:rPr>
+        <w:t xml:space="preserve"> varie — case de bois du Sud, maison de brique rouge des plateaux, case de ravinala de l’Est — comme varient les </w:t>
+      </w:r>
+      <w:r>
+        <w:rPr>
+          <w:b/>
+          <w:bCs/>
+          <w:i w:val="false"/>
+          <w:iCs w:val="false"/>
+          <w:color w:val="1F4E79"/>
+          <w:sz w:val="24"/>
+          <w:szCs w:val="24"/>
+          <w:rFonts w:ascii="Times New Roman" w:cs="Times New Roman" w:eastAsia="Times New Roman" w:hAnsi="Times New Roman"/>
+        </w:rPr>
+        <w:t xml:space="preserve">coutumes</w:t>
+      </w:r>
+      <w:r>
+        <w:rPr>
+          <w:b w:val="false"/>
+          <w:bCs w:val="false"/>
+          <w:i w:val="false"/>
+          <w:iCs w:val="false"/>
+          <w:color w:val="000000"/>
+          <w:sz w:val="24"/>
+          <w:szCs w:val="24"/>
+          <w:rFonts w:ascii="Times New Roman" w:cs="Times New Roman" w:eastAsia="Times New Roman" w:hAnsi="Times New Roman"/>
+        </w:rPr>
+        <w:t xml:space="preserve"> : famadihana ici, savatse là, </w:t>
+      </w:r>
+      <w:r>
+        <w:rPr>
+          <w:b/>
+          <w:bCs/>
+          <w:i w:val="false"/>
+          <w:iCs w:val="false"/>
+          <w:color w:val="1F4E79"/>
+          <w:sz w:val="24"/>
+          <w:szCs w:val="24"/>
+          <w:rFonts w:ascii="Times New Roman" w:cs="Times New Roman" w:eastAsia="Times New Roman" w:hAnsi="Times New Roman"/>
+        </w:rPr>
+        <w:t xml:space="preserve">tromba</w:t>
+      </w:r>
+      <w:r>
+        <w:rPr>
+          <w:b w:val="false"/>
+          <w:bCs w:val="false"/>
+          <w:i w:val="false"/>
+          <w:iCs w:val="false"/>
+          <w:color w:val="000000"/>
+          <w:sz w:val="24"/>
+          <w:szCs w:val="24"/>
+          <w:rFonts w:ascii="Times New Roman" w:cs="Times New Roman" w:eastAsia="Times New Roman" w:hAnsi="Times New Roman"/>
+        </w:rPr>
+        <w:t xml:space="preserve"> ailleurs.</w:t>
+      </w:r>
+    </w:p>
+    <w:p>
+      <w:pPr>
+        <w:spacing w:after="80" w:line="300"/>
+        <w:jc w:val="both"/>
+      </w:pPr>
+      <w:r>
+        <w:rPr>
+          <w:b/>
+          <w:bCs/>
+          <w:i w:val="false"/>
+          <w:iCs w:val="false"/>
+          <w:color w:val="2E7D32"/>
+          <w:sz w:val="26"/>
+          <w:szCs w:val="26"/>
+          <w:rFonts w:ascii="Times New Roman" w:cs="Times New Roman" w:eastAsia="Times New Roman" w:hAnsi="Times New Roman"/>
+        </w:rPr>
+        <w:t xml:space="preserve">2. Le fil commun de l’identité malgache</w:t>
+      </w:r>
+    </w:p>
+    <w:p>
+      <w:pPr>
+        <w:spacing w:after="100" w:line="300"/>
+        <w:jc w:val="both"/>
+      </w:pPr>
+      <w:r>
+        <w:rPr>
+          <w:b w:val="false"/>
+          <w:bCs w:val="false"/>
+          <w:i w:val="false"/>
+          <w:iCs w:val="false"/>
+          <w:color w:val="000000"/>
+          <w:sz w:val="24"/>
+          <w:szCs w:val="24"/>
+          <w:rFonts w:ascii="Times New Roman" w:cs="Times New Roman" w:eastAsia="Times New Roman" w:hAnsi="Times New Roman"/>
+        </w:rPr>
+        <w:t xml:space="preserve">Sous la mosaïque court un même fil : la langue, le respect des razana, le fihavanana, le riz et le zébu — les caractères uniques de l’identité malgache, tissés par quinze siècles de brassage austronésien, africain, arabe et européen.</w:t>
+      </w:r>
+    </w:p>
+    <w:p>
+      <w:pPr>
+        <w:spacing w:after="80" w:line="300"/>
+        <w:jc w:val="both"/>
+      </w:pPr>
+      <w:r>
+        <w:rPr>
+          <w:b/>
+          <w:bCs/>
+          <w:i w:val="false"/>
+          <w:iCs w:val="false"/>
+          <w:color w:val="2E7D32"/>
+          <w:sz w:val="26"/>
+          <w:szCs w:val="26"/>
+          <w:rFonts w:ascii="Times New Roman" w:cs="Times New Roman" w:eastAsia="Times New Roman" w:hAnsi="Times New Roman"/>
+        </w:rPr>
+        <w:t xml:space="preserve">3. Revaloriser le patrimoine identitaire</w:t>
+      </w:r>
+    </w:p>
+    <w:p>
+      <w:pPr>
+        <w:spacing w:after="100" w:line="300"/>
+        <w:jc w:val="both"/>
+      </w:pPr>
+      <w:r>
+        <w:rPr>
+          <w:b w:val="false"/>
+          <w:bCs w:val="false"/>
+          <w:i w:val="false"/>
+          <w:iCs w:val="false"/>
+          <w:color w:val="000000"/>
+          <w:sz w:val="24"/>
+          <w:szCs w:val="24"/>
+          <w:rFonts w:ascii="Times New Roman" w:cs="Times New Roman" w:eastAsia="Times New Roman" w:hAnsi="Times New Roman"/>
+        </w:rPr>
+        <w:t xml:space="preserve">Une identité ne vit que portée — et c’est ta génération qui la porte désormais. Revaloriser cette identité, mission que le programme te confie, c’est :</w:t>
+      </w:r>
+    </w:p>
+    <w:p>
+      <w:pPr>
+        <w:spacing w:after="60" w:line="300"/>
+        <w:jc w:val="both"/>
+      </w:pPr>
+      <w:r>
+        <w:rPr>
+          <w:b w:val="false"/>
+          <w:bCs w:val="false"/>
+          <w:i w:val="false"/>
+          <w:iCs w:val="false"/>
+          <w:color w:val="000000"/>
+          <w:sz w:val="24"/>
+          <w:szCs w:val="24"/>
+          <w:rFonts w:ascii="Times New Roman" w:cs="Times New Roman" w:eastAsia="Times New Roman" w:hAnsi="Times New Roman"/>
+        </w:rPr>
+        <w:t xml:space="preserve">• </w:t>
+      </w:r>
+      <w:r>
+        <w:rPr>
+          <w:b/>
+          <w:bCs/>
+          <w:i w:val="false"/>
+          <w:iCs w:val="false"/>
+          <w:color w:val="1F4E79"/>
+          <w:sz w:val="24"/>
+          <w:szCs w:val="24"/>
+          <w:rFonts w:ascii="Times New Roman" w:cs="Times New Roman" w:eastAsia="Times New Roman" w:hAnsi="Times New Roman"/>
+        </w:rPr>
+        <w:t xml:space="preserve">connaître</w:t>
+      </w:r>
+      <w:r>
+        <w:rPr>
+          <w:b w:val="false"/>
+          <w:bCs w:val="false"/>
+          <w:i w:val="false"/>
+          <w:iCs w:val="false"/>
+          <w:color w:val="000000"/>
+          <w:sz w:val="24"/>
+          <w:szCs w:val="24"/>
+          <w:rFonts w:ascii="Times New Roman" w:cs="Times New Roman" w:eastAsia="Times New Roman" w:hAnsi="Times New Roman"/>
+        </w:rPr>
+        <w:t xml:space="preserve"> : enquêter sur l’héritage de SON groupe et de sa localité, comme en Histoire orale ;</w:t>
+      </w:r>
+    </w:p>
+    <w:p>
+      <w:pPr>
+        <w:spacing w:after="60" w:line="300"/>
+        <w:jc w:val="both"/>
+      </w:pPr>
+      <w:r>
+        <w:rPr>
+          <w:b w:val="false"/>
+          <w:bCs w:val="false"/>
+          <w:i w:val="false"/>
+          <w:iCs w:val="false"/>
+          <w:color w:val="000000"/>
+          <w:sz w:val="24"/>
+          <w:szCs w:val="24"/>
+          <w:rFonts w:ascii="Times New Roman" w:cs="Times New Roman" w:eastAsia="Times New Roman" w:hAnsi="Times New Roman"/>
+        </w:rPr>
+        <w:t xml:space="preserve">• </w:t>
+      </w:r>
+      <w:r>
+        <w:rPr>
+          <w:b/>
+          <w:bCs/>
+          <w:i w:val="false"/>
+          <w:iCs w:val="false"/>
+          <w:color w:val="1F4E79"/>
+          <w:sz w:val="24"/>
+          <w:szCs w:val="24"/>
+          <w:rFonts w:ascii="Times New Roman" w:cs="Times New Roman" w:eastAsia="Times New Roman" w:hAnsi="Times New Roman"/>
+        </w:rPr>
+        <w:t xml:space="preserve">respecter</w:t>
+      </w:r>
+      <w:r>
+        <w:rPr>
+          <w:b w:val="false"/>
+          <w:bCs w:val="false"/>
+          <w:i w:val="false"/>
+          <w:iCs w:val="false"/>
+          <w:color w:val="000000"/>
+          <w:sz w:val="24"/>
+          <w:szCs w:val="24"/>
+          <w:rFonts w:ascii="Times New Roman" w:cs="Times New Roman" w:eastAsia="Times New Roman" w:hAnsi="Times New Roman"/>
+        </w:rPr>
+        <w:t xml:space="preserve"> : aucun groupe n’est « plus malgache » qu’un autre ;</w:t>
+      </w:r>
+    </w:p>
+    <w:p>
+      <w:pPr>
+        <w:spacing w:after="60" w:line="300"/>
+        <w:jc w:val="both"/>
+      </w:pPr>
+      <w:r>
+        <w:rPr>
+          <w:b w:val="false"/>
+          <w:bCs w:val="false"/>
+          <w:i w:val="false"/>
+          <w:iCs w:val="false"/>
+          <w:color w:val="000000"/>
+          <w:sz w:val="24"/>
+          <w:szCs w:val="24"/>
+          <w:rFonts w:ascii="Times New Roman" w:cs="Times New Roman" w:eastAsia="Times New Roman" w:hAnsi="Times New Roman"/>
+        </w:rPr>
+        <w:t xml:space="preserve">• </w:t>
+      </w:r>
+      <w:r>
+        <w:rPr>
+          <w:b/>
+          <w:bCs/>
+          <w:i w:val="false"/>
+          <w:iCs w:val="false"/>
+          <w:color w:val="1F4E79"/>
+          <w:sz w:val="24"/>
+          <w:szCs w:val="24"/>
+          <w:rFonts w:ascii="Times New Roman" w:cs="Times New Roman" w:eastAsia="Times New Roman" w:hAnsi="Times New Roman"/>
+        </w:rPr>
+        <w:t xml:space="preserve">transmettre</w:t>
+      </w:r>
+      <w:r>
+        <w:rPr>
+          <w:b w:val="false"/>
+          <w:bCs w:val="false"/>
+          <w:i w:val="false"/>
+          <w:iCs w:val="false"/>
+          <w:color w:val="000000"/>
+          <w:sz w:val="24"/>
+          <w:szCs w:val="24"/>
+          <w:rFonts w:ascii="Times New Roman" w:cs="Times New Roman" w:eastAsia="Times New Roman" w:hAnsi="Times New Roman"/>
+        </w:rPr>
+        <w:t xml:space="preserve"> : exposés, fêtes d’école, collectes de contes et de savoir-faire.</w:t>
       </w:r>
     </w:p>
     <w:p>
@@ -11542,176 +14774,670 @@
     </w:p>
     <w:p>
       <w:pPr>
-        <w:spacing w:before="200" w:after="150"/>
-        <w:jc w:val="left"/>
+        <w:spacing w:after="120"/>
       </w:pPr>
-      <w:r>
-        <w:rPr>
-          <w:b/>
-          <w:bCs/>
-          <w:i w:val="false"/>
-          <w:iCs w:val="false"/>
-          <w:color w:val="2E7D32"/>
-          <w:sz w:val="28"/>
-          <w:szCs w:val="28"/>
-          <w:rFonts w:ascii="Times New Roman" w:cs="Times New Roman" w:eastAsia="Times New Roman" w:hAnsi="Times New Roman"/>
-        </w:rPr>
-        <w:t xml:space="preserve">Méthode</w:t>
-      </w:r>
+    </w:p>
+    <w:tbl>
+      <w:tblPr>
+        <w:tblW w:type="dxa" w:w="9600"/>
+        <w:tblBorders>
+          <w:top w:val="single" w:color="B25000" w:sz="12"/>
+          <w:left w:val="single" w:color="B25000" w:sz="12"/>
+          <w:bottom w:val="single" w:color="B25000" w:sz="12"/>
+          <w:right w:val="single" w:color="B25000" w:sz="12"/>
+          <w:insideH w:val="none"/>
+          <w:insideV w:val="none"/>
+        </w:tblBorders>
+        <w:tblLayout w:type="fixed"/>
+      </w:tblPr>
+      <w:tblGrid>
+        <w:gridCol w:w="9600"/>
+      </w:tblGrid>
+      <w:tr>
+        <w:tc>
+          <w:tcPr>
+            <w:shd w:fill="FFF8EF" w:val="clear"/>
+            <w:tcMar>
+              <w:top w:type="dxa" w:w="140"/>
+              <w:left w:type="dxa" w:w="180"/>
+              <w:bottom w:type="dxa" w:w="140"/>
+              <w:right w:type="dxa" w:w="180"/>
+            </w:tcMar>
+          </w:tcPr>
+          <w:p>
+            <w:pPr>
+              <w:spacing w:after="90"/>
+            </w:pPr>
+            <w:r>
+              <w:rPr>
+                <w:b/>
+                <w:bCs/>
+                <w:i w:val="false"/>
+                <w:iCs w:val="false"/>
+                <w:color w:val="B25000"/>
+                <w:sz w:val="25"/>
+                <w:szCs w:val="25"/>
+                <w:rFonts w:ascii="Times New Roman" w:cs="Times New Roman" w:eastAsia="Times New Roman" w:hAnsi="Times New Roman"/>
+              </w:rPr>
+              <w:t xml:space="preserve">Document à étudier</w:t>
+            </w:r>
+          </w:p>
+          <w:p>
+            <w:pPr>
+              <w:spacing w:after="80" w:line="300"/>
+              <w:jc w:val="left"/>
+            </w:pPr>
+            <w:r>
+              <w:rPr>
+                <w:b/>
+                <w:bCs/>
+                <w:i w:val="false"/>
+                <w:iCs w:val="false"/>
+                <w:color w:val="000000"/>
+                <w:sz w:val="21"/>
+                <w:szCs w:val="21"/>
+                <w:rFonts w:ascii="Times New Roman" w:cs="Times New Roman" w:eastAsia="Times New Roman" w:hAnsi="Times New Roman"/>
+              </w:rPr>
+              <w:t xml:space="preserve">Les aloalo, mémoire sculptée du Sud — d’après les notices des musées et les études sur l’art funéraire mahafaly et antandroy — texte reconstitué</w:t>
+            </w:r>
+          </w:p>
+          <w:p>
+            <w:pPr>
+              <w:spacing w:after="100" w:line="300"/>
+              <w:jc w:val="both"/>
+            </w:pPr>
+            <w:r>
+              <w:rPr>
+                <w:b w:val="false"/>
+                <w:bCs w:val="false"/>
+                <w:i/>
+                <w:iCs/>
+                <w:color w:val="000000"/>
+                <w:sz w:val="24"/>
+                <w:szCs w:val="24"/>
+                <w:rFonts w:ascii="Times New Roman" w:cs="Times New Roman" w:eastAsia="Times New Roman" w:hAnsi="Times New Roman"/>
+              </w:rPr>
+              <w:t xml:space="preserve">« Sur les tombeaux de pierre du grand Sud se dressent les aloalo : des poteaux de bois dur, hauts parfois de deux mètres, sculptés d’étages de motifs. On y lit la vie du défunt comme dans un livre debout : ses zébus, sa pirogue, sa maison — et sur les plus récents, un taxi-brousse, un avion, une bicyclette. Chaque aloalo est unique, taillé par un sculpteur dont le savoir se transmet de père en fils. Des musées du monde entier exposent aujourd’hui ces œuvres, et les voyageurs viennent de loin admirer un art que seul Madagascar possède. »</w:t>
+            </w:r>
+          </w:p>
+          <w:p>
+            <w:pPr>
+              <w:spacing w:after="40" w:line="300"/>
+              <w:jc w:val="both"/>
+            </w:pPr>
+            <w:r>
+              <w:rPr>
+                <w:b w:val="false"/>
+                <w:bCs w:val="false"/>
+                <w:i w:val="false"/>
+                <w:iCs w:val="false"/>
+                <w:color w:val="000000"/>
+                <w:sz w:val="24"/>
+                <w:szCs w:val="24"/>
+                <w:rFonts w:ascii="Times New Roman" w:cs="Times New Roman" w:eastAsia="Times New Roman" w:hAnsi="Times New Roman"/>
+              </w:rPr>
+              <w:t xml:space="preserve">1. Qu’est-ce qu’un aloalo et que représente-t-il ?</w:t>
+            </w:r>
+          </w:p>
+          <w:p>
+            <w:pPr>
+              <w:spacing w:after="40" w:line="300"/>
+              <w:jc w:val="both"/>
+            </w:pPr>
+            <w:r>
+              <w:rPr>
+                <w:b w:val="false"/>
+                <w:bCs w:val="false"/>
+                <w:i w:val="false"/>
+                <w:iCs w:val="false"/>
+                <w:color w:val="000000"/>
+                <w:sz w:val="24"/>
+                <w:szCs w:val="24"/>
+                <w:rFonts w:ascii="Times New Roman" w:cs="Times New Roman" w:eastAsia="Times New Roman" w:hAnsi="Times New Roman"/>
+              </w:rPr>
+              <w:t xml:space="preserve">2. Quel détail du texte montre que cette tradition reste vivante et évolue ?</w:t>
+            </w:r>
+          </w:p>
+          <w:p>
+            <w:pPr>
+              <w:spacing w:after="40" w:line="300"/>
+              <w:jc w:val="both"/>
+            </w:pPr>
+            <w:r>
+              <w:rPr>
+                <w:b w:val="false"/>
+                <w:bCs w:val="false"/>
+                <w:i w:val="false"/>
+                <w:iCs w:val="false"/>
+                <w:color w:val="000000"/>
+                <w:sz w:val="24"/>
+                <w:szCs w:val="24"/>
+                <w:rFonts w:ascii="Times New Roman" w:cs="Times New Roman" w:eastAsia="Times New Roman" w:hAnsi="Times New Roman"/>
+              </w:rPr>
+              <w:t xml:space="preserve">3. En quoi ce document illustre-t-il la mission « connaître, respecter, transmettre » de la leçon ?</w:t>
+            </w:r>
+          </w:p>
+          <w:p>
+            <w:pPr>
+              <w:spacing w:after="60"/>
+            </w:pPr>
+          </w:p>
+          <w:p>
+            <w:pPr>
+              <w:spacing w:after="40"/>
+            </w:pPr>
+            <w:r>
+              <w:rPr>
+                <w:b/>
+                <w:bCs/>
+                <w:i w:val="false"/>
+                <w:iCs w:val="false"/>
+                <w:color w:val="C2185B"/>
+                <w:sz w:val="22"/>
+                <w:szCs w:val="22"/>
+                <w:rFonts w:ascii="Times New Roman" w:cs="Times New Roman" w:eastAsia="Times New Roman" w:hAnsi="Times New Roman"/>
+              </w:rPr>
+              <w:t xml:space="preserve">Réponse 1. </w:t>
+            </w:r>
+            <w:r>
+              <w:rPr>
+                <w:b w:val="false"/>
+                <w:bCs w:val="false"/>
+                <w:i w:val="false"/>
+                <w:iCs w:val="false"/>
+                <w:color w:val="000000"/>
+                <w:sz w:val="22"/>
+                <w:szCs w:val="22"/>
+                <w:rFonts w:ascii="Times New Roman" w:cs="Times New Roman" w:eastAsia="Times New Roman" w:hAnsi="Times New Roman"/>
+              </w:rPr>
+              <w:t xml:space="preserve">Un poteau funéraire sculpté dressé sur les tombeaux du Sud : il raconte la vie du défunt en scènes superposées — zébus, pirogue, maison.</w:t>
+            </w:r>
+          </w:p>
+          <w:p>
+            <w:pPr>
+              <w:spacing w:after="40"/>
+            </w:pPr>
+            <w:r>
+              <w:rPr>
+                <w:b/>
+                <w:bCs/>
+                <w:i w:val="false"/>
+                <w:iCs w:val="false"/>
+                <w:color w:val="C2185B"/>
+                <w:sz w:val="22"/>
+                <w:szCs w:val="22"/>
+                <w:rFonts w:ascii="Times New Roman" w:cs="Times New Roman" w:eastAsia="Times New Roman" w:hAnsi="Times New Roman"/>
+              </w:rPr>
+              <w:t xml:space="preserve">Réponse 2. </w:t>
+            </w:r>
+            <w:r>
+              <w:rPr>
+                <w:b w:val="false"/>
+                <w:bCs w:val="false"/>
+                <w:i w:val="false"/>
+                <w:iCs w:val="false"/>
+                <w:color w:val="000000"/>
+                <w:sz w:val="22"/>
+                <w:szCs w:val="22"/>
+                <w:rFonts w:ascii="Times New Roman" w:cs="Times New Roman" w:eastAsia="Times New Roman" w:hAnsi="Times New Roman"/>
+              </w:rPr>
+              <w:t xml:space="preserve">Les motifs modernes — taxi-brousse, avion, bicyclette — prouvent que les sculpteurs continuent de créer en racontant la vie d’aujourd’hui.</w:t>
+            </w:r>
+          </w:p>
+          <w:p>
+            <w:pPr>
+              <w:spacing w:after="40"/>
+            </w:pPr>
+            <w:r>
+              <w:rPr>
+                <w:b/>
+                <w:bCs/>
+                <w:i w:val="false"/>
+                <w:iCs w:val="false"/>
+                <w:color w:val="C2185B"/>
+                <w:sz w:val="22"/>
+                <w:szCs w:val="22"/>
+                <w:rFonts w:ascii="Times New Roman" w:cs="Times New Roman" w:eastAsia="Times New Roman" w:hAnsi="Times New Roman"/>
+              </w:rPr>
+              <w:t xml:space="preserve">Réponse 3. </w:t>
+            </w:r>
+            <w:r>
+              <w:rPr>
+                <w:b w:val="false"/>
+                <w:bCs w:val="false"/>
+                <w:i w:val="false"/>
+                <w:iCs w:val="false"/>
+                <w:color w:val="000000"/>
+                <w:sz w:val="22"/>
+                <w:szCs w:val="22"/>
+                <w:rFonts w:ascii="Times New Roman" w:cs="Times New Roman" w:eastAsia="Times New Roman" w:hAnsi="Times New Roman"/>
+              </w:rPr>
+              <w:t xml:space="preserve">Le savoir se transmet de père en fils (transmettre) ; le monde entier l’admire (respecter) ; et l’étudier en classe, c’est le connaître : l’art d’un groupe est devenu fierté de toute la nation.</w:t>
+            </w:r>
+          </w:p>
+        </w:tc>
+      </w:tr>
+    </w:tbl>
+    <w:p>
+      <w:pPr>
+        <w:spacing w:after="160"/>
+      </w:pPr>
+    </w:p>
+    <w:tbl>
+      <w:tblPr>
+        <w:tblW w:type="dxa" w:w="9600"/>
+        <w:tblBorders>
+          <w:top w:val="single" w:color="1565C0" w:sz="12"/>
+          <w:left w:val="single" w:color="1565C0" w:sz="12"/>
+          <w:bottom w:val="single" w:color="1565C0" w:sz="12"/>
+          <w:right w:val="single" w:color="1565C0" w:sz="12"/>
+          <w:insideH w:val="none"/>
+          <w:insideV w:val="none"/>
+        </w:tblBorders>
+        <w:tblLayout w:type="fixed"/>
+      </w:tblPr>
+      <w:tblGrid>
+        <w:gridCol w:w="9600"/>
+      </w:tblGrid>
+      <w:tr>
+        <w:tc>
+          <w:tcPr>
+            <w:shd w:fill="E3F2FD" w:val="clear"/>
+            <w:tcMar>
+              <w:top w:type="dxa" w:w="140"/>
+              <w:left w:type="dxa" w:w="180"/>
+              <w:bottom w:type="dxa" w:w="140"/>
+              <w:right w:type="dxa" w:w="180"/>
+            </w:tcMar>
+          </w:tcPr>
+          <w:p>
+            <w:pPr>
+              <w:spacing w:after="90"/>
+            </w:pPr>
+            <w:r>
+              <w:rPr>
+                <w:b/>
+                <w:bCs/>
+                <w:i w:val="false"/>
+                <w:iCs w:val="false"/>
+                <w:color w:val="1565C0"/>
+                <w:sz w:val="25"/>
+                <w:szCs w:val="25"/>
+                <w:rFonts w:ascii="Times New Roman" w:cs="Times New Roman" w:eastAsia="Times New Roman" w:hAnsi="Times New Roman"/>
+              </w:rPr>
+              <w:t xml:space="preserve">Le savais-tu ?</w:t>
+            </w:r>
+          </w:p>
+          <w:p>
+            <w:pPr>
+              <w:spacing w:after="0" w:line="300"/>
+              <w:jc w:val="both"/>
+            </w:pPr>
+            <w:r>
+              <w:rPr>
+                <w:b w:val="false"/>
+                <w:bCs w:val="false"/>
+                <w:i w:val="false"/>
+                <w:iCs w:val="false"/>
+                <w:color w:val="000000"/>
+                <w:sz w:val="22"/>
+                <w:szCs w:val="22"/>
+                <w:rFonts w:ascii="Times New Roman" w:cs="Times New Roman" w:eastAsia="Times New Roman" w:hAnsi="Times New Roman"/>
+              </w:rPr>
+              <w:t xml:space="preserve">Les aloalo, ces poteaux sculptés qui ornent les tombeaux du Sud, racontent la vie du défunt en scènes superposées : zébus, pirogues, maisons, parfois... des taxis-brousse et des avions ! L’art funéraire malgache est si singulier que des aloalo sont exposés dans les grands musées du monde — la créativité d’un groupe devenue fierté de toute la nation.</w:t>
+            </w:r>
+          </w:p>
+        </w:tc>
+      </w:tr>
+    </w:tbl>
+    <w:p>
+      <w:pPr>
+        <w:spacing w:after="160"/>
+      </w:pPr>
     </w:p>
     <w:p>
       <w:pPr>
-        <w:spacing w:after="60" w:line="300"/>
+        <w:spacing w:after="80" w:line="300"/>
         <w:jc w:val="both"/>
       </w:pPr>
       <w:r>
         <w:rPr>
-          <w:b w:val="false"/>
-          <w:bCs w:val="false"/>
-          <w:i w:val="false"/>
-          <w:iCs w:val="false"/>
-          <w:color w:val="000000"/>
-          <w:sz w:val="24"/>
-          <w:szCs w:val="24"/>
-          <w:rFonts w:ascii="Times New Roman" w:cs="Times New Roman" w:eastAsia="Times New Roman" w:hAnsi="Times New Roman"/>
-        </w:rPr>
-        <w:t xml:space="preserve">1. Identifier le groupe de population de sa localité et son héritage culturel.</w:t>
+          <w:b/>
+          <w:bCs/>
+          <w:i w:val="false"/>
+          <w:iCs w:val="false"/>
+          <w:color w:val="2E7D32"/>
+          <w:sz w:val="26"/>
+          <w:szCs w:val="26"/>
+          <w:rFonts w:ascii="Times New Roman" w:cs="Times New Roman" w:eastAsia="Times New Roman" w:hAnsi="Times New Roman"/>
+        </w:rPr>
+        <w:t xml:space="preserve">Petit lexique</w:t>
       </w:r>
     </w:p>
+    <w:tbl>
+      <w:tblPr>
+        <w:tblW w:type="dxa" w:w="9600"/>
+        <w:tblBorders>
+          <w:top w:val="single" w:color="808080" w:sz="4"/>
+          <w:left w:val="single" w:color="808080" w:sz="4"/>
+          <w:bottom w:val="single" w:color="808080" w:sz="4"/>
+          <w:right w:val="single" w:color="808080" w:sz="4"/>
+          <w:insideH w:val="single" w:color="B0B0B0" w:sz="4"/>
+          <w:insideV w:val="single" w:color="B0B0B0" w:sz="4"/>
+        </w:tblBorders>
+        <w:tblLayout w:type="fixed"/>
+      </w:tblPr>
+      <w:tblGrid>
+        <w:gridCol w:w="2800"/>
+        <w:gridCol w:w="6800"/>
+      </w:tblGrid>
+      <w:tr>
+        <w:tc>
+          <w:tcPr>
+            <w:shd w:fill="E7E6E6" w:val="clear"/>
+            <w:tcMar>
+              <w:top w:type="dxa" w:w="80"/>
+              <w:left w:type="dxa" w:w="80"/>
+              <w:bottom w:type="dxa" w:w="80"/>
+              <w:right w:type="dxa" w:w="80"/>
+            </w:tcMar>
+          </w:tcPr>
+          <w:p>
+            <w:pPr>
+              <w:spacing w:after="40"/>
+              <w:jc w:val="left"/>
+            </w:pPr>
+            <w:r>
+              <w:rPr>
+                <w:b/>
+                <w:bCs/>
+                <w:i w:val="false"/>
+                <w:iCs w:val="false"/>
+                <w:color w:val="000000"/>
+                <w:sz w:val="20"/>
+                <w:szCs w:val="20"/>
+                <w:rFonts w:ascii="Times New Roman" w:cs="Times New Roman" w:eastAsia="Times New Roman" w:hAnsi="Times New Roman"/>
+              </w:rPr>
+              <w:t xml:space="preserve">Mot</w:t>
+            </w:r>
+          </w:p>
+        </w:tc>
+        <w:tc>
+          <w:tcPr>
+            <w:shd w:fill="E7E6E6" w:val="clear"/>
+            <w:tcMar>
+              <w:top w:type="dxa" w:w="80"/>
+              <w:left w:type="dxa" w:w="80"/>
+              <w:bottom w:type="dxa" w:w="80"/>
+              <w:right w:type="dxa" w:w="80"/>
+            </w:tcMar>
+          </w:tcPr>
+          <w:p>
+            <w:pPr>
+              <w:spacing w:after="40"/>
+              <w:jc w:val="left"/>
+            </w:pPr>
+            <w:r>
+              <w:rPr>
+                <w:b/>
+                <w:bCs/>
+                <w:i w:val="false"/>
+                <w:iCs w:val="false"/>
+                <w:color w:val="000000"/>
+                <w:sz w:val="20"/>
+                <w:szCs w:val="20"/>
+                <w:rFonts w:ascii="Times New Roman" w:cs="Times New Roman" w:eastAsia="Times New Roman" w:hAnsi="Times New Roman"/>
+              </w:rPr>
+              <w:t xml:space="preserve">Sens</w:t>
+            </w:r>
+          </w:p>
+        </w:tc>
+      </w:tr>
+      <w:tr>
+        <w:tc>
+          <w:tcPr>
+            <w:tcMar>
+              <w:top w:type="dxa" w:w="80"/>
+              <w:left w:type="dxa" w:w="80"/>
+              <w:bottom w:type="dxa" w:w="80"/>
+              <w:right w:type="dxa" w:w="80"/>
+            </w:tcMar>
+          </w:tcPr>
+          <w:p>
+            <w:pPr>
+              <w:spacing w:after="40"/>
+              <w:jc w:val="left"/>
+            </w:pPr>
+            <w:r>
+              <w:rPr>
+                <w:b/>
+                <w:bCs/>
+                <w:i w:val="false"/>
+                <w:iCs w:val="false"/>
+                <w:color w:val="000000"/>
+                <w:sz w:val="20"/>
+                <w:szCs w:val="20"/>
+                <w:rFonts w:ascii="Times New Roman" w:cs="Times New Roman" w:eastAsia="Times New Roman" w:hAnsi="Times New Roman"/>
+              </w:rPr>
+              <w:t xml:space="preserve">Culture matérielle</w:t>
+            </w:r>
+          </w:p>
+        </w:tc>
+        <w:tc>
+          <w:tcPr>
+            <w:tcMar>
+              <w:top w:type="dxa" w:w="80"/>
+              <w:left w:type="dxa" w:w="80"/>
+              <w:bottom w:type="dxa" w:w="80"/>
+              <w:right w:type="dxa" w:w="80"/>
+            </w:tcMar>
+          </w:tcPr>
+          <w:p>
+            <w:pPr>
+              <w:spacing w:after="40"/>
+              <w:jc w:val="left"/>
+            </w:pPr>
+            <w:r>
+              <w:rPr>
+                <w:b w:val="false"/>
+                <w:bCs w:val="false"/>
+                <w:i w:val="false"/>
+                <w:iCs w:val="false"/>
+                <w:color w:val="000000"/>
+                <w:sz w:val="20"/>
+                <w:szCs w:val="20"/>
+                <w:rFonts w:ascii="Times New Roman" w:cs="Times New Roman" w:eastAsia="Times New Roman" w:hAnsi="Times New Roman"/>
+              </w:rPr>
+              <w:t xml:space="preserve">objets, habitat et techniques du quotidien d’un groupe</w:t>
+            </w:r>
+          </w:p>
+        </w:tc>
+      </w:tr>
+      <w:tr>
+        <w:tc>
+          <w:tcPr>
+            <w:tcMar>
+              <w:top w:type="dxa" w:w="80"/>
+              <w:left w:type="dxa" w:w="80"/>
+              <w:bottom w:type="dxa" w:w="80"/>
+              <w:right w:type="dxa" w:w="80"/>
+            </w:tcMar>
+          </w:tcPr>
+          <w:p>
+            <w:pPr>
+              <w:spacing w:after="40"/>
+              <w:jc w:val="left"/>
+            </w:pPr>
+            <w:r>
+              <w:rPr>
+                <w:b/>
+                <w:bCs/>
+                <w:i w:val="false"/>
+                <w:iCs w:val="false"/>
+                <w:color w:val="000000"/>
+                <w:sz w:val="20"/>
+                <w:szCs w:val="20"/>
+                <w:rFonts w:ascii="Times New Roman" w:cs="Times New Roman" w:eastAsia="Times New Roman" w:hAnsi="Times New Roman"/>
+              </w:rPr>
+              <w:t xml:space="preserve">Aloalo</w:t>
+            </w:r>
+          </w:p>
+        </w:tc>
+        <w:tc>
+          <w:tcPr>
+            <w:tcMar>
+              <w:top w:type="dxa" w:w="80"/>
+              <w:left w:type="dxa" w:w="80"/>
+              <w:bottom w:type="dxa" w:w="80"/>
+              <w:right w:type="dxa" w:w="80"/>
+            </w:tcMar>
+          </w:tcPr>
+          <w:p>
+            <w:pPr>
+              <w:spacing w:after="40"/>
+              <w:jc w:val="left"/>
+            </w:pPr>
+            <w:r>
+              <w:rPr>
+                <w:b w:val="false"/>
+                <w:bCs w:val="false"/>
+                <w:i w:val="false"/>
+                <w:iCs w:val="false"/>
+                <w:color w:val="000000"/>
+                <w:sz w:val="20"/>
+                <w:szCs w:val="20"/>
+                <w:rFonts w:ascii="Times New Roman" w:cs="Times New Roman" w:eastAsia="Times New Roman" w:hAnsi="Times New Roman"/>
+              </w:rPr>
+              <w:t xml:space="preserve">poteau funéraire sculpté des tombeaux du Sud</w:t>
+            </w:r>
+          </w:p>
+        </w:tc>
+      </w:tr>
+      <w:tr>
+        <w:tc>
+          <w:tcPr>
+            <w:tcMar>
+              <w:top w:type="dxa" w:w="80"/>
+              <w:left w:type="dxa" w:w="80"/>
+              <w:bottom w:type="dxa" w:w="80"/>
+              <w:right w:type="dxa" w:w="80"/>
+            </w:tcMar>
+          </w:tcPr>
+          <w:p>
+            <w:pPr>
+              <w:spacing w:after="40"/>
+              <w:jc w:val="left"/>
+            </w:pPr>
+            <w:r>
+              <w:rPr>
+                <w:b/>
+                <w:bCs/>
+                <w:i w:val="false"/>
+                <w:iCs w:val="false"/>
+                <w:color w:val="000000"/>
+                <w:sz w:val="20"/>
+                <w:szCs w:val="20"/>
+                <w:rFonts w:ascii="Times New Roman" w:cs="Times New Roman" w:eastAsia="Times New Roman" w:hAnsi="Times New Roman"/>
+              </w:rPr>
+              <w:t xml:space="preserve">Identité culturelle</w:t>
+            </w:r>
+          </w:p>
+        </w:tc>
+        <w:tc>
+          <w:tcPr>
+            <w:tcMar>
+              <w:top w:type="dxa" w:w="80"/>
+              <w:left w:type="dxa" w:w="80"/>
+              <w:bottom w:type="dxa" w:w="80"/>
+              <w:right w:type="dxa" w:w="80"/>
+            </w:tcMar>
+          </w:tcPr>
+          <w:p>
+            <w:pPr>
+              <w:spacing w:after="40"/>
+              <w:jc w:val="left"/>
+            </w:pPr>
+            <w:r>
+              <w:rPr>
+                <w:b w:val="false"/>
+                <w:bCs w:val="false"/>
+                <w:i w:val="false"/>
+                <w:iCs w:val="false"/>
+                <w:color w:val="000000"/>
+                <w:sz w:val="20"/>
+                <w:szCs w:val="20"/>
+                <w:rFonts w:ascii="Times New Roman" w:cs="Times New Roman" w:eastAsia="Times New Roman" w:hAnsi="Times New Roman"/>
+              </w:rPr>
+              <w:t xml:space="preserve">ensemble des caractères uniques d’un peuple</w:t>
+            </w:r>
+          </w:p>
+        </w:tc>
+      </w:tr>
+      <w:tr>
+        <w:tc>
+          <w:tcPr>
+            <w:tcMar>
+              <w:top w:type="dxa" w:w="80"/>
+              <w:left w:type="dxa" w:w="80"/>
+              <w:bottom w:type="dxa" w:w="80"/>
+              <w:right w:type="dxa" w:w="80"/>
+            </w:tcMar>
+          </w:tcPr>
+          <w:p>
+            <w:pPr>
+              <w:spacing w:after="40"/>
+              <w:jc w:val="left"/>
+            </w:pPr>
+            <w:r>
+              <w:rPr>
+                <w:b/>
+                <w:bCs/>
+                <w:i w:val="false"/>
+                <w:iCs w:val="false"/>
+                <w:color w:val="000000"/>
+                <w:sz w:val="20"/>
+                <w:szCs w:val="20"/>
+                <w:rFonts w:ascii="Times New Roman" w:cs="Times New Roman" w:eastAsia="Times New Roman" w:hAnsi="Times New Roman"/>
+              </w:rPr>
+              <w:t xml:space="preserve">Patrimoine identitaire</w:t>
+            </w:r>
+          </w:p>
+        </w:tc>
+        <w:tc>
+          <w:tcPr>
+            <w:tcMar>
+              <w:top w:type="dxa" w:w="80"/>
+              <w:left w:type="dxa" w:w="80"/>
+              <w:bottom w:type="dxa" w:w="80"/>
+              <w:right w:type="dxa" w:w="80"/>
+            </w:tcMar>
+          </w:tcPr>
+          <w:p>
+            <w:pPr>
+              <w:spacing w:after="40"/>
+              <w:jc w:val="left"/>
+            </w:pPr>
+            <w:r>
+              <w:rPr>
+                <w:b w:val="false"/>
+                <w:bCs w:val="false"/>
+                <w:i w:val="false"/>
+                <w:iCs w:val="false"/>
+                <w:color w:val="000000"/>
+                <w:sz w:val="20"/>
+                <w:szCs w:val="20"/>
+                <w:rFonts w:ascii="Times New Roman" w:cs="Times New Roman" w:eastAsia="Times New Roman" w:hAnsi="Times New Roman"/>
+              </w:rPr>
+              <w:t xml:space="preserve">héritage commun à connaître, respecter, transmettre</w:t>
+            </w:r>
+          </w:p>
+        </w:tc>
+      </w:tr>
+    </w:tbl>
     <w:p>
       <w:pPr>
-        <w:spacing w:after="60" w:line="300"/>
-        <w:jc w:val="both"/>
+        <w:spacing w:after="120"/>
       </w:pPr>
-      <w:r>
-        <w:rPr>
-          <w:b w:val="false"/>
-          <w:bCs w:val="false"/>
-          <w:i w:val="false"/>
-          <w:iCs w:val="false"/>
-          <w:color w:val="000000"/>
-          <w:sz w:val="24"/>
-          <w:szCs w:val="24"/>
-          <w:rFonts w:ascii="Times New Roman" w:cs="Times New Roman" w:eastAsia="Times New Roman" w:hAnsi="Times New Roman"/>
-        </w:rPr>
-        <w:t xml:space="preserve">2. Décrire sa culture matérielle et ses coutumes (enquête, visite, témoins).</w:t>
-      </w:r>
-    </w:p>
-    <w:p>
-      <w:pPr>
-        <w:spacing w:after="60" w:line="300"/>
-        <w:jc w:val="both"/>
-      </w:pPr>
-      <w:r>
-        <w:rPr>
-          <w:b w:val="false"/>
-          <w:bCs w:val="false"/>
-          <w:i w:val="false"/>
-          <w:iCs w:val="false"/>
-          <w:color w:val="000000"/>
-          <w:sz w:val="24"/>
-          <w:szCs w:val="24"/>
-          <w:rFonts w:ascii="Times New Roman" w:cs="Times New Roman" w:eastAsia="Times New Roman" w:hAnsi="Times New Roman"/>
-        </w:rPr>
-        <w:t xml:space="preserve">3. Relier ses traits aux caractères communs malgaches, puis les présenter pour les revaloriser.</w:t>
-      </w:r>
-    </w:p>
-    <w:p>
-      <w:pPr>
-        <w:spacing w:after="110" w:line="300"/>
-        <w:jc w:val="both"/>
-      </w:pPr>
-      <w:r>
-        <w:rPr>
-          <w:b/>
-          <w:bCs/>
-          <w:i w:val="false"/>
-          <w:iCs w:val="false"/>
-          <w:color w:val="1F4E79"/>
-          <w:sz w:val="24"/>
-          <w:szCs w:val="24"/>
-          <w:rFonts w:ascii="Times New Roman" w:cs="Times New Roman" w:eastAsia="Times New Roman" w:hAnsi="Times New Roman"/>
-        </w:rPr>
-        <w:t xml:space="preserve">Exemple — </w:t>
-      </w:r>
-      <w:r>
-        <w:rPr>
-          <w:b w:val="false"/>
-          <w:bCs w:val="false"/>
-          <w:i w:val="false"/>
-          <w:iCs w:val="false"/>
-          <w:color w:val="000000"/>
-          <w:sz w:val="24"/>
-          <w:szCs w:val="24"/>
-          <w:rFonts w:ascii="Times New Roman" w:cs="Times New Roman" w:eastAsia="Times New Roman" w:hAnsi="Times New Roman"/>
-        </w:rPr>
-        <w:t xml:space="preserve">Exposé modèle : « Chez les Betsileo : terrasses rizicoles (culture matérielle), chants et sculpture du bois (héritage), coutumes funéraires propres — et partout la langue, les razana et le fihavanana qui nous relient à toute l’île. »</w:t>
-      </w:r>
-    </w:p>
-    <w:p>
-      <w:pPr>
-        <w:spacing w:after="110" w:line="300"/>
-        <w:jc w:val="both"/>
-      </w:pPr>
-      <w:r>
-        <w:rPr>
-          <w:b/>
-          <w:bCs/>
-          <w:i w:val="false"/>
-          <w:iCs w:val="false"/>
-          <w:color w:val="B25000"/>
-          <w:sz w:val="24"/>
-          <w:szCs w:val="24"/>
-          <w:rFonts w:ascii="Times New Roman" w:cs="Times New Roman" w:eastAsia="Times New Roman" w:hAnsi="Times New Roman"/>
-        </w:rPr>
-        <w:t xml:space="preserve">Erreur à éviter — </w:t>
-      </w:r>
-      <w:r>
-        <w:rPr>
-          <w:b w:val="false"/>
-          <w:bCs w:val="false"/>
-          <w:i w:val="false"/>
-          <w:iCs w:val="false"/>
-          <w:color w:val="000000"/>
-          <w:sz w:val="24"/>
-          <w:szCs w:val="24"/>
-          <w:rFonts w:ascii="Times New Roman" w:cs="Times New Roman" w:eastAsia="Times New Roman" w:hAnsi="Times New Roman"/>
-        </w:rPr>
-        <w:t xml:space="preserve">Classer les groupes de population en « ethnies » rivales : le brassage historique les a tous mêlés, et le prochain cours montrera qu’à Madagascar, il n’y a ni ethnie ni tribu — seulement des groupes d’un même peuple.</w:t>
-      </w:r>
-    </w:p>
-    <w:p>
-      <w:pPr>
-        <w:shd w:fill="E3F2FD" w:val="clear"/>
-        <w:spacing w:after="110" w:line="300"/>
-        <w:jc w:val="both"/>
-      </w:pPr>
-      <w:r>
-        <w:rPr>
-          <w:b/>
-          <w:bCs/>
-          <w:i w:val="false"/>
-          <w:iCs w:val="false"/>
-          <w:color w:val="1565C0"/>
-          <w:sz w:val="24"/>
-          <w:szCs w:val="24"/>
-          <w:rFonts w:ascii="Times New Roman" w:cs="Times New Roman" w:eastAsia="Times New Roman" w:hAnsi="Times New Roman"/>
-        </w:rPr>
-        <w:t xml:space="preserve">Le savais-tu ? </w:t>
-      </w:r>
-      <w:r>
-        <w:rPr>
-          <w:b w:val="false"/>
-          <w:bCs w:val="false"/>
-          <w:i w:val="false"/>
-          <w:iCs w:val="false"/>
-          <w:color w:val="000000"/>
-          <w:sz w:val="24"/>
-          <w:szCs w:val="24"/>
-          <w:rFonts w:ascii="Times New Roman" w:cs="Times New Roman" w:eastAsia="Times New Roman" w:hAnsi="Times New Roman"/>
-        </w:rPr>
-        <w:t xml:space="preserve">Les aloalo, ces poteaux sculptés qui ornent les tombeaux du Sud, racontent la vie du défunt en scènes superposées : zébus, pirogues, maisons, parfois... des taxis-brousse et des avions ! L’art funéraire malgache est si singulier que des aloalo sont exposés dans les grands musées du monde — la créativité d’un groupe devenue fierté de toute la nation.</w:t>
-      </w:r>
     </w:p>
     <w:p>
       <w:pPr>
